--- a/Historias de Usuario.docx
+++ b/Historias de Usuario.docx
@@ -113,14 +113,16 @@
               </w:rPr>
               <w:t xml:space="preserve"> </w:t>
             </w:r>
-            <w:r>
-              <w:rPr>
-                <w:rFonts w:ascii="Times New Roman" w:eastAsia="Times New Roman" w:hAnsi="Times New Roman" w:cs="Times New Roman"/>
-                <w:sz w:val="24"/>
-                <w:szCs w:val="24"/>
-              </w:rPr>
-              <w:t>1</w:t>
-            </w:r>
+            <w:proofErr w:type="spellStart"/>
+            <w:r>
+              <w:rPr>
+                <w:rFonts w:ascii="Times New Roman" w:eastAsia="Times New Roman" w:hAnsi="Times New Roman" w:cs="Times New Roman"/>
+                <w:sz w:val="24"/>
+                <w:szCs w:val="24"/>
+              </w:rPr>
+              <w:t>xd</w:t>
+            </w:r>
+            <w:proofErr w:type="spellEnd"/>
           </w:p>
         </w:tc>
       </w:tr>

--- a/Historias de Usuario.docx
+++ b/Historias de Usuario.docx
@@ -113,16 +113,14 @@
               </w:rPr>
               <w:t xml:space="preserve"> </w:t>
             </w:r>
-            <w:proofErr w:type="spellStart"/>
-            <w:r>
-              <w:rPr>
-                <w:rFonts w:ascii="Times New Roman" w:eastAsia="Times New Roman" w:hAnsi="Times New Roman" w:cs="Times New Roman"/>
-                <w:sz w:val="24"/>
-                <w:szCs w:val="24"/>
-              </w:rPr>
-              <w:t>xd</w:t>
-            </w:r>
-            <w:proofErr w:type="spellEnd"/>
+            <w:r>
+              <w:rPr>
+                <w:rFonts w:ascii="Times New Roman" w:eastAsia="Times New Roman" w:hAnsi="Times New Roman" w:cs="Times New Roman"/>
+                <w:sz w:val="24"/>
+                <w:szCs w:val="24"/>
+              </w:rPr>
+              <w:t>1</w:t>
+            </w:r>
           </w:p>
         </w:tc>
       </w:tr>
@@ -423,23 +421,13 @@
                 <w:szCs w:val="24"/>
               </w:rPr>
             </w:pPr>
-            <w:proofErr w:type="spellStart"/>
-            <w:r>
-              <w:rPr>
-                <w:rFonts w:ascii="Times New Roman" w:eastAsia="Times New Roman" w:hAnsi="Times New Roman" w:cs="Times New Roman"/>
-                <w:sz w:val="24"/>
-                <w:szCs w:val="24"/>
-              </w:rPr>
-              <w:t>loguear</w:t>
-            </w:r>
-            <w:proofErr w:type="spellEnd"/>
-            <w:r>
-              <w:rPr>
-                <w:rFonts w:ascii="Times New Roman" w:eastAsia="Times New Roman" w:hAnsi="Times New Roman" w:cs="Times New Roman"/>
-                <w:sz w:val="24"/>
-                <w:szCs w:val="24"/>
-              </w:rPr>
-              <w:t xml:space="preserve"> e iniciar sesión con mi cuenta de usuario.</w:t>
+            <w:r>
+              <w:rPr>
+                <w:rFonts w:ascii="Times New Roman" w:eastAsia="Times New Roman" w:hAnsi="Times New Roman" w:cs="Times New Roman"/>
+                <w:sz w:val="24"/>
+                <w:szCs w:val="24"/>
+              </w:rPr>
+              <w:t>loguear e iniciar sesión con mi cuenta de usuario.</w:t>
             </w:r>
           </w:p>
           <w:p>
@@ -1460,23 +1448,13 @@
                 <w:szCs w:val="24"/>
               </w:rPr>
             </w:pPr>
-            <w:proofErr w:type="spellStart"/>
-            <w:r>
-              <w:rPr>
-                <w:rFonts w:ascii="Times New Roman" w:eastAsia="Times New Roman" w:hAnsi="Times New Roman" w:cs="Times New Roman"/>
-                <w:sz w:val="24"/>
-                <w:szCs w:val="24"/>
-              </w:rPr>
-              <w:t>loguear</w:t>
-            </w:r>
-            <w:proofErr w:type="spellEnd"/>
-            <w:r>
-              <w:rPr>
-                <w:rFonts w:ascii="Times New Roman" w:eastAsia="Times New Roman" w:hAnsi="Times New Roman" w:cs="Times New Roman"/>
-                <w:sz w:val="24"/>
-                <w:szCs w:val="24"/>
-              </w:rPr>
-              <w:t xml:space="preserve"> e iniciar sesión con mi cuenta de usuario.</w:t>
+            <w:r>
+              <w:rPr>
+                <w:rFonts w:ascii="Times New Roman" w:eastAsia="Times New Roman" w:hAnsi="Times New Roman" w:cs="Times New Roman"/>
+                <w:sz w:val="24"/>
+                <w:szCs w:val="24"/>
+              </w:rPr>
+              <w:t>loguear e iniciar sesión con mi cuenta de usuario.</w:t>
             </w:r>
           </w:p>
         </w:tc>
@@ -4070,18 +4048,8 @@
                 <w:sz w:val="24"/>
                 <w:szCs w:val="24"/>
               </w:rPr>
-              <w:t xml:space="preserve">2 </w:t>
-            </w:r>
-            <w:proofErr w:type="spellStart"/>
-            <w:r>
-              <w:rPr>
-                <w:rFonts w:ascii="Times New Roman" w:eastAsia="Times New Roman" w:hAnsi="Times New Roman" w:cs="Times New Roman"/>
-                <w:sz w:val="24"/>
-                <w:szCs w:val="24"/>
-              </w:rPr>
-              <w:t>Dias</w:t>
-            </w:r>
-            <w:proofErr w:type="spellEnd"/>
+              <w:t>2 Dias</w:t>
+            </w:r>
           </w:p>
         </w:tc>
       </w:tr>
@@ -5172,25 +5140,7 @@
                 <w:sz w:val="24"/>
                 <w:szCs w:val="24"/>
               </w:rPr>
-              <w:t xml:space="preserve">Modificar hora, </w:t>
-            </w:r>
-            <w:proofErr w:type="spellStart"/>
-            <w:r>
-              <w:rPr>
-                <w:rFonts w:ascii="Times New Roman" w:eastAsia="Times New Roman" w:hAnsi="Times New Roman" w:cs="Times New Roman"/>
-                <w:sz w:val="24"/>
-                <w:szCs w:val="24"/>
-              </w:rPr>
-              <w:t>dia</w:t>
-            </w:r>
-            <w:proofErr w:type="spellEnd"/>
-            <w:r>
-              <w:rPr>
-                <w:rFonts w:ascii="Times New Roman" w:eastAsia="Times New Roman" w:hAnsi="Times New Roman" w:cs="Times New Roman"/>
-                <w:sz w:val="24"/>
-                <w:szCs w:val="24"/>
-              </w:rPr>
-              <w:t xml:space="preserve">, mesa y platos </w:t>
+              <w:t xml:space="preserve">Modificar hora, dia, mesa y platos </w:t>
             </w:r>
           </w:p>
           <w:p>
@@ -5435,18 +5385,8 @@
                 <w:sz w:val="24"/>
                 <w:szCs w:val="24"/>
               </w:rPr>
-              <w:t xml:space="preserve">12 </w:t>
-            </w:r>
-            <w:proofErr w:type="gramStart"/>
-            <w:r>
-              <w:rPr>
-                <w:rFonts w:ascii="Times New Roman" w:eastAsia="Times New Roman" w:hAnsi="Times New Roman" w:cs="Times New Roman"/>
-                <w:sz w:val="24"/>
-                <w:szCs w:val="24"/>
-              </w:rPr>
-              <w:t>Horas</w:t>
-            </w:r>
-            <w:proofErr w:type="gramEnd"/>
+              <w:t>12 Horas</w:t>
+            </w:r>
           </w:p>
         </w:tc>
       </w:tr>
@@ -6629,18 +6569,8 @@
                 <w:sz w:val="24"/>
                 <w:szCs w:val="24"/>
               </w:rPr>
-              <w:t xml:space="preserve">5 </w:t>
-            </w:r>
-            <w:proofErr w:type="gramStart"/>
-            <w:r>
-              <w:rPr>
-                <w:rFonts w:ascii="Times New Roman" w:eastAsia="Times New Roman" w:hAnsi="Times New Roman" w:cs="Times New Roman"/>
-                <w:sz w:val="24"/>
-                <w:szCs w:val="24"/>
-              </w:rPr>
-              <w:t>Horas</w:t>
-            </w:r>
-            <w:proofErr w:type="gramEnd"/>
+              <w:t>5 Horas</w:t>
+            </w:r>
           </w:p>
         </w:tc>
       </w:tr>
@@ -7356,25 +7286,7 @@
                 <w:sz w:val="24"/>
                 <w:szCs w:val="24"/>
               </w:rPr>
-              <w:t xml:space="preserve">Notificación </w:t>
-            </w:r>
-            <w:proofErr w:type="spellStart"/>
-            <w:r>
-              <w:rPr>
-                <w:rFonts w:ascii="Times New Roman" w:eastAsia="Times New Roman" w:hAnsi="Times New Roman" w:cs="Times New Roman"/>
-                <w:sz w:val="24"/>
-                <w:szCs w:val="24"/>
-              </w:rPr>
-              <w:t>push</w:t>
-            </w:r>
-            <w:proofErr w:type="spellEnd"/>
-            <w:r>
-              <w:rPr>
-                <w:rFonts w:ascii="Times New Roman" w:eastAsia="Times New Roman" w:hAnsi="Times New Roman" w:cs="Times New Roman"/>
-                <w:sz w:val="24"/>
-                <w:szCs w:val="24"/>
-              </w:rPr>
-              <w:t xml:space="preserve"> y por correo</w:t>
+              <w:t>Notificación push y por correo</w:t>
             </w:r>
           </w:p>
         </w:tc>
@@ -7597,18 +7509,8 @@
                 <w:sz w:val="24"/>
                 <w:szCs w:val="24"/>
               </w:rPr>
-              <w:t xml:space="preserve">2 </w:t>
-            </w:r>
-            <w:proofErr w:type="spellStart"/>
-            <w:r>
-              <w:rPr>
-                <w:rFonts w:ascii="Times New Roman" w:eastAsia="Times New Roman" w:hAnsi="Times New Roman" w:cs="Times New Roman"/>
-                <w:sz w:val="24"/>
-                <w:szCs w:val="24"/>
-              </w:rPr>
-              <w:t>Dias</w:t>
-            </w:r>
-            <w:proofErr w:type="spellEnd"/>
+              <w:t>2 Dias</w:t>
+            </w:r>
           </w:p>
         </w:tc>
       </w:tr>
@@ -8761,18 +8663,8 @@
                 <w:sz w:val="24"/>
                 <w:szCs w:val="24"/>
               </w:rPr>
-              <w:t xml:space="preserve">5 </w:t>
-            </w:r>
-            <w:proofErr w:type="spellStart"/>
-            <w:r>
-              <w:rPr>
-                <w:rFonts w:ascii="Times New Roman" w:eastAsia="Times New Roman" w:hAnsi="Times New Roman" w:cs="Times New Roman"/>
-                <w:sz w:val="24"/>
-                <w:szCs w:val="24"/>
-              </w:rPr>
-              <w:t>Dias</w:t>
-            </w:r>
-            <w:proofErr w:type="spellEnd"/>
+              <w:t>5 Dias</w:t>
+            </w:r>
           </w:p>
         </w:tc>
       </w:tr>
@@ -9887,18 +9779,8 @@
                 <w:sz w:val="24"/>
                 <w:szCs w:val="24"/>
               </w:rPr>
-              <w:t xml:space="preserve">2 </w:t>
-            </w:r>
-            <w:proofErr w:type="spellStart"/>
-            <w:r>
-              <w:rPr>
-                <w:rFonts w:ascii="Times New Roman" w:eastAsia="Times New Roman" w:hAnsi="Times New Roman" w:cs="Times New Roman"/>
-                <w:sz w:val="24"/>
-                <w:szCs w:val="24"/>
-              </w:rPr>
-              <w:t>Dias</w:t>
-            </w:r>
-            <w:proofErr w:type="spellEnd"/>
+              <w:t>2 Dias</w:t>
+            </w:r>
           </w:p>
         </w:tc>
       </w:tr>
@@ -10848,18 +10730,8 @@
                 <w:sz w:val="24"/>
                 <w:szCs w:val="24"/>
               </w:rPr>
-              <w:t xml:space="preserve">10 </w:t>
-            </w:r>
-            <w:proofErr w:type="gramStart"/>
-            <w:r>
-              <w:rPr>
-                <w:rFonts w:ascii="Times New Roman" w:eastAsia="Times New Roman" w:hAnsi="Times New Roman" w:cs="Times New Roman"/>
-                <w:sz w:val="24"/>
-                <w:szCs w:val="24"/>
-              </w:rPr>
-              <w:t>Horas</w:t>
-            </w:r>
-            <w:proofErr w:type="gramEnd"/>
+              <w:t>10 Horas</w:t>
+            </w:r>
           </w:p>
         </w:tc>
       </w:tr>
@@ -12061,18 +11933,8 @@
                 <w:sz w:val="24"/>
                 <w:szCs w:val="24"/>
               </w:rPr>
-              <w:t xml:space="preserve">15 </w:t>
-            </w:r>
-            <w:proofErr w:type="gramStart"/>
-            <w:r>
-              <w:rPr>
-                <w:rFonts w:ascii="Times New Roman" w:eastAsia="Times New Roman" w:hAnsi="Times New Roman" w:cs="Times New Roman"/>
-                <w:sz w:val="24"/>
-                <w:szCs w:val="24"/>
-              </w:rPr>
-              <w:t>Horas</w:t>
-            </w:r>
-            <w:proofErr w:type="gramEnd"/>
+              <w:t>15 Horas</w:t>
+            </w:r>
           </w:p>
         </w:tc>
       </w:tr>
@@ -15100,23 +14962,13 @@
                 <w:szCs w:val="24"/>
               </w:rPr>
             </w:pPr>
-            <w:proofErr w:type="spellStart"/>
-            <w:r>
-              <w:rPr>
-                <w:rFonts w:ascii="Times New Roman" w:eastAsia="Times New Roman" w:hAnsi="Times New Roman" w:cs="Times New Roman"/>
-                <w:sz w:val="24"/>
-                <w:szCs w:val="24"/>
-              </w:rPr>
-              <w:t>si</w:t>
-            </w:r>
-            <w:proofErr w:type="spellEnd"/>
-            <w:r>
-              <w:rPr>
-                <w:rFonts w:ascii="Times New Roman" w:eastAsia="Times New Roman" w:hAnsi="Times New Roman" w:cs="Times New Roman"/>
-                <w:sz w:val="24"/>
-                <w:szCs w:val="24"/>
-              </w:rPr>
-              <w:t xml:space="preserve"> son correctos ingresar al sistema como administrador (restaurante).</w:t>
+            <w:r>
+              <w:rPr>
+                <w:rFonts w:ascii="Times New Roman" w:eastAsia="Times New Roman" w:hAnsi="Times New Roman" w:cs="Times New Roman"/>
+                <w:sz w:val="24"/>
+                <w:szCs w:val="24"/>
+              </w:rPr>
+              <w:t>si son correctos ingresar al sistema como administrador (restaurante).</w:t>
             </w:r>
           </w:p>
           <w:p>
@@ -16935,25 +16787,7 @@
                 <w:sz w:val="24"/>
                 <w:szCs w:val="24"/>
               </w:rPr>
-              <w:t xml:space="preserve">El sistema muestra en forma de lista las reservas hechas para el </w:t>
-            </w:r>
-            <w:proofErr w:type="spellStart"/>
-            <w:r>
-              <w:rPr>
-                <w:rFonts w:ascii="Times New Roman" w:eastAsia="Times New Roman" w:hAnsi="Times New Roman" w:cs="Times New Roman"/>
-                <w:sz w:val="24"/>
-                <w:szCs w:val="24"/>
-              </w:rPr>
-              <w:t>dia</w:t>
-            </w:r>
-            <w:proofErr w:type="spellEnd"/>
-            <w:r>
-              <w:rPr>
-                <w:rFonts w:ascii="Times New Roman" w:eastAsia="Times New Roman" w:hAnsi="Times New Roman" w:cs="Times New Roman"/>
-                <w:sz w:val="24"/>
-                <w:szCs w:val="24"/>
-              </w:rPr>
-              <w:t xml:space="preserve"> actual.</w:t>
+              <w:t>El sistema muestra en forma de lista las reservas hechas para el dia actual.</w:t>
             </w:r>
           </w:p>
           <w:p>
@@ -16975,27 +16809,7 @@
                 <w:sz w:val="24"/>
                 <w:szCs w:val="24"/>
               </w:rPr>
-              <w:t xml:space="preserve">Para cada reserva se muestra información completa de esta misma </w:t>
-            </w:r>
-            <w:proofErr w:type="spellStart"/>
-            <w:proofErr w:type="gramStart"/>
-            <w:r>
-              <w:rPr>
-                <w:rFonts w:ascii="Times New Roman" w:eastAsia="Times New Roman" w:hAnsi="Times New Roman" w:cs="Times New Roman"/>
-                <w:sz w:val="24"/>
-                <w:szCs w:val="24"/>
-              </w:rPr>
-              <w:t>como:nombre</w:t>
-            </w:r>
-            <w:proofErr w:type="spellEnd"/>
-            <w:proofErr w:type="gramEnd"/>
-            <w:r>
-              <w:rPr>
-                <w:rFonts w:ascii="Times New Roman" w:eastAsia="Times New Roman" w:hAnsi="Times New Roman" w:cs="Times New Roman"/>
-                <w:sz w:val="24"/>
-                <w:szCs w:val="24"/>
-              </w:rPr>
-              <w:t xml:space="preserve"> del cliente, cantidad de personas, número de mesa, platillos, hora y fecha.</w:t>
+              <w:t>Para cada reserva se muestra información completa de esta misma como:nombre del cliente, cantidad de personas, número de mesa, platillos, hora y fecha.</w:t>
             </w:r>
           </w:p>
         </w:tc>
@@ -21133,25 +20947,7 @@
                 <w:sz w:val="24"/>
                 <w:szCs w:val="24"/>
               </w:rPr>
-              <w:t xml:space="preserve">filtrar los platillos por </w:t>
-            </w:r>
-            <w:proofErr w:type="spellStart"/>
-            <w:r>
-              <w:rPr>
-                <w:rFonts w:ascii="Times New Roman" w:eastAsia="Times New Roman" w:hAnsi="Times New Roman" w:cs="Times New Roman"/>
-                <w:sz w:val="24"/>
-                <w:szCs w:val="24"/>
-              </w:rPr>
-              <w:t>categoria</w:t>
-            </w:r>
-            <w:proofErr w:type="spellEnd"/>
-            <w:r>
-              <w:rPr>
-                <w:rFonts w:ascii="Times New Roman" w:eastAsia="Times New Roman" w:hAnsi="Times New Roman" w:cs="Times New Roman"/>
-                <w:sz w:val="24"/>
-                <w:szCs w:val="24"/>
-              </w:rPr>
-              <w:t xml:space="preserve"> </w:t>
+              <w:t xml:space="preserve">filtrar los platillos por categoria </w:t>
             </w:r>
           </w:p>
         </w:tc>
@@ -21228,25 +21024,7 @@
                 <w:sz w:val="24"/>
                 <w:szCs w:val="24"/>
               </w:rPr>
-              <w:t xml:space="preserve">hacer una búsqueda </w:t>
-            </w:r>
-            <w:proofErr w:type="gramStart"/>
-            <w:r>
-              <w:rPr>
-                <w:rFonts w:ascii="Times New Roman" w:eastAsia="Times New Roman" w:hAnsi="Times New Roman" w:cs="Times New Roman"/>
-                <w:sz w:val="24"/>
-                <w:szCs w:val="24"/>
-              </w:rPr>
-              <w:t>de acuerdo a</w:t>
-            </w:r>
-            <w:proofErr w:type="gramEnd"/>
-            <w:r>
-              <w:rPr>
-                <w:rFonts w:ascii="Times New Roman" w:eastAsia="Times New Roman" w:hAnsi="Times New Roman" w:cs="Times New Roman"/>
-                <w:sz w:val="24"/>
-                <w:szCs w:val="24"/>
-              </w:rPr>
-              <w:t xml:space="preserve"> mis necesidades </w:t>
+              <w:t xml:space="preserve">hacer una búsqueda de acuerdo a mis necesidades </w:t>
             </w:r>
           </w:p>
           <w:p>
@@ -22178,43 +21956,7 @@
                 <w:sz w:val="24"/>
                 <w:szCs w:val="24"/>
               </w:rPr>
-              <w:t xml:space="preserve">Dentro de la sección se muestran las reservas que </w:t>
-            </w:r>
-            <w:proofErr w:type="spellStart"/>
-            <w:r>
-              <w:rPr>
-                <w:rFonts w:ascii="Times New Roman" w:eastAsia="Times New Roman" w:hAnsi="Times New Roman" w:cs="Times New Roman"/>
-                <w:sz w:val="24"/>
-                <w:szCs w:val="24"/>
-              </w:rPr>
-              <w:t>estan</w:t>
-            </w:r>
-            <w:proofErr w:type="spellEnd"/>
-            <w:r>
-              <w:rPr>
-                <w:rFonts w:ascii="Times New Roman" w:eastAsia="Times New Roman" w:hAnsi="Times New Roman" w:cs="Times New Roman"/>
-                <w:sz w:val="24"/>
-                <w:szCs w:val="24"/>
-              </w:rPr>
-              <w:t xml:space="preserve"> </w:t>
-            </w:r>
-            <w:proofErr w:type="spellStart"/>
-            <w:r>
-              <w:rPr>
-                <w:rFonts w:ascii="Times New Roman" w:eastAsia="Times New Roman" w:hAnsi="Times New Roman" w:cs="Times New Roman"/>
-                <w:sz w:val="24"/>
-                <w:szCs w:val="24"/>
-              </w:rPr>
-              <w:t>proximas</w:t>
-            </w:r>
-            <w:proofErr w:type="spellEnd"/>
-            <w:r>
-              <w:rPr>
-                <w:rFonts w:ascii="Times New Roman" w:eastAsia="Times New Roman" w:hAnsi="Times New Roman" w:cs="Times New Roman"/>
-                <w:sz w:val="24"/>
-                <w:szCs w:val="24"/>
-              </w:rPr>
-              <w:t xml:space="preserve"> a confirmar</w:t>
+              <w:t>Dentro de la sección se muestran las reservas que estan proximas a confirmar</w:t>
             </w:r>
           </w:p>
           <w:p>
@@ -23167,25 +22909,7 @@
                 <w:szCs w:val="24"/>
               </w:rPr>
               <w:br/>
-              <w:t xml:space="preserve">-El administrador debe ser redirigido a la página principal o al </w:t>
-            </w:r>
-            <w:proofErr w:type="spellStart"/>
-            <w:r>
-              <w:rPr>
-                <w:rFonts w:ascii="Times New Roman" w:eastAsia="Times New Roman" w:hAnsi="Times New Roman" w:cs="Times New Roman"/>
-                <w:sz w:val="24"/>
-                <w:szCs w:val="24"/>
-              </w:rPr>
-              <w:t>dashboard</w:t>
-            </w:r>
-            <w:proofErr w:type="spellEnd"/>
-            <w:r>
-              <w:rPr>
-                <w:rFonts w:ascii="Times New Roman" w:eastAsia="Times New Roman" w:hAnsi="Times New Roman" w:cs="Times New Roman"/>
-                <w:sz w:val="24"/>
-                <w:szCs w:val="24"/>
-              </w:rPr>
-              <w:t xml:space="preserve"> tras un inicio de sesión exitoso</w:t>
+              <w:t>-El administrador debe ser redirigido a la página principal o al dashboard tras un inicio de sesión exitoso</w:t>
             </w:r>
           </w:p>
         </w:tc>
@@ -23598,7 +23322,6 @@
                 <w:szCs w:val="24"/>
               </w:rPr>
             </w:pPr>
-            <w:proofErr w:type="gramStart"/>
             <w:r>
               <w:rPr>
                 <w:rFonts w:ascii="Times New Roman" w:eastAsia="Times New Roman" w:hAnsi="Times New Roman" w:cs="Times New Roman"/>
@@ -23607,7 +23330,6 @@
               </w:rPr>
               <w:t>Agregar  restaurantes</w:t>
             </w:r>
-            <w:proofErr w:type="gramEnd"/>
           </w:p>
         </w:tc>
       </w:tr>
@@ -24677,25 +24399,7 @@
                 <w:szCs w:val="24"/>
               </w:rPr>
               <w:br/>
-              <w:t xml:space="preserve">-Los restaurantes eliminados deben verse reflejados en la base de datos con el </w:t>
-            </w:r>
-            <w:proofErr w:type="gramStart"/>
-            <w:r>
-              <w:rPr>
-                <w:rFonts w:ascii="Times New Roman" w:eastAsia="Times New Roman" w:hAnsi="Times New Roman" w:cs="Times New Roman"/>
-                <w:sz w:val="24"/>
-                <w:szCs w:val="24"/>
-              </w:rPr>
-              <w:t>status</w:t>
-            </w:r>
-            <w:proofErr w:type="gramEnd"/>
-            <w:r>
-              <w:rPr>
-                <w:rFonts w:ascii="Times New Roman" w:eastAsia="Times New Roman" w:hAnsi="Times New Roman" w:cs="Times New Roman"/>
-                <w:sz w:val="24"/>
-                <w:szCs w:val="24"/>
-              </w:rPr>
-              <w:t xml:space="preserve"> (Eliminado)</w:t>
+              <w:t>-Los restaurantes eliminados deben verse reflejados en la base de datos con el status (Eliminado)</w:t>
             </w:r>
           </w:p>
         </w:tc>
@@ -25104,25 +24808,7 @@
                 <w:sz w:val="24"/>
                 <w:szCs w:val="24"/>
               </w:rPr>
-              <w:t xml:space="preserve">Visualizar </w:t>
-            </w:r>
-            <w:proofErr w:type="spellStart"/>
-            <w:r>
-              <w:rPr>
-                <w:rFonts w:ascii="Times New Roman" w:eastAsia="Times New Roman" w:hAnsi="Times New Roman" w:cs="Times New Roman"/>
-                <w:sz w:val="24"/>
-                <w:szCs w:val="24"/>
-              </w:rPr>
-              <w:t>informacion</w:t>
-            </w:r>
-            <w:proofErr w:type="spellEnd"/>
-            <w:r>
-              <w:rPr>
-                <w:rFonts w:ascii="Times New Roman" w:eastAsia="Times New Roman" w:hAnsi="Times New Roman" w:cs="Times New Roman"/>
-                <w:sz w:val="24"/>
-                <w:szCs w:val="24"/>
-              </w:rPr>
-              <w:t xml:space="preserve"> clientes</w:t>
+              <w:t>Visualizar informacion clientes</w:t>
             </w:r>
           </w:p>
         </w:tc>

--- a/Historias de Usuario.docx
+++ b/Historias de Usuario.docx
@@ -421,13 +421,23 @@
                 <w:szCs w:val="24"/>
               </w:rPr>
             </w:pPr>
-            <w:r>
-              <w:rPr>
-                <w:rFonts w:ascii="Times New Roman" w:eastAsia="Times New Roman" w:hAnsi="Times New Roman" w:cs="Times New Roman"/>
-                <w:sz w:val="24"/>
-                <w:szCs w:val="24"/>
-              </w:rPr>
-              <w:t>loguear e iniciar sesión con mi cuenta de usuario.</w:t>
+            <w:proofErr w:type="spellStart"/>
+            <w:r>
+              <w:rPr>
+                <w:rFonts w:ascii="Times New Roman" w:eastAsia="Times New Roman" w:hAnsi="Times New Roman" w:cs="Times New Roman"/>
+                <w:sz w:val="24"/>
+                <w:szCs w:val="24"/>
+              </w:rPr>
+              <w:t>loguear</w:t>
+            </w:r>
+            <w:proofErr w:type="spellEnd"/>
+            <w:r>
+              <w:rPr>
+                <w:rFonts w:ascii="Times New Roman" w:eastAsia="Times New Roman" w:hAnsi="Times New Roman" w:cs="Times New Roman"/>
+                <w:sz w:val="24"/>
+                <w:szCs w:val="24"/>
+              </w:rPr>
+              <w:t xml:space="preserve"> e iniciar sesión con mi cuenta de usuario.</w:t>
             </w:r>
           </w:p>
           <w:p>
@@ -1043,6 +1053,14 @@
           <w:szCs w:val="20"/>
         </w:rPr>
       </w:pPr>
+      <w:r>
+        <w:rPr>
+          <w:rFonts w:ascii="Times New Roman" w:eastAsia="Times New Roman" w:hAnsi="Times New Roman" w:cs="Times New Roman"/>
+          <w:sz w:val="20"/>
+          <w:szCs w:val="20"/>
+        </w:rPr>
+        <w:t xml:space="preserve"> </w:t>
+      </w:r>
     </w:p>
     <w:p>
       <w:pPr>
@@ -1448,13 +1466,23 @@
                 <w:szCs w:val="24"/>
               </w:rPr>
             </w:pPr>
-            <w:r>
-              <w:rPr>
-                <w:rFonts w:ascii="Times New Roman" w:eastAsia="Times New Roman" w:hAnsi="Times New Roman" w:cs="Times New Roman"/>
-                <w:sz w:val="24"/>
-                <w:szCs w:val="24"/>
-              </w:rPr>
-              <w:t>loguear e iniciar sesión con mi cuenta de usuario.</w:t>
+            <w:proofErr w:type="spellStart"/>
+            <w:r>
+              <w:rPr>
+                <w:rFonts w:ascii="Times New Roman" w:eastAsia="Times New Roman" w:hAnsi="Times New Roman" w:cs="Times New Roman"/>
+                <w:sz w:val="24"/>
+                <w:szCs w:val="24"/>
+              </w:rPr>
+              <w:t>loguear</w:t>
+            </w:r>
+            <w:proofErr w:type="spellEnd"/>
+            <w:r>
+              <w:rPr>
+                <w:rFonts w:ascii="Times New Roman" w:eastAsia="Times New Roman" w:hAnsi="Times New Roman" w:cs="Times New Roman"/>
+                <w:sz w:val="24"/>
+                <w:szCs w:val="24"/>
+              </w:rPr>
+              <w:t xml:space="preserve"> e iniciar sesión con mi cuenta de usuario.</w:t>
             </w:r>
           </w:p>
         </w:tc>
@@ -4048,8 +4076,18 @@
                 <w:sz w:val="24"/>
                 <w:szCs w:val="24"/>
               </w:rPr>
-              <w:t>2 Dias</w:t>
-            </w:r>
+              <w:t xml:space="preserve">2 </w:t>
+            </w:r>
+            <w:proofErr w:type="spellStart"/>
+            <w:r>
+              <w:rPr>
+                <w:rFonts w:ascii="Times New Roman" w:eastAsia="Times New Roman" w:hAnsi="Times New Roman" w:cs="Times New Roman"/>
+                <w:sz w:val="24"/>
+                <w:szCs w:val="24"/>
+              </w:rPr>
+              <w:t>Dias</w:t>
+            </w:r>
+            <w:proofErr w:type="spellEnd"/>
           </w:p>
         </w:tc>
       </w:tr>
@@ -5140,7 +5178,25 @@
                 <w:sz w:val="24"/>
                 <w:szCs w:val="24"/>
               </w:rPr>
-              <w:t xml:space="preserve">Modificar hora, dia, mesa y platos </w:t>
+              <w:t xml:space="preserve">Modificar hora, </w:t>
+            </w:r>
+            <w:proofErr w:type="spellStart"/>
+            <w:r>
+              <w:rPr>
+                <w:rFonts w:ascii="Times New Roman" w:eastAsia="Times New Roman" w:hAnsi="Times New Roman" w:cs="Times New Roman"/>
+                <w:sz w:val="24"/>
+                <w:szCs w:val="24"/>
+              </w:rPr>
+              <w:t>dia</w:t>
+            </w:r>
+            <w:proofErr w:type="spellEnd"/>
+            <w:r>
+              <w:rPr>
+                <w:rFonts w:ascii="Times New Roman" w:eastAsia="Times New Roman" w:hAnsi="Times New Roman" w:cs="Times New Roman"/>
+                <w:sz w:val="24"/>
+                <w:szCs w:val="24"/>
+              </w:rPr>
+              <w:t xml:space="preserve">, mesa y platos </w:t>
             </w:r>
           </w:p>
           <w:p>
@@ -5385,8 +5441,18 @@
                 <w:sz w:val="24"/>
                 <w:szCs w:val="24"/>
               </w:rPr>
-              <w:t>12 Horas</w:t>
-            </w:r>
+              <w:t xml:space="preserve">12 </w:t>
+            </w:r>
+            <w:proofErr w:type="gramStart"/>
+            <w:r>
+              <w:rPr>
+                <w:rFonts w:ascii="Times New Roman" w:eastAsia="Times New Roman" w:hAnsi="Times New Roman" w:cs="Times New Roman"/>
+                <w:sz w:val="24"/>
+                <w:szCs w:val="24"/>
+              </w:rPr>
+              <w:t>Horas</w:t>
+            </w:r>
+            <w:proofErr w:type="gramEnd"/>
           </w:p>
         </w:tc>
       </w:tr>
@@ -6569,8 +6635,18 @@
                 <w:sz w:val="24"/>
                 <w:szCs w:val="24"/>
               </w:rPr>
-              <w:t>5 Horas</w:t>
-            </w:r>
+              <w:t xml:space="preserve">5 </w:t>
+            </w:r>
+            <w:proofErr w:type="gramStart"/>
+            <w:r>
+              <w:rPr>
+                <w:rFonts w:ascii="Times New Roman" w:eastAsia="Times New Roman" w:hAnsi="Times New Roman" w:cs="Times New Roman"/>
+                <w:sz w:val="24"/>
+                <w:szCs w:val="24"/>
+              </w:rPr>
+              <w:t>Horas</w:t>
+            </w:r>
+            <w:proofErr w:type="gramEnd"/>
           </w:p>
         </w:tc>
       </w:tr>
@@ -7286,7 +7362,25 @@
                 <w:sz w:val="24"/>
                 <w:szCs w:val="24"/>
               </w:rPr>
-              <w:t>Notificación push y por correo</w:t>
+              <w:t xml:space="preserve">Notificación </w:t>
+            </w:r>
+            <w:proofErr w:type="spellStart"/>
+            <w:r>
+              <w:rPr>
+                <w:rFonts w:ascii="Times New Roman" w:eastAsia="Times New Roman" w:hAnsi="Times New Roman" w:cs="Times New Roman"/>
+                <w:sz w:val="24"/>
+                <w:szCs w:val="24"/>
+              </w:rPr>
+              <w:t>push</w:t>
+            </w:r>
+            <w:proofErr w:type="spellEnd"/>
+            <w:r>
+              <w:rPr>
+                <w:rFonts w:ascii="Times New Roman" w:eastAsia="Times New Roman" w:hAnsi="Times New Roman" w:cs="Times New Roman"/>
+                <w:sz w:val="24"/>
+                <w:szCs w:val="24"/>
+              </w:rPr>
+              <w:t xml:space="preserve"> y por correo</w:t>
             </w:r>
           </w:p>
         </w:tc>
@@ -7509,8 +7603,18 @@
                 <w:sz w:val="24"/>
                 <w:szCs w:val="24"/>
               </w:rPr>
-              <w:t>2 Dias</w:t>
-            </w:r>
+              <w:t xml:space="preserve">2 </w:t>
+            </w:r>
+            <w:proofErr w:type="spellStart"/>
+            <w:r>
+              <w:rPr>
+                <w:rFonts w:ascii="Times New Roman" w:eastAsia="Times New Roman" w:hAnsi="Times New Roman" w:cs="Times New Roman"/>
+                <w:sz w:val="24"/>
+                <w:szCs w:val="24"/>
+              </w:rPr>
+              <w:t>Dias</w:t>
+            </w:r>
+            <w:proofErr w:type="spellEnd"/>
           </w:p>
         </w:tc>
       </w:tr>
@@ -8663,8 +8767,18 @@
                 <w:sz w:val="24"/>
                 <w:szCs w:val="24"/>
               </w:rPr>
-              <w:t>5 Dias</w:t>
-            </w:r>
+              <w:t xml:space="preserve">5 </w:t>
+            </w:r>
+            <w:proofErr w:type="spellStart"/>
+            <w:r>
+              <w:rPr>
+                <w:rFonts w:ascii="Times New Roman" w:eastAsia="Times New Roman" w:hAnsi="Times New Roman" w:cs="Times New Roman"/>
+                <w:sz w:val="24"/>
+                <w:szCs w:val="24"/>
+              </w:rPr>
+              <w:t>Dias</w:t>
+            </w:r>
+            <w:proofErr w:type="spellEnd"/>
           </w:p>
         </w:tc>
       </w:tr>
@@ -9779,8 +9893,18 @@
                 <w:sz w:val="24"/>
                 <w:szCs w:val="24"/>
               </w:rPr>
-              <w:t>2 Dias</w:t>
-            </w:r>
+              <w:t xml:space="preserve">2 </w:t>
+            </w:r>
+            <w:proofErr w:type="spellStart"/>
+            <w:r>
+              <w:rPr>
+                <w:rFonts w:ascii="Times New Roman" w:eastAsia="Times New Roman" w:hAnsi="Times New Roman" w:cs="Times New Roman"/>
+                <w:sz w:val="24"/>
+                <w:szCs w:val="24"/>
+              </w:rPr>
+              <w:t>Dias</w:t>
+            </w:r>
+            <w:proofErr w:type="spellEnd"/>
           </w:p>
         </w:tc>
       </w:tr>
@@ -10730,8 +10854,18 @@
                 <w:sz w:val="24"/>
                 <w:szCs w:val="24"/>
               </w:rPr>
-              <w:t>10 Horas</w:t>
-            </w:r>
+              <w:t xml:space="preserve">10 </w:t>
+            </w:r>
+            <w:proofErr w:type="gramStart"/>
+            <w:r>
+              <w:rPr>
+                <w:rFonts w:ascii="Times New Roman" w:eastAsia="Times New Roman" w:hAnsi="Times New Roman" w:cs="Times New Roman"/>
+                <w:sz w:val="24"/>
+                <w:szCs w:val="24"/>
+              </w:rPr>
+              <w:t>Horas</w:t>
+            </w:r>
+            <w:proofErr w:type="gramEnd"/>
           </w:p>
         </w:tc>
       </w:tr>
@@ -11933,8 +12067,18 @@
                 <w:sz w:val="24"/>
                 <w:szCs w:val="24"/>
               </w:rPr>
-              <w:t>15 Horas</w:t>
-            </w:r>
+              <w:t xml:space="preserve">15 </w:t>
+            </w:r>
+            <w:proofErr w:type="gramStart"/>
+            <w:r>
+              <w:rPr>
+                <w:rFonts w:ascii="Times New Roman" w:eastAsia="Times New Roman" w:hAnsi="Times New Roman" w:cs="Times New Roman"/>
+                <w:sz w:val="24"/>
+                <w:szCs w:val="24"/>
+              </w:rPr>
+              <w:t>Horas</w:t>
+            </w:r>
+            <w:proofErr w:type="gramEnd"/>
           </w:p>
         </w:tc>
       </w:tr>
@@ -14962,13 +15106,23 @@
                 <w:szCs w:val="24"/>
               </w:rPr>
             </w:pPr>
-            <w:r>
-              <w:rPr>
-                <w:rFonts w:ascii="Times New Roman" w:eastAsia="Times New Roman" w:hAnsi="Times New Roman" w:cs="Times New Roman"/>
-                <w:sz w:val="24"/>
-                <w:szCs w:val="24"/>
-              </w:rPr>
-              <w:t>si son correctos ingresar al sistema como administrador (restaurante).</w:t>
+            <w:proofErr w:type="spellStart"/>
+            <w:r>
+              <w:rPr>
+                <w:rFonts w:ascii="Times New Roman" w:eastAsia="Times New Roman" w:hAnsi="Times New Roman" w:cs="Times New Roman"/>
+                <w:sz w:val="24"/>
+                <w:szCs w:val="24"/>
+              </w:rPr>
+              <w:t>si</w:t>
+            </w:r>
+            <w:proofErr w:type="spellEnd"/>
+            <w:r>
+              <w:rPr>
+                <w:rFonts w:ascii="Times New Roman" w:eastAsia="Times New Roman" w:hAnsi="Times New Roman" w:cs="Times New Roman"/>
+                <w:sz w:val="24"/>
+                <w:szCs w:val="24"/>
+              </w:rPr>
+              <w:t xml:space="preserve"> son correctos ingresar al sistema como administrador (restaurante).</w:t>
             </w:r>
           </w:p>
           <w:p>
@@ -16787,7 +16941,25 @@
                 <w:sz w:val="24"/>
                 <w:szCs w:val="24"/>
               </w:rPr>
-              <w:t>El sistema muestra en forma de lista las reservas hechas para el dia actual.</w:t>
+              <w:t xml:space="preserve">El sistema muestra en forma de lista las reservas hechas para el </w:t>
+            </w:r>
+            <w:proofErr w:type="spellStart"/>
+            <w:r>
+              <w:rPr>
+                <w:rFonts w:ascii="Times New Roman" w:eastAsia="Times New Roman" w:hAnsi="Times New Roman" w:cs="Times New Roman"/>
+                <w:sz w:val="24"/>
+                <w:szCs w:val="24"/>
+              </w:rPr>
+              <w:t>dia</w:t>
+            </w:r>
+            <w:proofErr w:type="spellEnd"/>
+            <w:r>
+              <w:rPr>
+                <w:rFonts w:ascii="Times New Roman" w:eastAsia="Times New Roman" w:hAnsi="Times New Roman" w:cs="Times New Roman"/>
+                <w:sz w:val="24"/>
+                <w:szCs w:val="24"/>
+              </w:rPr>
+              <w:t xml:space="preserve"> actual.</w:t>
             </w:r>
           </w:p>
           <w:p>
@@ -16809,7 +16981,27 @@
                 <w:sz w:val="24"/>
                 <w:szCs w:val="24"/>
               </w:rPr>
-              <w:t>Para cada reserva se muestra información completa de esta misma como:nombre del cliente, cantidad de personas, número de mesa, platillos, hora y fecha.</w:t>
+              <w:t xml:space="preserve">Para cada reserva se muestra información completa de esta misma </w:t>
+            </w:r>
+            <w:proofErr w:type="spellStart"/>
+            <w:proofErr w:type="gramStart"/>
+            <w:r>
+              <w:rPr>
+                <w:rFonts w:ascii="Times New Roman" w:eastAsia="Times New Roman" w:hAnsi="Times New Roman" w:cs="Times New Roman"/>
+                <w:sz w:val="24"/>
+                <w:szCs w:val="24"/>
+              </w:rPr>
+              <w:t>como:nombre</w:t>
+            </w:r>
+            <w:proofErr w:type="spellEnd"/>
+            <w:proofErr w:type="gramEnd"/>
+            <w:r>
+              <w:rPr>
+                <w:rFonts w:ascii="Times New Roman" w:eastAsia="Times New Roman" w:hAnsi="Times New Roman" w:cs="Times New Roman"/>
+                <w:sz w:val="24"/>
+                <w:szCs w:val="24"/>
+              </w:rPr>
+              <w:t xml:space="preserve"> del cliente, cantidad de personas, número de mesa, platillos, hora y fecha.</w:t>
             </w:r>
           </w:p>
         </w:tc>
@@ -20947,7 +21139,25 @@
                 <w:sz w:val="24"/>
                 <w:szCs w:val="24"/>
               </w:rPr>
-              <w:t xml:space="preserve">filtrar los platillos por categoria </w:t>
+              <w:t xml:space="preserve">filtrar los platillos por </w:t>
+            </w:r>
+            <w:proofErr w:type="spellStart"/>
+            <w:r>
+              <w:rPr>
+                <w:rFonts w:ascii="Times New Roman" w:eastAsia="Times New Roman" w:hAnsi="Times New Roman" w:cs="Times New Roman"/>
+                <w:sz w:val="24"/>
+                <w:szCs w:val="24"/>
+              </w:rPr>
+              <w:t>categoria</w:t>
+            </w:r>
+            <w:proofErr w:type="spellEnd"/>
+            <w:r>
+              <w:rPr>
+                <w:rFonts w:ascii="Times New Roman" w:eastAsia="Times New Roman" w:hAnsi="Times New Roman" w:cs="Times New Roman"/>
+                <w:sz w:val="24"/>
+                <w:szCs w:val="24"/>
+              </w:rPr>
+              <w:t xml:space="preserve"> </w:t>
             </w:r>
           </w:p>
         </w:tc>
@@ -21956,7 +22166,43 @@
                 <w:sz w:val="24"/>
                 <w:szCs w:val="24"/>
               </w:rPr>
-              <w:t>Dentro de la sección se muestran las reservas que estan proximas a confirmar</w:t>
+              <w:t xml:space="preserve">Dentro de la sección se muestran las reservas que </w:t>
+            </w:r>
+            <w:proofErr w:type="spellStart"/>
+            <w:r>
+              <w:rPr>
+                <w:rFonts w:ascii="Times New Roman" w:eastAsia="Times New Roman" w:hAnsi="Times New Roman" w:cs="Times New Roman"/>
+                <w:sz w:val="24"/>
+                <w:szCs w:val="24"/>
+              </w:rPr>
+              <w:t>estan</w:t>
+            </w:r>
+            <w:proofErr w:type="spellEnd"/>
+            <w:r>
+              <w:rPr>
+                <w:rFonts w:ascii="Times New Roman" w:eastAsia="Times New Roman" w:hAnsi="Times New Roman" w:cs="Times New Roman"/>
+                <w:sz w:val="24"/>
+                <w:szCs w:val="24"/>
+              </w:rPr>
+              <w:t xml:space="preserve"> </w:t>
+            </w:r>
+            <w:proofErr w:type="spellStart"/>
+            <w:r>
+              <w:rPr>
+                <w:rFonts w:ascii="Times New Roman" w:eastAsia="Times New Roman" w:hAnsi="Times New Roman" w:cs="Times New Roman"/>
+                <w:sz w:val="24"/>
+                <w:szCs w:val="24"/>
+              </w:rPr>
+              <w:t>proximas</w:t>
+            </w:r>
+            <w:proofErr w:type="spellEnd"/>
+            <w:r>
+              <w:rPr>
+                <w:rFonts w:ascii="Times New Roman" w:eastAsia="Times New Roman" w:hAnsi="Times New Roman" w:cs="Times New Roman"/>
+                <w:sz w:val="24"/>
+                <w:szCs w:val="24"/>
+              </w:rPr>
+              <w:t xml:space="preserve"> a confirmar</w:t>
             </w:r>
           </w:p>
           <w:p>
@@ -22909,7 +23155,25 @@
                 <w:szCs w:val="24"/>
               </w:rPr>
               <w:br/>
-              <w:t>-El administrador debe ser redirigido a la página principal o al dashboard tras un inicio de sesión exitoso</w:t>
+              <w:t xml:space="preserve">-El administrador debe ser redirigido a la página principal o al </w:t>
+            </w:r>
+            <w:proofErr w:type="spellStart"/>
+            <w:r>
+              <w:rPr>
+                <w:rFonts w:ascii="Times New Roman" w:eastAsia="Times New Roman" w:hAnsi="Times New Roman" w:cs="Times New Roman"/>
+                <w:sz w:val="24"/>
+                <w:szCs w:val="24"/>
+              </w:rPr>
+              <w:t>dashboard</w:t>
+            </w:r>
+            <w:proofErr w:type="spellEnd"/>
+            <w:r>
+              <w:rPr>
+                <w:rFonts w:ascii="Times New Roman" w:eastAsia="Times New Roman" w:hAnsi="Times New Roman" w:cs="Times New Roman"/>
+                <w:sz w:val="24"/>
+                <w:szCs w:val="24"/>
+              </w:rPr>
+              <w:t xml:space="preserve"> tras un inicio de sesión exitoso</w:t>
             </w:r>
           </w:p>
         </w:tc>
@@ -23322,6 +23586,7 @@
                 <w:szCs w:val="24"/>
               </w:rPr>
             </w:pPr>
+            <w:proofErr w:type="gramStart"/>
             <w:r>
               <w:rPr>
                 <w:rFonts w:ascii="Times New Roman" w:eastAsia="Times New Roman" w:hAnsi="Times New Roman" w:cs="Times New Roman"/>
@@ -23330,6 +23595,7 @@
               </w:rPr>
               <w:t>Agregar  restaurantes</w:t>
             </w:r>
+            <w:proofErr w:type="gramEnd"/>
           </w:p>
         </w:tc>
       </w:tr>
@@ -24808,7 +25074,25 @@
                 <w:sz w:val="24"/>
                 <w:szCs w:val="24"/>
               </w:rPr>
-              <w:t>Visualizar informacion clientes</w:t>
+              <w:t xml:space="preserve">Visualizar </w:t>
+            </w:r>
+            <w:proofErr w:type="spellStart"/>
+            <w:r>
+              <w:rPr>
+                <w:rFonts w:ascii="Times New Roman" w:eastAsia="Times New Roman" w:hAnsi="Times New Roman" w:cs="Times New Roman"/>
+                <w:sz w:val="24"/>
+                <w:szCs w:val="24"/>
+              </w:rPr>
+              <w:t>informacion</w:t>
+            </w:r>
+            <w:proofErr w:type="spellEnd"/>
+            <w:r>
+              <w:rPr>
+                <w:rFonts w:ascii="Times New Roman" w:eastAsia="Times New Roman" w:hAnsi="Times New Roman" w:cs="Times New Roman"/>
+                <w:sz w:val="24"/>
+                <w:szCs w:val="24"/>
+              </w:rPr>
+              <w:t xml:space="preserve"> clientes</w:t>
             </w:r>
           </w:p>
         </w:tc>

--- a/Historias de Usuario.docx
+++ b/Historias de Usuario.docx
@@ -421,23 +421,21 @@
                 <w:szCs w:val="24"/>
               </w:rPr>
             </w:pPr>
-            <w:proofErr w:type="spellStart"/>
-            <w:r>
-              <w:rPr>
-                <w:rFonts w:ascii="Times New Roman" w:eastAsia="Times New Roman" w:hAnsi="Times New Roman" w:cs="Times New Roman"/>
-                <w:sz w:val="24"/>
-                <w:szCs w:val="24"/>
-              </w:rPr>
-              <w:t>loguear</w:t>
-            </w:r>
-            <w:proofErr w:type="spellEnd"/>
-            <w:r>
-              <w:rPr>
-                <w:rFonts w:ascii="Times New Roman" w:eastAsia="Times New Roman" w:hAnsi="Times New Roman" w:cs="Times New Roman"/>
-                <w:sz w:val="24"/>
-                <w:szCs w:val="24"/>
-              </w:rPr>
-              <w:t xml:space="preserve"> e iniciar sesión con mi cuenta de usuario.</w:t>
+            <w:r>
+              <w:rPr>
+                <w:rFonts w:ascii="Times New Roman" w:eastAsia="Times New Roman" w:hAnsi="Times New Roman" w:cs="Times New Roman"/>
+                <w:sz w:val="24"/>
+                <w:szCs w:val="24"/>
+              </w:rPr>
+              <w:t>I</w:t>
+            </w:r>
+            <w:r>
+              <w:rPr>
+                <w:rFonts w:ascii="Times New Roman" w:eastAsia="Times New Roman" w:hAnsi="Times New Roman" w:cs="Times New Roman"/>
+                <w:sz w:val="24"/>
+                <w:szCs w:val="24"/>
+              </w:rPr>
+              <w:t>niciar sesión con mi cuenta de usuario.</w:t>
             </w:r>
           </w:p>
           <w:p>
@@ -1466,23 +1464,21 @@
                 <w:szCs w:val="24"/>
               </w:rPr>
             </w:pPr>
-            <w:proofErr w:type="spellStart"/>
-            <w:r>
-              <w:rPr>
-                <w:rFonts w:ascii="Times New Roman" w:eastAsia="Times New Roman" w:hAnsi="Times New Roman" w:cs="Times New Roman"/>
-                <w:sz w:val="24"/>
-                <w:szCs w:val="24"/>
-              </w:rPr>
-              <w:t>loguear</w:t>
-            </w:r>
-            <w:proofErr w:type="spellEnd"/>
-            <w:r>
-              <w:rPr>
-                <w:rFonts w:ascii="Times New Roman" w:eastAsia="Times New Roman" w:hAnsi="Times New Roman" w:cs="Times New Roman"/>
-                <w:sz w:val="24"/>
-                <w:szCs w:val="24"/>
-              </w:rPr>
-              <w:t xml:space="preserve"> e iniciar sesión con mi cuenta de usuario.</w:t>
+            <w:r>
+              <w:rPr>
+                <w:rFonts w:ascii="Times New Roman" w:eastAsia="Times New Roman" w:hAnsi="Times New Roman" w:cs="Times New Roman"/>
+                <w:sz w:val="24"/>
+                <w:szCs w:val="24"/>
+              </w:rPr>
+              <w:t>I</w:t>
+            </w:r>
+            <w:r>
+              <w:rPr>
+                <w:rFonts w:ascii="Times New Roman" w:eastAsia="Times New Roman" w:hAnsi="Times New Roman" w:cs="Times New Roman"/>
+                <w:sz w:val="24"/>
+                <w:szCs w:val="24"/>
+              </w:rPr>
+              <w:t>niciar sesión con mi cuenta de usuario.</w:t>
             </w:r>
           </w:p>
         </w:tc>
@@ -2469,7 +2465,7 @@
                 <w:sz w:val="24"/>
                 <w:szCs w:val="24"/>
               </w:rPr>
-              <w:t xml:space="preserve">Poder recuperar mi contraseña si se me olvido. </w:t>
+              <w:t>Poder recuperar mi contraseña</w:t>
             </w:r>
           </w:p>
         </w:tc>
@@ -3748,6 +3744,16 @@
           </w:tcPr>
           <w:p>
             <w:pPr>
+              <w:spacing w:line="240" w:lineRule="auto"/>
+              <w:rPr>
+                <w:rFonts w:ascii="Times New Roman" w:eastAsia="Times New Roman" w:hAnsi="Times New Roman" w:cs="Times New Roman"/>
+                <w:sz w:val="24"/>
+                <w:szCs w:val="24"/>
+              </w:rPr>
+            </w:pPr>
+          </w:p>
+          <w:p>
+            <w:pPr>
               <w:numPr>
                 <w:ilvl w:val="0"/>
                 <w:numId w:val="5"/>
@@ -3765,7 +3771,7 @@
                 <w:sz w:val="24"/>
                 <w:szCs w:val="24"/>
               </w:rPr>
-              <w:t>Mostrar mesas y horarios disponibles</w:t>
+              <w:t>Mostrar restaurantes en su área.</w:t>
             </w:r>
           </w:p>
           <w:p>
@@ -3787,7 +3793,7 @@
                 <w:sz w:val="24"/>
                 <w:szCs w:val="24"/>
               </w:rPr>
-              <w:t>Mostrar restaurantes en su área.</w:t>
+              <w:t>Seleccionar restaurante.</w:t>
             </w:r>
           </w:p>
           <w:p>
@@ -3809,7 +3815,31 @@
                 <w:sz w:val="24"/>
                 <w:szCs w:val="24"/>
               </w:rPr>
-              <w:t>Seleccionar restaurante.</w:t>
+              <w:t>Mostrar mesas</w:t>
+            </w:r>
+            <w:r>
+              <w:rPr>
+                <w:rFonts w:ascii="Times New Roman" w:eastAsia="Times New Roman" w:hAnsi="Times New Roman" w:cs="Times New Roman"/>
+                <w:sz w:val="24"/>
+                <w:szCs w:val="24"/>
+              </w:rPr>
+              <w:t>,</w:t>
+            </w:r>
+            <w:r>
+              <w:rPr>
+                <w:rFonts w:ascii="Times New Roman" w:eastAsia="Times New Roman" w:hAnsi="Times New Roman" w:cs="Times New Roman"/>
+                <w:sz w:val="24"/>
+                <w:szCs w:val="24"/>
+              </w:rPr>
+              <w:t xml:space="preserve"> horarios</w:t>
+            </w:r>
+            <w:r>
+              <w:rPr>
+                <w:rFonts w:ascii="Times New Roman" w:eastAsia="Times New Roman" w:hAnsi="Times New Roman" w:cs="Times New Roman"/>
+                <w:sz w:val="24"/>
+                <w:szCs w:val="24"/>
+              </w:rPr>
+              <w:t xml:space="preserve"> y platillos disponibles</w:t>
             </w:r>
           </w:p>
           <w:p>
@@ -3831,7 +3861,31 @@
                 <w:sz w:val="24"/>
                 <w:szCs w:val="24"/>
               </w:rPr>
-              <w:t>Seleccionar mesa y hora</w:t>
+              <w:t>Seleccionar mesa</w:t>
+            </w:r>
+            <w:r>
+              <w:rPr>
+                <w:rFonts w:ascii="Times New Roman" w:eastAsia="Times New Roman" w:hAnsi="Times New Roman" w:cs="Times New Roman"/>
+                <w:sz w:val="24"/>
+                <w:szCs w:val="24"/>
+              </w:rPr>
+              <w:t>,</w:t>
+            </w:r>
+            <w:r>
+              <w:rPr>
+                <w:rFonts w:ascii="Times New Roman" w:eastAsia="Times New Roman" w:hAnsi="Times New Roman" w:cs="Times New Roman"/>
+                <w:sz w:val="24"/>
+                <w:szCs w:val="24"/>
+              </w:rPr>
+              <w:t xml:space="preserve"> hora</w:t>
+            </w:r>
+            <w:r>
+              <w:rPr>
+                <w:rFonts w:ascii="Times New Roman" w:eastAsia="Times New Roman" w:hAnsi="Times New Roman" w:cs="Times New Roman"/>
+                <w:sz w:val="24"/>
+                <w:szCs w:val="24"/>
+              </w:rPr>
+              <w:t xml:space="preserve"> y platillos</w:t>
             </w:r>
           </w:p>
           <w:p>
@@ -4078,535 +4132,18 @@
               </w:rPr>
               <w:t xml:space="preserve">2 </w:t>
             </w:r>
-            <w:proofErr w:type="spellStart"/>
-            <w:r>
-              <w:rPr>
-                <w:rFonts w:ascii="Times New Roman" w:eastAsia="Times New Roman" w:hAnsi="Times New Roman" w:cs="Times New Roman"/>
-                <w:sz w:val="24"/>
-                <w:szCs w:val="24"/>
-              </w:rPr>
-              <w:t>Dias</w:t>
-            </w:r>
-            <w:proofErr w:type="spellEnd"/>
+            <w:r>
+              <w:rPr>
+                <w:rFonts w:ascii="Times New Roman" w:eastAsia="Times New Roman" w:hAnsi="Times New Roman" w:cs="Times New Roman"/>
+                <w:sz w:val="24"/>
+                <w:szCs w:val="24"/>
+              </w:rPr>
+              <w:t>días</w:t>
+            </w:r>
           </w:p>
         </w:tc>
       </w:tr>
     </w:tbl>
-    <w:p>
-      <w:pPr>
-        <w:spacing w:line="240" w:lineRule="auto"/>
-        <w:ind w:left="1200"/>
-        <w:rPr>
-          <w:rFonts w:ascii="Times New Roman" w:eastAsia="Times New Roman" w:hAnsi="Times New Roman" w:cs="Times New Roman"/>
-          <w:sz w:val="24"/>
-          <w:szCs w:val="24"/>
-        </w:rPr>
-      </w:pPr>
-    </w:p>
-    <w:p>
-      <w:pPr>
-        <w:spacing w:line="240" w:lineRule="auto"/>
-        <w:ind w:left="1200"/>
-        <w:rPr>
-          <w:rFonts w:ascii="Times New Roman" w:eastAsia="Times New Roman" w:hAnsi="Times New Roman" w:cs="Times New Roman"/>
-          <w:sz w:val="20"/>
-          <w:szCs w:val="20"/>
-        </w:rPr>
-      </w:pPr>
-    </w:p>
-    <w:p>
-      <w:pPr>
-        <w:spacing w:line="240" w:lineRule="auto"/>
-        <w:ind w:left="1200"/>
-        <w:rPr>
-          <w:rFonts w:ascii="Times New Roman" w:eastAsia="Times New Roman" w:hAnsi="Times New Roman" w:cs="Times New Roman"/>
-          <w:sz w:val="20"/>
-          <w:szCs w:val="20"/>
-        </w:rPr>
-      </w:pPr>
-    </w:p>
-    <w:p>
-      <w:pPr>
-        <w:spacing w:line="240" w:lineRule="auto"/>
-        <w:ind w:left="1200"/>
-        <w:rPr>
-          <w:rFonts w:ascii="Times New Roman" w:eastAsia="Times New Roman" w:hAnsi="Times New Roman" w:cs="Times New Roman"/>
-          <w:sz w:val="20"/>
-          <w:szCs w:val="20"/>
-        </w:rPr>
-      </w:pPr>
-    </w:p>
-    <w:p>
-      <w:pPr>
-        <w:spacing w:line="240" w:lineRule="auto"/>
-        <w:ind w:left="1200"/>
-        <w:rPr>
-          <w:rFonts w:ascii="Times New Roman" w:eastAsia="Times New Roman" w:hAnsi="Times New Roman" w:cs="Times New Roman"/>
-          <w:sz w:val="20"/>
-          <w:szCs w:val="20"/>
-        </w:rPr>
-      </w:pPr>
-    </w:p>
-    <w:p>
-      <w:pPr>
-        <w:spacing w:line="240" w:lineRule="auto"/>
-        <w:ind w:left="1200"/>
-        <w:rPr>
-          <w:rFonts w:ascii="Times New Roman" w:eastAsia="Times New Roman" w:hAnsi="Times New Roman" w:cs="Times New Roman"/>
-          <w:sz w:val="20"/>
-          <w:szCs w:val="20"/>
-        </w:rPr>
-      </w:pPr>
-    </w:p>
-    <w:p>
-      <w:pPr>
-        <w:spacing w:line="240" w:lineRule="auto"/>
-        <w:ind w:left="1200"/>
-        <w:rPr>
-          <w:rFonts w:ascii="Times New Roman" w:eastAsia="Times New Roman" w:hAnsi="Times New Roman" w:cs="Times New Roman"/>
-          <w:sz w:val="20"/>
-          <w:szCs w:val="20"/>
-        </w:rPr>
-      </w:pPr>
-    </w:p>
-    <w:p>
-      <w:pPr>
-        <w:spacing w:line="240" w:lineRule="auto"/>
-        <w:ind w:left="1200"/>
-        <w:rPr>
-          <w:rFonts w:ascii="Times New Roman" w:eastAsia="Times New Roman" w:hAnsi="Times New Roman" w:cs="Times New Roman"/>
-          <w:sz w:val="20"/>
-          <w:szCs w:val="20"/>
-        </w:rPr>
-      </w:pPr>
-    </w:p>
-    <w:p>
-      <w:pPr>
-        <w:spacing w:line="240" w:lineRule="auto"/>
-        <w:ind w:left="1200"/>
-        <w:rPr>
-          <w:rFonts w:ascii="Times New Roman" w:eastAsia="Times New Roman" w:hAnsi="Times New Roman" w:cs="Times New Roman"/>
-          <w:sz w:val="20"/>
-          <w:szCs w:val="20"/>
-        </w:rPr>
-      </w:pPr>
-    </w:p>
-    <w:p>
-      <w:pPr>
-        <w:spacing w:line="240" w:lineRule="auto"/>
-        <w:ind w:left="1200"/>
-        <w:rPr>
-          <w:rFonts w:ascii="Times New Roman" w:eastAsia="Times New Roman" w:hAnsi="Times New Roman" w:cs="Times New Roman"/>
-          <w:sz w:val="20"/>
-          <w:szCs w:val="20"/>
-        </w:rPr>
-      </w:pPr>
-    </w:p>
-    <w:p>
-      <w:pPr>
-        <w:spacing w:line="240" w:lineRule="auto"/>
-        <w:ind w:left="1200"/>
-        <w:rPr>
-          <w:rFonts w:ascii="Times New Roman" w:eastAsia="Times New Roman" w:hAnsi="Times New Roman" w:cs="Times New Roman"/>
-          <w:sz w:val="20"/>
-          <w:szCs w:val="20"/>
-        </w:rPr>
-      </w:pPr>
-    </w:p>
-    <w:p>
-      <w:pPr>
-        <w:spacing w:line="240" w:lineRule="auto"/>
-        <w:ind w:left="1200"/>
-        <w:rPr>
-          <w:rFonts w:ascii="Times New Roman" w:eastAsia="Times New Roman" w:hAnsi="Times New Roman" w:cs="Times New Roman"/>
-          <w:sz w:val="20"/>
-          <w:szCs w:val="20"/>
-        </w:rPr>
-      </w:pPr>
-    </w:p>
-    <w:p>
-      <w:pPr>
-        <w:spacing w:line="240" w:lineRule="auto"/>
-        <w:ind w:left="1200"/>
-        <w:rPr>
-          <w:rFonts w:ascii="Times New Roman" w:eastAsia="Times New Roman" w:hAnsi="Times New Roman" w:cs="Times New Roman"/>
-          <w:sz w:val="20"/>
-          <w:szCs w:val="20"/>
-        </w:rPr>
-      </w:pPr>
-    </w:p>
-    <w:p>
-      <w:pPr>
-        <w:spacing w:line="240" w:lineRule="auto"/>
-        <w:ind w:left="1200"/>
-        <w:rPr>
-          <w:rFonts w:ascii="Times New Roman" w:eastAsia="Times New Roman" w:hAnsi="Times New Roman" w:cs="Times New Roman"/>
-          <w:sz w:val="20"/>
-          <w:szCs w:val="20"/>
-        </w:rPr>
-      </w:pPr>
-    </w:p>
-    <w:p>
-      <w:pPr>
-        <w:spacing w:line="240" w:lineRule="auto"/>
-        <w:ind w:left="1200"/>
-        <w:rPr>
-          <w:rFonts w:ascii="Times New Roman" w:eastAsia="Times New Roman" w:hAnsi="Times New Roman" w:cs="Times New Roman"/>
-          <w:sz w:val="20"/>
-          <w:szCs w:val="20"/>
-        </w:rPr>
-      </w:pPr>
-    </w:p>
-    <w:p>
-      <w:pPr>
-        <w:spacing w:line="240" w:lineRule="auto"/>
-        <w:rPr>
-          <w:rFonts w:ascii="Times New Roman" w:eastAsia="Times New Roman" w:hAnsi="Times New Roman" w:cs="Times New Roman"/>
-          <w:sz w:val="24"/>
-          <w:szCs w:val="24"/>
-        </w:rPr>
-      </w:pPr>
-    </w:p>
-    <w:p>
-      <w:pPr>
-        <w:spacing w:line="240" w:lineRule="auto"/>
-        <w:rPr>
-          <w:rFonts w:ascii="Times New Roman" w:eastAsia="Times New Roman" w:hAnsi="Times New Roman" w:cs="Times New Roman"/>
-          <w:sz w:val="24"/>
-          <w:szCs w:val="24"/>
-        </w:rPr>
-      </w:pPr>
-    </w:p>
-    <w:p>
-      <w:pPr>
-        <w:spacing w:line="240" w:lineRule="auto"/>
-        <w:rPr>
-          <w:rFonts w:ascii="Times New Roman" w:eastAsia="Times New Roman" w:hAnsi="Times New Roman" w:cs="Times New Roman"/>
-          <w:sz w:val="24"/>
-          <w:szCs w:val="24"/>
-        </w:rPr>
-      </w:pPr>
-    </w:p>
-    <w:p>
-      <w:pPr>
-        <w:spacing w:line="240" w:lineRule="auto"/>
-        <w:rPr>
-          <w:rFonts w:ascii="Times New Roman" w:eastAsia="Times New Roman" w:hAnsi="Times New Roman" w:cs="Times New Roman"/>
-          <w:sz w:val="24"/>
-          <w:szCs w:val="24"/>
-        </w:rPr>
-      </w:pPr>
-    </w:p>
-    <w:p>
-      <w:pPr>
-        <w:spacing w:line="240" w:lineRule="auto"/>
-        <w:rPr>
-          <w:rFonts w:ascii="Times New Roman" w:eastAsia="Times New Roman" w:hAnsi="Times New Roman" w:cs="Times New Roman"/>
-          <w:sz w:val="24"/>
-          <w:szCs w:val="24"/>
-        </w:rPr>
-      </w:pPr>
-    </w:p>
-    <w:p>
-      <w:pPr>
-        <w:spacing w:line="240" w:lineRule="auto"/>
-        <w:rPr>
-          <w:rFonts w:ascii="Times New Roman" w:eastAsia="Times New Roman" w:hAnsi="Times New Roman" w:cs="Times New Roman"/>
-          <w:sz w:val="24"/>
-          <w:szCs w:val="24"/>
-        </w:rPr>
-      </w:pPr>
-    </w:p>
-    <w:p>
-      <w:pPr>
-        <w:spacing w:line="240" w:lineRule="auto"/>
-        <w:rPr>
-          <w:rFonts w:ascii="Times New Roman" w:eastAsia="Times New Roman" w:hAnsi="Times New Roman" w:cs="Times New Roman"/>
-          <w:sz w:val="24"/>
-          <w:szCs w:val="24"/>
-        </w:rPr>
-      </w:pPr>
-    </w:p>
-    <w:p>
-      <w:pPr>
-        <w:spacing w:line="240" w:lineRule="auto"/>
-        <w:rPr>
-          <w:rFonts w:ascii="Times New Roman" w:eastAsia="Times New Roman" w:hAnsi="Times New Roman" w:cs="Times New Roman"/>
-          <w:sz w:val="24"/>
-          <w:szCs w:val="24"/>
-        </w:rPr>
-      </w:pPr>
-    </w:p>
-    <w:p>
-      <w:pPr>
-        <w:spacing w:line="240" w:lineRule="auto"/>
-        <w:rPr>
-          <w:rFonts w:ascii="Times New Roman" w:eastAsia="Times New Roman" w:hAnsi="Times New Roman" w:cs="Times New Roman"/>
-          <w:sz w:val="24"/>
-          <w:szCs w:val="24"/>
-        </w:rPr>
-      </w:pPr>
-    </w:p>
-    <w:p>
-      <w:pPr>
-        <w:spacing w:line="240" w:lineRule="auto"/>
-        <w:rPr>
-          <w:rFonts w:ascii="Times New Roman" w:eastAsia="Times New Roman" w:hAnsi="Times New Roman" w:cs="Times New Roman"/>
-          <w:sz w:val="24"/>
-          <w:szCs w:val="24"/>
-        </w:rPr>
-      </w:pPr>
-    </w:p>
-    <w:p>
-      <w:pPr>
-        <w:spacing w:line="240" w:lineRule="auto"/>
-        <w:rPr>
-          <w:rFonts w:ascii="Times New Roman" w:eastAsia="Times New Roman" w:hAnsi="Times New Roman" w:cs="Times New Roman"/>
-          <w:sz w:val="24"/>
-          <w:szCs w:val="24"/>
-        </w:rPr>
-      </w:pPr>
-    </w:p>
-    <w:p>
-      <w:pPr>
-        <w:spacing w:line="240" w:lineRule="auto"/>
-        <w:rPr>
-          <w:rFonts w:ascii="Times New Roman" w:eastAsia="Times New Roman" w:hAnsi="Times New Roman" w:cs="Times New Roman"/>
-          <w:sz w:val="24"/>
-          <w:szCs w:val="24"/>
-        </w:rPr>
-      </w:pPr>
-    </w:p>
-    <w:p>
-      <w:pPr>
-        <w:spacing w:line="240" w:lineRule="auto"/>
-        <w:rPr>
-          <w:rFonts w:ascii="Times New Roman" w:eastAsia="Times New Roman" w:hAnsi="Times New Roman" w:cs="Times New Roman"/>
-          <w:sz w:val="24"/>
-          <w:szCs w:val="24"/>
-        </w:rPr>
-      </w:pPr>
-    </w:p>
-    <w:p>
-      <w:pPr>
-        <w:spacing w:line="240" w:lineRule="auto"/>
-        <w:rPr>
-          <w:rFonts w:ascii="Times New Roman" w:eastAsia="Times New Roman" w:hAnsi="Times New Roman" w:cs="Times New Roman"/>
-          <w:sz w:val="24"/>
-          <w:szCs w:val="24"/>
-        </w:rPr>
-      </w:pPr>
-    </w:p>
-    <w:p>
-      <w:pPr>
-        <w:spacing w:line="240" w:lineRule="auto"/>
-        <w:rPr>
-          <w:rFonts w:ascii="Times New Roman" w:eastAsia="Times New Roman" w:hAnsi="Times New Roman" w:cs="Times New Roman"/>
-          <w:sz w:val="24"/>
-          <w:szCs w:val="24"/>
-        </w:rPr>
-      </w:pPr>
-    </w:p>
-    <w:p>
-      <w:pPr>
-        <w:spacing w:line="240" w:lineRule="auto"/>
-        <w:rPr>
-          <w:rFonts w:ascii="Times New Roman" w:eastAsia="Times New Roman" w:hAnsi="Times New Roman" w:cs="Times New Roman"/>
-          <w:sz w:val="24"/>
-          <w:szCs w:val="24"/>
-        </w:rPr>
-      </w:pPr>
-    </w:p>
-    <w:p>
-      <w:pPr>
-        <w:spacing w:line="240" w:lineRule="auto"/>
-        <w:rPr>
-          <w:rFonts w:ascii="Times New Roman" w:eastAsia="Times New Roman" w:hAnsi="Times New Roman" w:cs="Times New Roman"/>
-          <w:sz w:val="24"/>
-          <w:szCs w:val="24"/>
-        </w:rPr>
-      </w:pPr>
-    </w:p>
-    <w:p>
-      <w:pPr>
-        <w:spacing w:line="240" w:lineRule="auto"/>
-        <w:rPr>
-          <w:rFonts w:ascii="Times New Roman" w:eastAsia="Times New Roman" w:hAnsi="Times New Roman" w:cs="Times New Roman"/>
-          <w:sz w:val="24"/>
-          <w:szCs w:val="24"/>
-        </w:rPr>
-      </w:pPr>
-    </w:p>
-    <w:p>
-      <w:pPr>
-        <w:spacing w:line="240" w:lineRule="auto"/>
-        <w:rPr>
-          <w:rFonts w:ascii="Times New Roman" w:eastAsia="Times New Roman" w:hAnsi="Times New Roman" w:cs="Times New Roman"/>
-          <w:sz w:val="24"/>
-          <w:szCs w:val="24"/>
-        </w:rPr>
-      </w:pPr>
-    </w:p>
-    <w:p>
-      <w:pPr>
-        <w:spacing w:line="240" w:lineRule="auto"/>
-        <w:rPr>
-          <w:rFonts w:ascii="Times New Roman" w:eastAsia="Times New Roman" w:hAnsi="Times New Roman" w:cs="Times New Roman"/>
-          <w:sz w:val="24"/>
-          <w:szCs w:val="24"/>
-        </w:rPr>
-      </w:pPr>
-    </w:p>
-    <w:p>
-      <w:pPr>
-        <w:spacing w:line="240" w:lineRule="auto"/>
-        <w:rPr>
-          <w:rFonts w:ascii="Times New Roman" w:eastAsia="Times New Roman" w:hAnsi="Times New Roman" w:cs="Times New Roman"/>
-          <w:sz w:val="24"/>
-          <w:szCs w:val="24"/>
-        </w:rPr>
-      </w:pPr>
-    </w:p>
-    <w:p>
-      <w:pPr>
-        <w:spacing w:line="240" w:lineRule="auto"/>
-        <w:rPr>
-          <w:rFonts w:ascii="Times New Roman" w:eastAsia="Times New Roman" w:hAnsi="Times New Roman" w:cs="Times New Roman"/>
-          <w:sz w:val="24"/>
-          <w:szCs w:val="24"/>
-        </w:rPr>
-      </w:pPr>
-    </w:p>
-    <w:p>
-      <w:pPr>
-        <w:spacing w:line="240" w:lineRule="auto"/>
-        <w:rPr>
-          <w:rFonts w:ascii="Times New Roman" w:eastAsia="Times New Roman" w:hAnsi="Times New Roman" w:cs="Times New Roman"/>
-          <w:sz w:val="24"/>
-          <w:szCs w:val="24"/>
-        </w:rPr>
-      </w:pPr>
-    </w:p>
-    <w:p>
-      <w:pPr>
-        <w:spacing w:line="240" w:lineRule="auto"/>
-        <w:rPr>
-          <w:rFonts w:ascii="Times New Roman" w:eastAsia="Times New Roman" w:hAnsi="Times New Roman" w:cs="Times New Roman"/>
-          <w:sz w:val="24"/>
-          <w:szCs w:val="24"/>
-        </w:rPr>
-      </w:pPr>
-    </w:p>
-    <w:p>
-      <w:pPr>
-        <w:spacing w:line="240" w:lineRule="auto"/>
-        <w:rPr>
-          <w:rFonts w:ascii="Times New Roman" w:eastAsia="Times New Roman" w:hAnsi="Times New Roman" w:cs="Times New Roman"/>
-          <w:sz w:val="24"/>
-          <w:szCs w:val="24"/>
-        </w:rPr>
-      </w:pPr>
-    </w:p>
-    <w:p>
-      <w:pPr>
-        <w:spacing w:line="240" w:lineRule="auto"/>
-        <w:rPr>
-          <w:rFonts w:ascii="Times New Roman" w:eastAsia="Times New Roman" w:hAnsi="Times New Roman" w:cs="Times New Roman"/>
-          <w:sz w:val="24"/>
-          <w:szCs w:val="24"/>
-        </w:rPr>
-      </w:pPr>
-    </w:p>
-    <w:p>
-      <w:pPr>
-        <w:spacing w:line="240" w:lineRule="auto"/>
-        <w:rPr>
-          <w:rFonts w:ascii="Times New Roman" w:eastAsia="Times New Roman" w:hAnsi="Times New Roman" w:cs="Times New Roman"/>
-          <w:sz w:val="24"/>
-          <w:szCs w:val="24"/>
-        </w:rPr>
-      </w:pPr>
-    </w:p>
-    <w:p>
-      <w:pPr>
-        <w:spacing w:line="240" w:lineRule="auto"/>
-        <w:rPr>
-          <w:rFonts w:ascii="Times New Roman" w:eastAsia="Times New Roman" w:hAnsi="Times New Roman" w:cs="Times New Roman"/>
-          <w:sz w:val="24"/>
-          <w:szCs w:val="24"/>
-        </w:rPr>
-      </w:pPr>
-    </w:p>
-    <w:p>
-      <w:pPr>
-        <w:spacing w:line="240" w:lineRule="auto"/>
-        <w:rPr>
-          <w:rFonts w:ascii="Times New Roman" w:eastAsia="Times New Roman" w:hAnsi="Times New Roman" w:cs="Times New Roman"/>
-          <w:sz w:val="24"/>
-          <w:szCs w:val="24"/>
-        </w:rPr>
-      </w:pPr>
-    </w:p>
-    <w:p>
-      <w:pPr>
-        <w:spacing w:line="240" w:lineRule="auto"/>
-        <w:rPr>
-          <w:rFonts w:ascii="Times New Roman" w:eastAsia="Times New Roman" w:hAnsi="Times New Roman" w:cs="Times New Roman"/>
-          <w:sz w:val="24"/>
-          <w:szCs w:val="24"/>
-        </w:rPr>
-      </w:pPr>
-    </w:p>
-    <w:p>
-      <w:pPr>
-        <w:spacing w:line="240" w:lineRule="auto"/>
-        <w:rPr>
-          <w:rFonts w:ascii="Times New Roman" w:eastAsia="Times New Roman" w:hAnsi="Times New Roman" w:cs="Times New Roman"/>
-          <w:sz w:val="24"/>
-          <w:szCs w:val="24"/>
-        </w:rPr>
-      </w:pPr>
-    </w:p>
-    <w:p>
-      <w:pPr>
-        <w:spacing w:line="240" w:lineRule="auto"/>
-        <w:rPr>
-          <w:rFonts w:ascii="Times New Roman" w:eastAsia="Times New Roman" w:hAnsi="Times New Roman" w:cs="Times New Roman"/>
-          <w:sz w:val="24"/>
-          <w:szCs w:val="24"/>
-        </w:rPr>
-      </w:pPr>
-    </w:p>
-    <w:p>
-      <w:pPr>
-        <w:spacing w:line="240" w:lineRule="auto"/>
-        <w:rPr>
-          <w:rFonts w:ascii="Times New Roman" w:eastAsia="Times New Roman" w:hAnsi="Times New Roman" w:cs="Times New Roman"/>
-          <w:sz w:val="24"/>
-          <w:szCs w:val="24"/>
-        </w:rPr>
-      </w:pPr>
-    </w:p>
-    <w:p>
-      <w:pPr>
-        <w:spacing w:line="240" w:lineRule="auto"/>
-        <w:rPr>
-          <w:rFonts w:ascii="Times New Roman" w:eastAsia="Times New Roman" w:hAnsi="Times New Roman" w:cs="Times New Roman"/>
-          <w:sz w:val="24"/>
-          <w:szCs w:val="24"/>
-        </w:rPr>
-      </w:pPr>
-    </w:p>
-    <w:p>
-      <w:pPr>
-        <w:spacing w:line="240" w:lineRule="auto"/>
-        <w:rPr>
-          <w:rFonts w:ascii="Times New Roman" w:eastAsia="Times New Roman" w:hAnsi="Times New Roman" w:cs="Times New Roman"/>
-          <w:sz w:val="24"/>
-          <w:szCs w:val="24"/>
-        </w:rPr>
-      </w:pPr>
-    </w:p>
     <w:p>
       <w:pPr>
         <w:spacing w:line="240" w:lineRule="auto"/>
@@ -4620,7 +4157,7 @@
     <w:tbl>
       <w:tblPr>
         <w:tblStyle w:val="a3"/>
-        <w:tblpPr w:leftFromText="180" w:rightFromText="180" w:topFromText="180" w:bottomFromText="180" w:vertAnchor="text"/>
+        <w:tblpPr w:leftFromText="180" w:rightFromText="180" w:topFromText="180" w:bottomFromText="180" w:vertAnchor="text" w:tblpY="131"/>
         <w:tblW w:w="8644" w:type="dxa"/>
         <w:tblInd w:w="0" w:type="dxa"/>
         <w:tblLayout w:type="fixed"/>
@@ -4933,7 +4470,15 @@
                 <w:sz w:val="24"/>
                 <w:szCs w:val="24"/>
               </w:rPr>
-              <w:t>ajustar mi reserva</w:t>
+              <w:t>Modificar</w:t>
+            </w:r>
+            <w:r>
+              <w:rPr>
+                <w:rFonts w:ascii="Times New Roman" w:eastAsia="Times New Roman" w:hAnsi="Times New Roman" w:cs="Times New Roman"/>
+                <w:sz w:val="24"/>
+                <w:szCs w:val="24"/>
+              </w:rPr>
+              <w:t xml:space="preserve"> mi reserva</w:t>
             </w:r>
           </w:p>
         </w:tc>
@@ -5010,7 +4555,7 @@
                 <w:sz w:val="24"/>
                 <w:szCs w:val="24"/>
               </w:rPr>
-              <w:t>tenerla de forma que me convenga</w:t>
+              <w:t>Realizar cambios en mi reserva</w:t>
             </w:r>
           </w:p>
         </w:tc>
@@ -5180,23 +4725,45 @@
               </w:rPr>
               <w:t xml:space="preserve">Modificar hora, </w:t>
             </w:r>
-            <w:proofErr w:type="spellStart"/>
-            <w:r>
-              <w:rPr>
-                <w:rFonts w:ascii="Times New Roman" w:eastAsia="Times New Roman" w:hAnsi="Times New Roman" w:cs="Times New Roman"/>
-                <w:sz w:val="24"/>
-                <w:szCs w:val="24"/>
-              </w:rPr>
-              <w:t>dia</w:t>
-            </w:r>
-            <w:proofErr w:type="spellEnd"/>
-            <w:r>
-              <w:rPr>
-                <w:rFonts w:ascii="Times New Roman" w:eastAsia="Times New Roman" w:hAnsi="Times New Roman" w:cs="Times New Roman"/>
-                <w:sz w:val="24"/>
-                <w:szCs w:val="24"/>
-              </w:rPr>
-              <w:t xml:space="preserve">, mesa y platos </w:t>
+            <w:r>
+              <w:rPr>
+                <w:rFonts w:ascii="Times New Roman" w:eastAsia="Times New Roman" w:hAnsi="Times New Roman" w:cs="Times New Roman"/>
+                <w:sz w:val="24"/>
+                <w:szCs w:val="24"/>
+              </w:rPr>
+              <w:t>fecha</w:t>
+            </w:r>
+            <w:r>
+              <w:rPr>
+                <w:rFonts w:ascii="Times New Roman" w:eastAsia="Times New Roman" w:hAnsi="Times New Roman" w:cs="Times New Roman"/>
+                <w:sz w:val="24"/>
+                <w:szCs w:val="24"/>
+              </w:rPr>
+              <w:t xml:space="preserve">, mesa </w:t>
+            </w:r>
+            <w:r>
+              <w:rPr>
+                <w:rFonts w:ascii="Times New Roman" w:eastAsia="Times New Roman" w:hAnsi="Times New Roman" w:cs="Times New Roman"/>
+                <w:sz w:val="24"/>
+                <w:szCs w:val="24"/>
+              </w:rPr>
+              <w:t>y</w:t>
+            </w:r>
+            <w:r>
+              <w:rPr>
+                <w:rFonts w:ascii="Times New Roman" w:eastAsia="Times New Roman" w:hAnsi="Times New Roman" w:cs="Times New Roman"/>
+                <w:sz w:val="24"/>
+                <w:szCs w:val="24"/>
+              </w:rPr>
+              <w:t xml:space="preserve"> plat</w:t>
+            </w:r>
+            <w:r>
+              <w:rPr>
+                <w:rFonts w:ascii="Times New Roman" w:eastAsia="Times New Roman" w:hAnsi="Times New Roman" w:cs="Times New Roman"/>
+                <w:sz w:val="24"/>
+                <w:szCs w:val="24"/>
+              </w:rPr>
+              <w:t>illos</w:t>
             </w:r>
           </w:p>
           <w:p>
@@ -5443,16 +5010,14 @@
               </w:rPr>
               <w:t xml:space="preserve">12 </w:t>
             </w:r>
-            <w:proofErr w:type="gramStart"/>
-            <w:r>
-              <w:rPr>
-                <w:rFonts w:ascii="Times New Roman" w:eastAsia="Times New Roman" w:hAnsi="Times New Roman" w:cs="Times New Roman"/>
-                <w:sz w:val="24"/>
-                <w:szCs w:val="24"/>
-              </w:rPr>
-              <w:t>Horas</w:t>
-            </w:r>
-            <w:proofErr w:type="gramEnd"/>
+            <w:r>
+              <w:rPr>
+                <w:rFonts w:ascii="Times New Roman" w:eastAsia="Times New Roman" w:hAnsi="Times New Roman" w:cs="Times New Roman"/>
+                <w:sz w:val="24"/>
+                <w:szCs w:val="24"/>
+              </w:rPr>
+              <w:t>horas</w:t>
+            </w:r>
           </w:p>
         </w:tc>
       </w:tr>
@@ -5460,7 +5025,6 @@
     <w:p>
       <w:pPr>
         <w:spacing w:line="240" w:lineRule="auto"/>
-        <w:ind w:left="1200"/>
         <w:rPr>
           <w:rFonts w:ascii="Times New Roman" w:eastAsia="Times New Roman" w:hAnsi="Times New Roman" w:cs="Times New Roman"/>
           <w:sz w:val="24"/>
@@ -5471,6 +5035,26 @@
     <w:p>
       <w:pPr>
         <w:spacing w:line="240" w:lineRule="auto"/>
+        <w:rPr>
+          <w:rFonts w:ascii="Times New Roman" w:eastAsia="Times New Roman" w:hAnsi="Times New Roman" w:cs="Times New Roman"/>
+          <w:sz w:val="24"/>
+          <w:szCs w:val="24"/>
+        </w:rPr>
+      </w:pPr>
+    </w:p>
+    <w:p>
+      <w:pPr>
+        <w:spacing w:line="240" w:lineRule="auto"/>
+        <w:rPr>
+          <w:rFonts w:ascii="Times New Roman" w:eastAsia="Times New Roman" w:hAnsi="Times New Roman" w:cs="Times New Roman"/>
+          <w:sz w:val="24"/>
+          <w:szCs w:val="24"/>
+        </w:rPr>
+      </w:pPr>
+    </w:p>
+    <w:p>
+      <w:pPr>
+        <w:spacing w:line="240" w:lineRule="auto"/>
         <w:ind w:left="1200"/>
         <w:rPr>
           <w:rFonts w:ascii="Times New Roman" w:eastAsia="Times New Roman" w:hAnsi="Times New Roman" w:cs="Times New Roman"/>
@@ -5608,177 +5192,6 @@
           <w:rFonts w:ascii="Times New Roman" w:eastAsia="Times New Roman" w:hAnsi="Times New Roman" w:cs="Times New Roman"/>
           <w:sz w:val="20"/>
           <w:szCs w:val="20"/>
-        </w:rPr>
-      </w:pPr>
-    </w:p>
-    <w:p>
-      <w:pPr>
-        <w:spacing w:line="240" w:lineRule="auto"/>
-        <w:ind w:left="1200"/>
-        <w:rPr>
-          <w:rFonts w:ascii="Times New Roman" w:eastAsia="Times New Roman" w:hAnsi="Times New Roman" w:cs="Times New Roman"/>
-          <w:sz w:val="20"/>
-          <w:szCs w:val="20"/>
-        </w:rPr>
-      </w:pPr>
-    </w:p>
-    <w:p>
-      <w:pPr>
-        <w:spacing w:line="240" w:lineRule="auto"/>
-        <w:rPr>
-          <w:rFonts w:ascii="Times New Roman" w:eastAsia="Times New Roman" w:hAnsi="Times New Roman" w:cs="Times New Roman"/>
-          <w:sz w:val="24"/>
-          <w:szCs w:val="24"/>
-        </w:rPr>
-      </w:pPr>
-    </w:p>
-    <w:p>
-      <w:pPr>
-        <w:spacing w:line="240" w:lineRule="auto"/>
-        <w:rPr>
-          <w:rFonts w:ascii="Times New Roman" w:eastAsia="Times New Roman" w:hAnsi="Times New Roman" w:cs="Times New Roman"/>
-          <w:sz w:val="24"/>
-          <w:szCs w:val="24"/>
-        </w:rPr>
-      </w:pPr>
-    </w:p>
-    <w:p>
-      <w:pPr>
-        <w:spacing w:line="240" w:lineRule="auto"/>
-        <w:rPr>
-          <w:rFonts w:ascii="Times New Roman" w:eastAsia="Times New Roman" w:hAnsi="Times New Roman" w:cs="Times New Roman"/>
-          <w:sz w:val="24"/>
-          <w:szCs w:val="24"/>
-        </w:rPr>
-      </w:pPr>
-    </w:p>
-    <w:p>
-      <w:pPr>
-        <w:spacing w:line="240" w:lineRule="auto"/>
-        <w:rPr>
-          <w:rFonts w:ascii="Times New Roman" w:eastAsia="Times New Roman" w:hAnsi="Times New Roman" w:cs="Times New Roman"/>
-          <w:sz w:val="24"/>
-          <w:szCs w:val="24"/>
-        </w:rPr>
-      </w:pPr>
-    </w:p>
-    <w:p>
-      <w:pPr>
-        <w:spacing w:line="240" w:lineRule="auto"/>
-        <w:rPr>
-          <w:rFonts w:ascii="Times New Roman" w:eastAsia="Times New Roman" w:hAnsi="Times New Roman" w:cs="Times New Roman"/>
-          <w:sz w:val="24"/>
-          <w:szCs w:val="24"/>
-        </w:rPr>
-      </w:pPr>
-    </w:p>
-    <w:p>
-      <w:pPr>
-        <w:spacing w:line="240" w:lineRule="auto"/>
-        <w:rPr>
-          <w:rFonts w:ascii="Times New Roman" w:eastAsia="Times New Roman" w:hAnsi="Times New Roman" w:cs="Times New Roman"/>
-          <w:sz w:val="24"/>
-          <w:szCs w:val="24"/>
-        </w:rPr>
-      </w:pPr>
-    </w:p>
-    <w:p>
-      <w:pPr>
-        <w:spacing w:line="240" w:lineRule="auto"/>
-        <w:rPr>
-          <w:rFonts w:ascii="Times New Roman" w:eastAsia="Times New Roman" w:hAnsi="Times New Roman" w:cs="Times New Roman"/>
-          <w:sz w:val="24"/>
-          <w:szCs w:val="24"/>
-        </w:rPr>
-      </w:pPr>
-    </w:p>
-    <w:p>
-      <w:pPr>
-        <w:spacing w:line="240" w:lineRule="auto"/>
-        <w:rPr>
-          <w:rFonts w:ascii="Times New Roman" w:eastAsia="Times New Roman" w:hAnsi="Times New Roman" w:cs="Times New Roman"/>
-          <w:sz w:val="24"/>
-          <w:szCs w:val="24"/>
-        </w:rPr>
-      </w:pPr>
-    </w:p>
-    <w:p>
-      <w:pPr>
-        <w:spacing w:line="240" w:lineRule="auto"/>
-        <w:rPr>
-          <w:rFonts w:ascii="Times New Roman" w:eastAsia="Times New Roman" w:hAnsi="Times New Roman" w:cs="Times New Roman"/>
-          <w:sz w:val="24"/>
-          <w:szCs w:val="24"/>
-        </w:rPr>
-      </w:pPr>
-    </w:p>
-    <w:p>
-      <w:pPr>
-        <w:spacing w:line="240" w:lineRule="auto"/>
-        <w:rPr>
-          <w:rFonts w:ascii="Times New Roman" w:eastAsia="Times New Roman" w:hAnsi="Times New Roman" w:cs="Times New Roman"/>
-          <w:sz w:val="24"/>
-          <w:szCs w:val="24"/>
-        </w:rPr>
-      </w:pPr>
-    </w:p>
-    <w:p>
-      <w:pPr>
-        <w:spacing w:line="240" w:lineRule="auto"/>
-        <w:rPr>
-          <w:rFonts w:ascii="Times New Roman" w:eastAsia="Times New Roman" w:hAnsi="Times New Roman" w:cs="Times New Roman"/>
-          <w:sz w:val="24"/>
-          <w:szCs w:val="24"/>
-        </w:rPr>
-      </w:pPr>
-    </w:p>
-    <w:p>
-      <w:pPr>
-        <w:spacing w:line="240" w:lineRule="auto"/>
-        <w:rPr>
-          <w:rFonts w:ascii="Times New Roman" w:eastAsia="Times New Roman" w:hAnsi="Times New Roman" w:cs="Times New Roman"/>
-          <w:sz w:val="24"/>
-          <w:szCs w:val="24"/>
-        </w:rPr>
-      </w:pPr>
-    </w:p>
-    <w:p>
-      <w:pPr>
-        <w:spacing w:line="240" w:lineRule="auto"/>
-        <w:rPr>
-          <w:rFonts w:ascii="Times New Roman" w:eastAsia="Times New Roman" w:hAnsi="Times New Roman" w:cs="Times New Roman"/>
-          <w:sz w:val="24"/>
-          <w:szCs w:val="24"/>
-        </w:rPr>
-      </w:pPr>
-    </w:p>
-    <w:p>
-      <w:pPr>
-        <w:spacing w:line="240" w:lineRule="auto"/>
-        <w:rPr>
-          <w:rFonts w:ascii="Times New Roman" w:eastAsia="Times New Roman" w:hAnsi="Times New Roman" w:cs="Times New Roman"/>
-          <w:sz w:val="24"/>
-          <w:szCs w:val="24"/>
-        </w:rPr>
-      </w:pPr>
-    </w:p>
-    <w:p>
-      <w:pPr>
-        <w:spacing w:line="240" w:lineRule="auto"/>
-        <w:rPr>
-          <w:rFonts w:ascii="Times New Roman" w:eastAsia="Times New Roman" w:hAnsi="Times New Roman" w:cs="Times New Roman"/>
-          <w:sz w:val="24"/>
-          <w:szCs w:val="24"/>
-        </w:rPr>
-      </w:pPr>
-    </w:p>
-    <w:p>
-      <w:pPr>
-        <w:spacing w:line="240" w:lineRule="auto"/>
-        <w:rPr>
-          <w:rFonts w:ascii="Times New Roman" w:eastAsia="Times New Roman" w:hAnsi="Times New Roman" w:cs="Times New Roman"/>
-          <w:sz w:val="24"/>
-          <w:szCs w:val="24"/>
         </w:rPr>
       </w:pPr>
     </w:p>
@@ -5901,6 +5314,7 @@
                 <w:sz w:val="24"/>
                 <w:szCs w:val="24"/>
               </w:rPr>
+              <w:lastRenderedPageBreak/>
               <w:t>Historia de usuario</w:t>
             </w:r>
           </w:p>
@@ -6244,7 +5658,7 @@
                 <w:sz w:val="24"/>
                 <w:szCs w:val="24"/>
               </w:rPr>
-              <w:t>Despejar mi agenda para otros eventos que me aparecieron</w:t>
+              <w:t>Liberar el cupo y no generar inconvenientes al restaurante en caso de no poder asistir o por problema externos</w:t>
             </w:r>
           </w:p>
         </w:tc>
@@ -6637,16 +6051,14 @@
               </w:rPr>
               <w:t xml:space="preserve">5 </w:t>
             </w:r>
-            <w:proofErr w:type="gramStart"/>
-            <w:r>
-              <w:rPr>
-                <w:rFonts w:ascii="Times New Roman" w:eastAsia="Times New Roman" w:hAnsi="Times New Roman" w:cs="Times New Roman"/>
-                <w:sz w:val="24"/>
-                <w:szCs w:val="24"/>
-              </w:rPr>
-              <w:t>Horas</w:t>
-            </w:r>
-            <w:proofErr w:type="gramEnd"/>
+            <w:r>
+              <w:rPr>
+                <w:rFonts w:ascii="Times New Roman" w:eastAsia="Times New Roman" w:hAnsi="Times New Roman" w:cs="Times New Roman"/>
+                <w:sz w:val="24"/>
+                <w:szCs w:val="24"/>
+              </w:rPr>
+              <w:t>horas</w:t>
+            </w:r>
           </w:p>
         </w:tc>
       </w:tr>
@@ -6895,6 +6307,7 @@
                 <w:sz w:val="24"/>
                 <w:szCs w:val="24"/>
               </w:rPr>
+              <w:lastRenderedPageBreak/>
               <w:t>Historia de usuario</w:t>
             </w:r>
           </w:p>
@@ -7238,7 +6651,7 @@
                 <w:sz w:val="24"/>
                 <w:szCs w:val="24"/>
               </w:rPr>
-              <w:t>Acordarme y prepararme</w:t>
+              <w:t>Recordar una reservación pendiente</w:t>
             </w:r>
           </w:p>
         </w:tc>
@@ -7362,18 +6775,26 @@
                 <w:sz w:val="24"/>
                 <w:szCs w:val="24"/>
               </w:rPr>
-              <w:t xml:space="preserve">Notificación </w:t>
-            </w:r>
-            <w:proofErr w:type="spellStart"/>
-            <w:r>
-              <w:rPr>
-                <w:rFonts w:ascii="Times New Roman" w:eastAsia="Times New Roman" w:hAnsi="Times New Roman" w:cs="Times New Roman"/>
-                <w:sz w:val="24"/>
-                <w:szCs w:val="24"/>
-              </w:rPr>
-              <w:t>push</w:t>
-            </w:r>
-            <w:proofErr w:type="spellEnd"/>
+              <w:t>Notificación</w:t>
+            </w:r>
+            <w:r>
+              <w:rPr>
+                <w:rFonts w:ascii="Times New Roman" w:eastAsia="Times New Roman" w:hAnsi="Times New Roman" w:cs="Times New Roman"/>
+                <w:sz w:val="24"/>
+                <w:szCs w:val="24"/>
+              </w:rPr>
+              <w:t xml:space="preserve"> en la </w:t>
+            </w:r>
+            <w:proofErr w:type="gramStart"/>
+            <w:r>
+              <w:rPr>
+                <w:rFonts w:ascii="Times New Roman" w:eastAsia="Times New Roman" w:hAnsi="Times New Roman" w:cs="Times New Roman"/>
+                <w:sz w:val="24"/>
+                <w:szCs w:val="24"/>
+              </w:rPr>
+              <w:t>app</w:t>
+            </w:r>
+            <w:proofErr w:type="gramEnd"/>
             <w:r>
               <w:rPr>
                 <w:rFonts w:ascii="Times New Roman" w:eastAsia="Times New Roman" w:hAnsi="Times New Roman" w:cs="Times New Roman"/>
@@ -7605,16 +7026,14 @@
               </w:rPr>
               <w:t xml:space="preserve">2 </w:t>
             </w:r>
-            <w:proofErr w:type="spellStart"/>
-            <w:r>
-              <w:rPr>
-                <w:rFonts w:ascii="Times New Roman" w:eastAsia="Times New Roman" w:hAnsi="Times New Roman" w:cs="Times New Roman"/>
-                <w:sz w:val="24"/>
-                <w:szCs w:val="24"/>
-              </w:rPr>
-              <w:t>Dias</w:t>
-            </w:r>
-            <w:proofErr w:type="spellEnd"/>
+            <w:r>
+              <w:rPr>
+                <w:rFonts w:ascii="Times New Roman" w:eastAsia="Times New Roman" w:hAnsi="Times New Roman" w:cs="Times New Roman"/>
+                <w:sz w:val="24"/>
+                <w:szCs w:val="24"/>
+              </w:rPr>
+              <w:t>días</w:t>
+            </w:r>
           </w:p>
         </w:tc>
       </w:tr>
@@ -7781,106 +7200,6 @@
           <w:rFonts w:ascii="Times New Roman" w:eastAsia="Times New Roman" w:hAnsi="Times New Roman" w:cs="Times New Roman"/>
           <w:sz w:val="20"/>
           <w:szCs w:val="20"/>
-        </w:rPr>
-      </w:pPr>
-    </w:p>
-    <w:p>
-      <w:pPr>
-        <w:spacing w:line="240" w:lineRule="auto"/>
-        <w:rPr>
-          <w:rFonts w:ascii="Times New Roman" w:eastAsia="Times New Roman" w:hAnsi="Times New Roman" w:cs="Times New Roman"/>
-          <w:sz w:val="24"/>
-          <w:szCs w:val="24"/>
-        </w:rPr>
-      </w:pPr>
-    </w:p>
-    <w:p>
-      <w:pPr>
-        <w:spacing w:line="240" w:lineRule="auto"/>
-        <w:rPr>
-          <w:rFonts w:ascii="Times New Roman" w:eastAsia="Times New Roman" w:hAnsi="Times New Roman" w:cs="Times New Roman"/>
-          <w:sz w:val="24"/>
-          <w:szCs w:val="24"/>
-        </w:rPr>
-      </w:pPr>
-    </w:p>
-    <w:p>
-      <w:pPr>
-        <w:spacing w:line="240" w:lineRule="auto"/>
-        <w:rPr>
-          <w:rFonts w:ascii="Times New Roman" w:eastAsia="Times New Roman" w:hAnsi="Times New Roman" w:cs="Times New Roman"/>
-          <w:sz w:val="24"/>
-          <w:szCs w:val="24"/>
-        </w:rPr>
-      </w:pPr>
-    </w:p>
-    <w:p>
-      <w:pPr>
-        <w:spacing w:line="240" w:lineRule="auto"/>
-        <w:rPr>
-          <w:rFonts w:ascii="Times New Roman" w:eastAsia="Times New Roman" w:hAnsi="Times New Roman" w:cs="Times New Roman"/>
-          <w:sz w:val="24"/>
-          <w:szCs w:val="24"/>
-        </w:rPr>
-      </w:pPr>
-    </w:p>
-    <w:p>
-      <w:pPr>
-        <w:spacing w:line="240" w:lineRule="auto"/>
-        <w:rPr>
-          <w:rFonts w:ascii="Times New Roman" w:eastAsia="Times New Roman" w:hAnsi="Times New Roman" w:cs="Times New Roman"/>
-          <w:sz w:val="24"/>
-          <w:szCs w:val="24"/>
-        </w:rPr>
-      </w:pPr>
-    </w:p>
-    <w:p>
-      <w:pPr>
-        <w:spacing w:line="240" w:lineRule="auto"/>
-        <w:rPr>
-          <w:rFonts w:ascii="Times New Roman" w:eastAsia="Times New Roman" w:hAnsi="Times New Roman" w:cs="Times New Roman"/>
-          <w:sz w:val="24"/>
-          <w:szCs w:val="24"/>
-        </w:rPr>
-      </w:pPr>
-    </w:p>
-    <w:p>
-      <w:pPr>
-        <w:spacing w:line="240" w:lineRule="auto"/>
-        <w:rPr>
-          <w:rFonts w:ascii="Times New Roman" w:eastAsia="Times New Roman" w:hAnsi="Times New Roman" w:cs="Times New Roman"/>
-          <w:sz w:val="24"/>
-          <w:szCs w:val="24"/>
-        </w:rPr>
-      </w:pPr>
-    </w:p>
-    <w:p>
-      <w:pPr>
-        <w:spacing w:line="240" w:lineRule="auto"/>
-        <w:rPr>
-          <w:rFonts w:ascii="Times New Roman" w:eastAsia="Times New Roman" w:hAnsi="Times New Roman" w:cs="Times New Roman"/>
-          <w:sz w:val="24"/>
-          <w:szCs w:val="24"/>
-        </w:rPr>
-      </w:pPr>
-    </w:p>
-    <w:p>
-      <w:pPr>
-        <w:spacing w:line="240" w:lineRule="auto"/>
-        <w:rPr>
-          <w:rFonts w:ascii="Times New Roman" w:eastAsia="Times New Roman" w:hAnsi="Times New Roman" w:cs="Times New Roman"/>
-          <w:sz w:val="24"/>
-          <w:szCs w:val="24"/>
-        </w:rPr>
-      </w:pPr>
-    </w:p>
-    <w:p>
-      <w:pPr>
-        <w:spacing w:line="240" w:lineRule="auto"/>
-        <w:rPr>
-          <w:rFonts w:ascii="Times New Roman" w:eastAsia="Times New Roman" w:hAnsi="Times New Roman" w:cs="Times New Roman"/>
-          <w:sz w:val="24"/>
-          <w:szCs w:val="24"/>
         </w:rPr>
       </w:pPr>
     </w:p>
@@ -8033,6 +7352,7 @@
                 <w:sz w:val="24"/>
                 <w:szCs w:val="24"/>
               </w:rPr>
+              <w:lastRenderedPageBreak/>
               <w:t>Historia de usuario</w:t>
             </w:r>
           </w:p>
@@ -8376,7 +7696,23 @@
                 <w:sz w:val="24"/>
                 <w:szCs w:val="24"/>
               </w:rPr>
-              <w:t>actualizar mis datos y añadir una foto de perfil</w:t>
+              <w:t>A</w:t>
+            </w:r>
+            <w:r>
+              <w:rPr>
+                <w:rFonts w:ascii="Times New Roman" w:eastAsia="Times New Roman" w:hAnsi="Times New Roman" w:cs="Times New Roman"/>
+                <w:sz w:val="24"/>
+                <w:szCs w:val="24"/>
+              </w:rPr>
+              <w:t>ctualizar mis dato</w:t>
+            </w:r>
+            <w:r>
+              <w:rPr>
+                <w:rFonts w:ascii="Times New Roman" w:eastAsia="Times New Roman" w:hAnsi="Times New Roman" w:cs="Times New Roman"/>
+                <w:sz w:val="24"/>
+                <w:szCs w:val="24"/>
+              </w:rPr>
+              <w:t>s</w:t>
             </w:r>
           </w:p>
         </w:tc>
@@ -8478,7 +7814,7 @@
                 <w:sz w:val="24"/>
                 <w:szCs w:val="24"/>
               </w:rPr>
-              <w:t>Cambiar o actualizar información</w:t>
+              <w:t>Cambiar opcionalmente (Nombre, Foto o Contraseña)</w:t>
             </w:r>
           </w:p>
           <w:p>
@@ -8500,7 +7836,7 @@
                 <w:sz w:val="24"/>
                 <w:szCs w:val="24"/>
               </w:rPr>
-              <w:t>Cambiar o colocar foto de perfil</w:t>
+              <w:t>Guardar la información</w:t>
             </w:r>
           </w:p>
           <w:p>
@@ -8509,42 +7845,20 @@
                 <w:ilvl w:val="0"/>
                 <w:numId w:val="7"/>
               </w:numPr>
-              <w:spacing w:line="240" w:lineRule="auto"/>
-              <w:rPr>
-                <w:rFonts w:ascii="Times New Roman" w:eastAsia="Times New Roman" w:hAnsi="Times New Roman" w:cs="Times New Roman"/>
-                <w:sz w:val="24"/>
-                <w:szCs w:val="24"/>
-              </w:rPr>
-            </w:pPr>
-            <w:r>
-              <w:rPr>
-                <w:rFonts w:ascii="Times New Roman" w:eastAsia="Times New Roman" w:hAnsi="Times New Roman" w:cs="Times New Roman"/>
-                <w:sz w:val="24"/>
-                <w:szCs w:val="24"/>
-              </w:rPr>
-              <w:t>Cerrar sesión</w:t>
-            </w:r>
-          </w:p>
-          <w:p>
-            <w:pPr>
-              <w:numPr>
-                <w:ilvl w:val="0"/>
-                <w:numId w:val="7"/>
-              </w:numPr>
-              <w:spacing w:after="160" w:line="240" w:lineRule="auto"/>
-              <w:rPr>
-                <w:rFonts w:ascii="Times New Roman" w:eastAsia="Times New Roman" w:hAnsi="Times New Roman" w:cs="Times New Roman"/>
-                <w:sz w:val="24"/>
-                <w:szCs w:val="24"/>
-              </w:rPr>
-            </w:pPr>
-            <w:r>
-              <w:rPr>
-                <w:rFonts w:ascii="Times New Roman" w:eastAsia="Times New Roman" w:hAnsi="Times New Roman" w:cs="Times New Roman"/>
-                <w:sz w:val="24"/>
-                <w:szCs w:val="24"/>
-              </w:rPr>
-              <w:t>Guardar la información</w:t>
+              <w:spacing w:after="160" w:line="240" w:lineRule="auto"/>
+              <w:rPr>
+                <w:rFonts w:ascii="Times New Roman" w:eastAsia="Times New Roman" w:hAnsi="Times New Roman" w:cs="Times New Roman"/>
+                <w:sz w:val="24"/>
+                <w:szCs w:val="24"/>
+              </w:rPr>
+            </w:pPr>
+            <w:r>
+              <w:rPr>
+                <w:rFonts w:ascii="Times New Roman" w:eastAsia="Times New Roman" w:hAnsi="Times New Roman" w:cs="Times New Roman"/>
+                <w:sz w:val="24"/>
+                <w:szCs w:val="24"/>
+              </w:rPr>
+              <w:t>Actualizar información</w:t>
             </w:r>
           </w:p>
         </w:tc>
@@ -8769,16 +8083,14 @@
               </w:rPr>
               <w:t xml:space="preserve">5 </w:t>
             </w:r>
-            <w:proofErr w:type="spellStart"/>
-            <w:r>
-              <w:rPr>
-                <w:rFonts w:ascii="Times New Roman" w:eastAsia="Times New Roman" w:hAnsi="Times New Roman" w:cs="Times New Roman"/>
-                <w:sz w:val="24"/>
-                <w:szCs w:val="24"/>
-              </w:rPr>
-              <w:t>Dias</w:t>
-            </w:r>
-            <w:proofErr w:type="spellEnd"/>
+            <w:r>
+              <w:rPr>
+                <w:rFonts w:ascii="Times New Roman" w:eastAsia="Times New Roman" w:hAnsi="Times New Roman" w:cs="Times New Roman"/>
+                <w:sz w:val="24"/>
+                <w:szCs w:val="24"/>
+              </w:rPr>
+              <w:t>días</w:t>
+            </w:r>
           </w:p>
         </w:tc>
       </w:tr>
@@ -9037,104 +8349,6 @@
     <w:p>
       <w:pPr>
         <w:spacing w:line="240" w:lineRule="auto"/>
-        <w:rPr>
-          <w:rFonts w:ascii="Times New Roman" w:eastAsia="Times New Roman" w:hAnsi="Times New Roman" w:cs="Times New Roman"/>
-          <w:sz w:val="24"/>
-          <w:szCs w:val="24"/>
-        </w:rPr>
-      </w:pPr>
-    </w:p>
-    <w:p>
-      <w:pPr>
-        <w:spacing w:line="240" w:lineRule="auto"/>
-        <w:rPr>
-          <w:rFonts w:ascii="Times New Roman" w:eastAsia="Times New Roman" w:hAnsi="Times New Roman" w:cs="Times New Roman"/>
-          <w:sz w:val="24"/>
-          <w:szCs w:val="24"/>
-        </w:rPr>
-      </w:pPr>
-    </w:p>
-    <w:p>
-      <w:pPr>
-        <w:spacing w:line="240" w:lineRule="auto"/>
-        <w:ind w:left="1200"/>
-        <w:rPr>
-          <w:rFonts w:ascii="Times New Roman" w:eastAsia="Times New Roman" w:hAnsi="Times New Roman" w:cs="Times New Roman"/>
-          <w:sz w:val="24"/>
-          <w:szCs w:val="24"/>
-        </w:rPr>
-      </w:pPr>
-    </w:p>
-    <w:p>
-      <w:pPr>
-        <w:spacing w:line="240" w:lineRule="auto"/>
-        <w:ind w:left="1200"/>
-        <w:rPr>
-          <w:rFonts w:ascii="Times New Roman" w:eastAsia="Times New Roman" w:hAnsi="Times New Roman" w:cs="Times New Roman"/>
-          <w:sz w:val="20"/>
-          <w:szCs w:val="20"/>
-        </w:rPr>
-      </w:pPr>
-    </w:p>
-    <w:p>
-      <w:pPr>
-        <w:spacing w:line="240" w:lineRule="auto"/>
-        <w:ind w:left="1200"/>
-        <w:rPr>
-          <w:rFonts w:ascii="Times New Roman" w:eastAsia="Times New Roman" w:hAnsi="Times New Roman" w:cs="Times New Roman"/>
-          <w:sz w:val="20"/>
-          <w:szCs w:val="20"/>
-        </w:rPr>
-      </w:pPr>
-    </w:p>
-    <w:p>
-      <w:pPr>
-        <w:spacing w:line="240" w:lineRule="auto"/>
-        <w:ind w:left="1200"/>
-        <w:rPr>
-          <w:rFonts w:ascii="Times New Roman" w:eastAsia="Times New Roman" w:hAnsi="Times New Roman" w:cs="Times New Roman"/>
-          <w:sz w:val="20"/>
-          <w:szCs w:val="20"/>
-        </w:rPr>
-      </w:pPr>
-    </w:p>
-    <w:p>
-      <w:pPr>
-        <w:spacing w:line="240" w:lineRule="auto"/>
-        <w:ind w:left="1200"/>
-        <w:rPr>
-          <w:rFonts w:ascii="Times New Roman" w:eastAsia="Times New Roman" w:hAnsi="Times New Roman" w:cs="Times New Roman"/>
-          <w:sz w:val="20"/>
-          <w:szCs w:val="20"/>
-        </w:rPr>
-      </w:pPr>
-    </w:p>
-    <w:p>
-      <w:pPr>
-        <w:spacing w:line="240" w:lineRule="auto"/>
-        <w:ind w:left="1200"/>
-        <w:rPr>
-          <w:rFonts w:ascii="Times New Roman" w:eastAsia="Times New Roman" w:hAnsi="Times New Roman" w:cs="Times New Roman"/>
-          <w:sz w:val="20"/>
-          <w:szCs w:val="20"/>
-        </w:rPr>
-      </w:pPr>
-    </w:p>
-    <w:p>
-      <w:pPr>
-        <w:spacing w:line="240" w:lineRule="auto"/>
-        <w:ind w:left="1200"/>
-        <w:rPr>
-          <w:rFonts w:ascii="Times New Roman" w:eastAsia="Times New Roman" w:hAnsi="Times New Roman" w:cs="Times New Roman"/>
-          <w:sz w:val="20"/>
-          <w:szCs w:val="20"/>
-        </w:rPr>
-      </w:pPr>
-    </w:p>
-    <w:p>
-      <w:pPr>
-        <w:spacing w:line="240" w:lineRule="auto"/>
-        <w:ind w:left="1200"/>
         <w:rPr>
           <w:rFonts w:ascii="Times New Roman" w:eastAsia="Times New Roman" w:hAnsi="Times New Roman" w:cs="Times New Roman"/>
           <w:sz w:val="20"/>
@@ -9469,7 +8683,15 @@
                 <w:sz w:val="24"/>
                 <w:szCs w:val="24"/>
               </w:rPr>
-              <w:t xml:space="preserve">Ver los restaurantes que tengo en la zona </w:t>
+              <w:t>Ver los restaurante</w:t>
+            </w:r>
+            <w:r>
+              <w:rPr>
+                <w:rFonts w:ascii="Times New Roman" w:eastAsia="Times New Roman" w:hAnsi="Times New Roman" w:cs="Times New Roman"/>
+                <w:sz w:val="24"/>
+                <w:szCs w:val="24"/>
+              </w:rPr>
+              <w:t>s cercanos</w:t>
             </w:r>
           </w:p>
         </w:tc>
@@ -9546,7 +8768,23 @@
                 <w:sz w:val="24"/>
                 <w:szCs w:val="24"/>
               </w:rPr>
-              <w:t>Saber que restaurantes tengo cerca de mi ubicación</w:t>
+              <w:t xml:space="preserve">Saber que restaurantes tengo cerca de </w:t>
+            </w:r>
+            <w:r>
+              <w:rPr>
+                <w:rFonts w:ascii="Times New Roman" w:eastAsia="Times New Roman" w:hAnsi="Times New Roman" w:cs="Times New Roman"/>
+                <w:sz w:val="24"/>
+                <w:szCs w:val="24"/>
+              </w:rPr>
+              <w:t>a mi</w:t>
+            </w:r>
+            <w:r>
+              <w:rPr>
+                <w:rFonts w:ascii="Times New Roman" w:eastAsia="Times New Roman" w:hAnsi="Times New Roman" w:cs="Times New Roman"/>
+                <w:sz w:val="24"/>
+                <w:szCs w:val="24"/>
+              </w:rPr>
+              <w:t xml:space="preserve"> ubicación</w:t>
             </w:r>
           </w:p>
         </w:tc>
@@ -9670,7 +8908,45 @@
                 <w:sz w:val="24"/>
                 <w:szCs w:val="24"/>
               </w:rPr>
-              <w:t>Mostrar restaurantes y barra de búsqueda</w:t>
+              <w:t>Realizar una búsqueda de acuerdo con la ubicación</w:t>
+            </w:r>
+          </w:p>
+          <w:p>
+            <w:pPr>
+              <w:numPr>
+                <w:ilvl w:val="0"/>
+                <w:numId w:val="2"/>
+              </w:numPr>
+              <w:spacing w:line="240" w:lineRule="auto"/>
+              <w:rPr>
+                <w:rFonts w:ascii="Times New Roman" w:eastAsia="Times New Roman" w:hAnsi="Times New Roman" w:cs="Times New Roman"/>
+                <w:sz w:val="24"/>
+                <w:szCs w:val="24"/>
+              </w:rPr>
+            </w:pPr>
+            <w:r>
+              <w:rPr>
+                <w:rFonts w:ascii="Times New Roman" w:eastAsia="Times New Roman" w:hAnsi="Times New Roman" w:cs="Times New Roman"/>
+                <w:sz w:val="24"/>
+                <w:szCs w:val="24"/>
+              </w:rPr>
+              <w:t xml:space="preserve">Mostrar los restaurantes </w:t>
+            </w:r>
+            <w:r>
+              <w:rPr>
+                <w:rFonts w:ascii="Times New Roman" w:eastAsia="Times New Roman" w:hAnsi="Times New Roman" w:cs="Times New Roman"/>
+                <w:sz w:val="24"/>
+                <w:szCs w:val="24"/>
+              </w:rPr>
+              <w:t>más</w:t>
+            </w:r>
+            <w:r>
+              <w:rPr>
+                <w:rFonts w:ascii="Times New Roman" w:eastAsia="Times New Roman" w:hAnsi="Times New Roman" w:cs="Times New Roman"/>
+                <w:sz w:val="24"/>
+                <w:szCs w:val="24"/>
+              </w:rPr>
+              <w:t xml:space="preserve"> cercanos en la zona</w:t>
             </w:r>
           </w:p>
         </w:tc>
@@ -9893,18 +9169,8 @@
                 <w:sz w:val="24"/>
                 <w:szCs w:val="24"/>
               </w:rPr>
-              <w:t xml:space="preserve">2 </w:t>
-            </w:r>
-            <w:proofErr w:type="spellStart"/>
-            <w:r>
-              <w:rPr>
-                <w:rFonts w:ascii="Times New Roman" w:eastAsia="Times New Roman" w:hAnsi="Times New Roman" w:cs="Times New Roman"/>
-                <w:sz w:val="24"/>
-                <w:szCs w:val="24"/>
-              </w:rPr>
-              <w:t>Dias</w:t>
-            </w:r>
-            <w:proofErr w:type="spellEnd"/>
+              <w:t>2 Dias</w:t>
+            </w:r>
           </w:p>
         </w:tc>
       </w:tr>
@@ -10259,6 +9525,7 @@
                 <w:rFonts w:ascii="Times New Roman" w:eastAsia="Times New Roman" w:hAnsi="Times New Roman" w:cs="Times New Roman"/>
                 <w:sz w:val="24"/>
                 <w:szCs w:val="24"/>
+                <w:highlight w:val="red"/>
               </w:rPr>
             </w:pPr>
             <w:r>
@@ -10422,7 +9689,7 @@
                 <w:sz w:val="24"/>
                 <w:szCs w:val="24"/>
               </w:rPr>
-              <w:t>Separar los platillos del restaurante</w:t>
+              <w:t>poder seleccionar un platillo del menú,</w:t>
             </w:r>
           </w:p>
         </w:tc>
@@ -10499,7 +9766,7 @@
                 <w:sz w:val="24"/>
                 <w:szCs w:val="24"/>
               </w:rPr>
-              <w:t>Tenerlos listos a la hora que vaya a llegar a la reserva</w:t>
+              <w:t>elegir lo que deseo comer antes de hacer mi reserva.</w:t>
             </w:r>
           </w:p>
         </w:tc>
@@ -10579,7 +9846,31 @@
                 <w:sz w:val="24"/>
                 <w:szCs w:val="24"/>
               </w:rPr>
-              <w:t>Ver platos</w:t>
+              <w:t xml:space="preserve">Ver </w:t>
+            </w:r>
+            <w:r>
+              <w:rPr>
+                <w:rFonts w:ascii="Times New Roman" w:eastAsia="Times New Roman" w:hAnsi="Times New Roman" w:cs="Times New Roman"/>
+                <w:sz w:val="24"/>
+                <w:szCs w:val="24"/>
+              </w:rPr>
+              <w:t xml:space="preserve">los </w:t>
+            </w:r>
+            <w:r>
+              <w:rPr>
+                <w:rFonts w:ascii="Times New Roman" w:eastAsia="Times New Roman" w:hAnsi="Times New Roman" w:cs="Times New Roman"/>
+                <w:sz w:val="24"/>
+                <w:szCs w:val="24"/>
+              </w:rPr>
+              <w:t xml:space="preserve">platillos del </w:t>
+            </w:r>
+            <w:r>
+              <w:rPr>
+                <w:rFonts w:ascii="Times New Roman" w:eastAsia="Times New Roman" w:hAnsi="Times New Roman" w:cs="Times New Roman"/>
+                <w:sz w:val="24"/>
+                <w:szCs w:val="24"/>
+              </w:rPr>
+              <w:t>restaurante</w:t>
             </w:r>
           </w:p>
           <w:p>
@@ -10601,7 +9892,23 @@
                 <w:sz w:val="24"/>
                 <w:szCs w:val="24"/>
               </w:rPr>
-              <w:t>Seleccionar platos</w:t>
+              <w:t>Seleccionar pla</w:t>
+            </w:r>
+            <w:r>
+              <w:rPr>
+                <w:rFonts w:ascii="Times New Roman" w:eastAsia="Times New Roman" w:hAnsi="Times New Roman" w:cs="Times New Roman"/>
+                <w:sz w:val="24"/>
+                <w:szCs w:val="24"/>
+              </w:rPr>
+              <w:t>tillo</w:t>
+            </w:r>
+            <w:r>
+              <w:rPr>
+                <w:rFonts w:ascii="Times New Roman" w:eastAsia="Times New Roman" w:hAnsi="Times New Roman" w:cs="Times New Roman"/>
+                <w:sz w:val="24"/>
+                <w:szCs w:val="24"/>
+              </w:rPr>
+              <w:t>s</w:t>
             </w:r>
           </w:p>
           <w:p>
@@ -10610,28 +9917,50 @@
                 <w:ilvl w:val="0"/>
                 <w:numId w:val="3"/>
               </w:numPr>
-              <w:spacing w:after="160" w:line="240" w:lineRule="auto"/>
-              <w:rPr>
-                <w:rFonts w:ascii="Times New Roman" w:eastAsia="Times New Roman" w:hAnsi="Times New Roman" w:cs="Times New Roman"/>
-                <w:sz w:val="24"/>
-                <w:szCs w:val="24"/>
-              </w:rPr>
-            </w:pPr>
-            <w:r>
-              <w:rPr>
-                <w:rFonts w:ascii="Times New Roman" w:eastAsia="Times New Roman" w:hAnsi="Times New Roman" w:cs="Times New Roman"/>
-                <w:sz w:val="24"/>
-                <w:szCs w:val="24"/>
-              </w:rPr>
-              <w:t>Guardar</w:t>
-            </w:r>
-            <w:r>
-              <w:rPr>
-                <w:rFonts w:ascii="Times New Roman" w:eastAsia="Times New Roman" w:hAnsi="Times New Roman" w:cs="Times New Roman"/>
-                <w:sz w:val="24"/>
-                <w:szCs w:val="24"/>
-              </w:rPr>
-              <w:tab/>
+              <w:spacing w:line="240" w:lineRule="auto"/>
+              <w:rPr>
+                <w:rFonts w:ascii="Times New Roman" w:eastAsia="Times New Roman" w:hAnsi="Times New Roman" w:cs="Times New Roman"/>
+                <w:sz w:val="24"/>
+                <w:szCs w:val="24"/>
+              </w:rPr>
+            </w:pPr>
+            <w:r>
+              <w:rPr>
+                <w:rFonts w:ascii="Times New Roman" w:eastAsia="Times New Roman" w:hAnsi="Times New Roman" w:cs="Times New Roman"/>
+                <w:sz w:val="24"/>
+                <w:szCs w:val="24"/>
+              </w:rPr>
+              <w:t>Reservar platillos</w:t>
+            </w:r>
+          </w:p>
+          <w:p>
+            <w:pPr>
+              <w:numPr>
+                <w:ilvl w:val="0"/>
+                <w:numId w:val="3"/>
+              </w:numPr>
+              <w:spacing w:after="160" w:line="240" w:lineRule="auto"/>
+              <w:rPr>
+                <w:rFonts w:ascii="Times New Roman" w:eastAsia="Times New Roman" w:hAnsi="Times New Roman" w:cs="Times New Roman"/>
+                <w:sz w:val="24"/>
+                <w:szCs w:val="24"/>
+              </w:rPr>
+            </w:pPr>
+            <w:r>
+              <w:rPr>
+                <w:rFonts w:ascii="Times New Roman" w:eastAsia="Times New Roman" w:hAnsi="Times New Roman" w:cs="Times New Roman"/>
+                <w:sz w:val="24"/>
+                <w:szCs w:val="24"/>
+              </w:rPr>
+              <w:t>Guard</w:t>
+            </w:r>
+            <w:r>
+              <w:rPr>
+                <w:rFonts w:ascii="Times New Roman" w:eastAsia="Times New Roman" w:hAnsi="Times New Roman" w:cs="Times New Roman"/>
+                <w:sz w:val="24"/>
+                <w:szCs w:val="24"/>
+              </w:rPr>
+              <w:t>ar selección</w:t>
             </w:r>
           </w:p>
         </w:tc>
@@ -10856,16 +10185,14 @@
               </w:rPr>
               <w:t xml:space="preserve">10 </w:t>
             </w:r>
-            <w:proofErr w:type="gramStart"/>
-            <w:r>
-              <w:rPr>
-                <w:rFonts w:ascii="Times New Roman" w:eastAsia="Times New Roman" w:hAnsi="Times New Roman" w:cs="Times New Roman"/>
-                <w:sz w:val="24"/>
-                <w:szCs w:val="24"/>
-              </w:rPr>
-              <w:t>Horas</w:t>
-            </w:r>
-            <w:proofErr w:type="gramEnd"/>
+            <w:r>
+              <w:rPr>
+                <w:rFonts w:ascii="Times New Roman" w:eastAsia="Times New Roman" w:hAnsi="Times New Roman" w:cs="Times New Roman"/>
+                <w:sz w:val="24"/>
+                <w:szCs w:val="24"/>
+              </w:rPr>
+              <w:t>horas</w:t>
+            </w:r>
           </w:p>
         </w:tc>
       </w:tr>
@@ -11117,138 +10444,6 @@
           <w:rFonts w:ascii="Times New Roman" w:eastAsia="Times New Roman" w:hAnsi="Times New Roman" w:cs="Times New Roman"/>
           <w:sz w:val="24"/>
           <w:szCs w:val="24"/>
-        </w:rPr>
-      </w:pPr>
-    </w:p>
-    <w:p>
-      <w:pPr>
-        <w:spacing w:line="240" w:lineRule="auto"/>
-        <w:ind w:left="1200"/>
-        <w:rPr>
-          <w:rFonts w:ascii="Times New Roman" w:eastAsia="Times New Roman" w:hAnsi="Times New Roman" w:cs="Times New Roman"/>
-          <w:sz w:val="20"/>
-          <w:szCs w:val="20"/>
-        </w:rPr>
-      </w:pPr>
-    </w:p>
-    <w:p>
-      <w:pPr>
-        <w:spacing w:line="240" w:lineRule="auto"/>
-        <w:ind w:left="1200"/>
-        <w:rPr>
-          <w:rFonts w:ascii="Times New Roman" w:eastAsia="Times New Roman" w:hAnsi="Times New Roman" w:cs="Times New Roman"/>
-          <w:sz w:val="20"/>
-          <w:szCs w:val="20"/>
-        </w:rPr>
-      </w:pPr>
-    </w:p>
-    <w:p>
-      <w:pPr>
-        <w:spacing w:line="240" w:lineRule="auto"/>
-        <w:ind w:left="1200"/>
-        <w:rPr>
-          <w:rFonts w:ascii="Times New Roman" w:eastAsia="Times New Roman" w:hAnsi="Times New Roman" w:cs="Times New Roman"/>
-          <w:sz w:val="20"/>
-          <w:szCs w:val="20"/>
-        </w:rPr>
-      </w:pPr>
-    </w:p>
-    <w:p>
-      <w:pPr>
-        <w:spacing w:line="240" w:lineRule="auto"/>
-        <w:ind w:left="1200"/>
-        <w:rPr>
-          <w:rFonts w:ascii="Times New Roman" w:eastAsia="Times New Roman" w:hAnsi="Times New Roman" w:cs="Times New Roman"/>
-          <w:sz w:val="20"/>
-          <w:szCs w:val="20"/>
-        </w:rPr>
-      </w:pPr>
-    </w:p>
-    <w:p>
-      <w:pPr>
-        <w:spacing w:line="240" w:lineRule="auto"/>
-        <w:ind w:left="1200"/>
-        <w:rPr>
-          <w:rFonts w:ascii="Times New Roman" w:eastAsia="Times New Roman" w:hAnsi="Times New Roman" w:cs="Times New Roman"/>
-          <w:sz w:val="20"/>
-          <w:szCs w:val="20"/>
-        </w:rPr>
-      </w:pPr>
-    </w:p>
-    <w:p>
-      <w:pPr>
-        <w:spacing w:line="240" w:lineRule="auto"/>
-        <w:ind w:left="1200"/>
-        <w:rPr>
-          <w:rFonts w:ascii="Times New Roman" w:eastAsia="Times New Roman" w:hAnsi="Times New Roman" w:cs="Times New Roman"/>
-          <w:sz w:val="20"/>
-          <w:szCs w:val="20"/>
-        </w:rPr>
-      </w:pPr>
-    </w:p>
-    <w:p>
-      <w:pPr>
-        <w:spacing w:line="240" w:lineRule="auto"/>
-        <w:ind w:left="1200"/>
-        <w:rPr>
-          <w:rFonts w:ascii="Times New Roman" w:eastAsia="Times New Roman" w:hAnsi="Times New Roman" w:cs="Times New Roman"/>
-          <w:sz w:val="20"/>
-          <w:szCs w:val="20"/>
-        </w:rPr>
-      </w:pPr>
-    </w:p>
-    <w:p>
-      <w:pPr>
-        <w:spacing w:line="240" w:lineRule="auto"/>
-        <w:ind w:left="1200"/>
-        <w:rPr>
-          <w:rFonts w:ascii="Times New Roman" w:eastAsia="Times New Roman" w:hAnsi="Times New Roman" w:cs="Times New Roman"/>
-          <w:sz w:val="20"/>
-          <w:szCs w:val="20"/>
-        </w:rPr>
-      </w:pPr>
-    </w:p>
-    <w:p>
-      <w:pPr>
-        <w:spacing w:line="240" w:lineRule="auto"/>
-        <w:ind w:left="1200"/>
-        <w:rPr>
-          <w:rFonts w:ascii="Times New Roman" w:eastAsia="Times New Roman" w:hAnsi="Times New Roman" w:cs="Times New Roman"/>
-          <w:sz w:val="20"/>
-          <w:szCs w:val="20"/>
-        </w:rPr>
-      </w:pPr>
-    </w:p>
-    <w:p>
-      <w:pPr>
-        <w:spacing w:line="240" w:lineRule="auto"/>
-        <w:ind w:left="1200"/>
-        <w:rPr>
-          <w:rFonts w:ascii="Times New Roman" w:eastAsia="Times New Roman" w:hAnsi="Times New Roman" w:cs="Times New Roman"/>
-          <w:sz w:val="20"/>
-          <w:szCs w:val="20"/>
-        </w:rPr>
-      </w:pPr>
-    </w:p>
-    <w:p>
-      <w:pPr>
-        <w:spacing w:line="240" w:lineRule="auto"/>
-        <w:ind w:left="1200"/>
-        <w:rPr>
-          <w:rFonts w:ascii="Times New Roman" w:eastAsia="Times New Roman" w:hAnsi="Times New Roman" w:cs="Times New Roman"/>
-          <w:sz w:val="20"/>
-          <w:szCs w:val="20"/>
-        </w:rPr>
-      </w:pPr>
-    </w:p>
-    <w:p>
-      <w:pPr>
-        <w:spacing w:line="240" w:lineRule="auto"/>
-        <w:ind w:left="1200"/>
-        <w:rPr>
-          <w:rFonts w:ascii="Times New Roman" w:eastAsia="Times New Roman" w:hAnsi="Times New Roman" w:cs="Times New Roman"/>
-          <w:sz w:val="20"/>
-          <w:szCs w:val="20"/>
         </w:rPr>
       </w:pPr>
     </w:p>
@@ -11443,7 +10638,15 @@
                 <w:sz w:val="24"/>
                 <w:szCs w:val="24"/>
               </w:rPr>
-              <w:t>Cambiar platillos</w:t>
+              <w:t>Modificar</w:t>
+            </w:r>
+            <w:r>
+              <w:rPr>
+                <w:rFonts w:ascii="Times New Roman" w:eastAsia="Times New Roman" w:hAnsi="Times New Roman" w:cs="Times New Roman"/>
+                <w:sz w:val="24"/>
+                <w:szCs w:val="24"/>
+              </w:rPr>
+              <w:t xml:space="preserve"> platillos</w:t>
             </w:r>
           </w:p>
         </w:tc>
@@ -11598,7 +10801,23 @@
                 <w:sz w:val="24"/>
                 <w:szCs w:val="24"/>
               </w:rPr>
-              <w:t xml:space="preserve">Cambiar el platillo </w:t>
+              <w:t xml:space="preserve">Modificar </w:t>
+            </w:r>
+            <w:r>
+              <w:rPr>
+                <w:rFonts w:ascii="Times New Roman" w:eastAsia="Times New Roman" w:hAnsi="Times New Roman" w:cs="Times New Roman"/>
+                <w:sz w:val="24"/>
+                <w:szCs w:val="24"/>
+              </w:rPr>
+              <w:t xml:space="preserve">el platillo </w:t>
+            </w:r>
+            <w:r>
+              <w:rPr>
+                <w:rFonts w:ascii="Times New Roman" w:eastAsia="Times New Roman" w:hAnsi="Times New Roman" w:cs="Times New Roman"/>
+                <w:sz w:val="24"/>
+                <w:szCs w:val="24"/>
+              </w:rPr>
+              <w:t>de mi reserva</w:t>
             </w:r>
           </w:p>
         </w:tc>
@@ -11675,7 +10894,7 @@
                 <w:sz w:val="24"/>
                 <w:szCs w:val="24"/>
               </w:rPr>
-              <w:t xml:space="preserve">Hacer un cambio por si se me antojo algo más </w:t>
+              <w:t>Ajustar los platillos de mi reserva según mis gustos</w:t>
             </w:r>
           </w:p>
         </w:tc>
@@ -11755,7 +10974,23 @@
                 <w:sz w:val="24"/>
                 <w:szCs w:val="24"/>
               </w:rPr>
-              <w:t>Tener platos seleccionados.</w:t>
+              <w:t>Tener plat</w:t>
+            </w:r>
+            <w:r>
+              <w:rPr>
+                <w:rFonts w:ascii="Times New Roman" w:eastAsia="Times New Roman" w:hAnsi="Times New Roman" w:cs="Times New Roman"/>
+                <w:sz w:val="24"/>
+                <w:szCs w:val="24"/>
+              </w:rPr>
+              <w:t>illos</w:t>
+            </w:r>
+            <w:r>
+              <w:rPr>
+                <w:rFonts w:ascii="Times New Roman" w:eastAsia="Times New Roman" w:hAnsi="Times New Roman" w:cs="Times New Roman"/>
+                <w:sz w:val="24"/>
+                <w:szCs w:val="24"/>
+              </w:rPr>
+              <w:t xml:space="preserve"> seleccionados.</w:t>
             </w:r>
           </w:p>
           <w:p>
@@ -11778,7 +11013,7 @@
                 <w:sz w:val="24"/>
                 <w:szCs w:val="24"/>
               </w:rPr>
-              <w:t xml:space="preserve">Ver menú. </w:t>
+              <w:t>Ver menú</w:t>
             </w:r>
           </w:p>
           <w:p>
@@ -11800,7 +11035,23 @@
                 <w:sz w:val="24"/>
                 <w:szCs w:val="24"/>
               </w:rPr>
-              <w:t>Seleccionar platos nuevos.</w:t>
+              <w:t>Seleccionar plat</w:t>
+            </w:r>
+            <w:r>
+              <w:rPr>
+                <w:rFonts w:ascii="Times New Roman" w:eastAsia="Times New Roman" w:hAnsi="Times New Roman" w:cs="Times New Roman"/>
+                <w:sz w:val="24"/>
+                <w:szCs w:val="24"/>
+              </w:rPr>
+              <w:t>illo</w:t>
+            </w:r>
+            <w:r>
+              <w:rPr>
+                <w:rFonts w:ascii="Times New Roman" w:eastAsia="Times New Roman" w:hAnsi="Times New Roman" w:cs="Times New Roman"/>
+                <w:sz w:val="24"/>
+                <w:szCs w:val="24"/>
+              </w:rPr>
+              <w:t>s nuevos.</w:t>
             </w:r>
           </w:p>
           <w:p>
@@ -11822,7 +11073,23 @@
                 <w:sz w:val="24"/>
                 <w:szCs w:val="24"/>
               </w:rPr>
-              <w:t>Cambiar platos</w:t>
+              <w:t>Cambiar plat</w:t>
+            </w:r>
+            <w:r>
+              <w:rPr>
+                <w:rFonts w:ascii="Times New Roman" w:eastAsia="Times New Roman" w:hAnsi="Times New Roman" w:cs="Times New Roman"/>
+                <w:sz w:val="24"/>
+                <w:szCs w:val="24"/>
+              </w:rPr>
+              <w:t>ill</w:t>
+            </w:r>
+            <w:r>
+              <w:rPr>
+                <w:rFonts w:ascii="Times New Roman" w:eastAsia="Times New Roman" w:hAnsi="Times New Roman" w:cs="Times New Roman"/>
+                <w:sz w:val="24"/>
+                <w:szCs w:val="24"/>
+              </w:rPr>
+              <w:t>os</w:t>
             </w:r>
           </w:p>
           <w:p>
@@ -12069,16 +11336,14 @@
               </w:rPr>
               <w:t xml:space="preserve">15 </w:t>
             </w:r>
-            <w:proofErr w:type="gramStart"/>
-            <w:r>
-              <w:rPr>
-                <w:rFonts w:ascii="Times New Roman" w:eastAsia="Times New Roman" w:hAnsi="Times New Roman" w:cs="Times New Roman"/>
-                <w:sz w:val="24"/>
-                <w:szCs w:val="24"/>
-              </w:rPr>
-              <w:t>Horas</w:t>
-            </w:r>
-            <w:proofErr w:type="gramEnd"/>
+            <w:r>
+              <w:rPr>
+                <w:rFonts w:ascii="Times New Roman" w:eastAsia="Times New Roman" w:hAnsi="Times New Roman" w:cs="Times New Roman"/>
+                <w:sz w:val="24"/>
+                <w:szCs w:val="24"/>
+              </w:rPr>
+              <w:t>horas</w:t>
+            </w:r>
           </w:p>
         </w:tc>
       </w:tr>
@@ -12321,193 +11586,30 @@
           <w:szCs w:val="24"/>
         </w:rPr>
       </w:pPr>
-    </w:p>
-    <w:p>
-      <w:pPr>
-        <w:spacing w:line="240" w:lineRule="auto"/>
-        <w:ind w:left="1200"/>
-        <w:rPr>
-          <w:rFonts w:ascii="Times New Roman" w:eastAsia="Times New Roman" w:hAnsi="Times New Roman" w:cs="Times New Roman"/>
-          <w:sz w:val="24"/>
-          <w:szCs w:val="24"/>
-        </w:rPr>
-      </w:pPr>
-    </w:p>
-    <w:p>
-      <w:pPr>
-        <w:spacing w:line="240" w:lineRule="auto"/>
-        <w:ind w:left="1200"/>
-        <w:rPr>
-          <w:rFonts w:ascii="Times New Roman" w:eastAsia="Times New Roman" w:hAnsi="Times New Roman" w:cs="Times New Roman"/>
-          <w:sz w:val="20"/>
-          <w:szCs w:val="20"/>
-        </w:rPr>
-      </w:pPr>
       <w:bookmarkStart w:id="36" w:name="_a7izul30yapk" w:colFirst="0" w:colLast="0"/>
+      <w:bookmarkStart w:id="37" w:name="_1rumdrh4a7ti" w:colFirst="0" w:colLast="0"/>
+      <w:bookmarkStart w:id="38" w:name="_q24ggjm9238g" w:colFirst="0" w:colLast="0"/>
+      <w:bookmarkStart w:id="39" w:name="_4bizyzugpuud" w:colFirst="0" w:colLast="0"/>
+      <w:bookmarkStart w:id="40" w:name="_z95wo5t63g7d" w:colFirst="0" w:colLast="0"/>
+      <w:bookmarkStart w:id="41" w:name="_ss9jloh3vot6" w:colFirst="0" w:colLast="0"/>
+      <w:bookmarkStart w:id="42" w:name="_wqu5dzd9rc3c" w:colFirst="0" w:colLast="0"/>
+      <w:bookmarkStart w:id="43" w:name="_w9xffaejtj51" w:colFirst="0" w:colLast="0"/>
+      <w:bookmarkStart w:id="44" w:name="_hnz80ntaymt" w:colFirst="0" w:colLast="0"/>
+      <w:bookmarkStart w:id="45" w:name="_mjsuj9nurkfm" w:colFirst="0" w:colLast="0"/>
+      <w:bookmarkStart w:id="46" w:name="_1bpw9r84c784" w:colFirst="0" w:colLast="0"/>
+      <w:bookmarkStart w:id="47" w:name="_kmlun2tny0p8" w:colFirst="0" w:colLast="0"/>
       <w:bookmarkEnd w:id="36"/>
-    </w:p>
-    <w:p>
-      <w:pPr>
-        <w:spacing w:line="240" w:lineRule="auto"/>
-        <w:ind w:left="1200"/>
-        <w:rPr>
-          <w:rFonts w:ascii="Times New Roman" w:eastAsia="Times New Roman" w:hAnsi="Times New Roman" w:cs="Times New Roman"/>
-          <w:sz w:val="20"/>
-          <w:szCs w:val="20"/>
-        </w:rPr>
-      </w:pPr>
-      <w:bookmarkStart w:id="37" w:name="_1rumdrh4a7ti" w:colFirst="0" w:colLast="0"/>
       <w:bookmarkEnd w:id="37"/>
-    </w:p>
-    <w:p>
-      <w:pPr>
-        <w:spacing w:line="240" w:lineRule="auto"/>
-        <w:ind w:left="1200"/>
-        <w:rPr>
-          <w:rFonts w:ascii="Times New Roman" w:eastAsia="Times New Roman" w:hAnsi="Times New Roman" w:cs="Times New Roman"/>
-          <w:sz w:val="20"/>
-          <w:szCs w:val="20"/>
-        </w:rPr>
-      </w:pPr>
-      <w:bookmarkStart w:id="38" w:name="_q24ggjm9238g" w:colFirst="0" w:colLast="0"/>
       <w:bookmarkEnd w:id="38"/>
-    </w:p>
-    <w:p>
-      <w:pPr>
-        <w:spacing w:line="240" w:lineRule="auto"/>
-        <w:ind w:left="1200"/>
-        <w:rPr>
-          <w:rFonts w:ascii="Times New Roman" w:eastAsia="Times New Roman" w:hAnsi="Times New Roman" w:cs="Times New Roman"/>
-          <w:sz w:val="20"/>
-          <w:szCs w:val="20"/>
-        </w:rPr>
-      </w:pPr>
-      <w:bookmarkStart w:id="39" w:name="_4bizyzugpuud" w:colFirst="0" w:colLast="0"/>
       <w:bookmarkEnd w:id="39"/>
-    </w:p>
-    <w:p>
-      <w:pPr>
-        <w:spacing w:line="240" w:lineRule="auto"/>
-        <w:ind w:left="1200"/>
-        <w:rPr>
-          <w:rFonts w:ascii="Times New Roman" w:eastAsia="Times New Roman" w:hAnsi="Times New Roman" w:cs="Times New Roman"/>
-          <w:sz w:val="20"/>
-          <w:szCs w:val="20"/>
-        </w:rPr>
-      </w:pPr>
-      <w:bookmarkStart w:id="40" w:name="_z95wo5t63g7d" w:colFirst="0" w:colLast="0"/>
       <w:bookmarkEnd w:id="40"/>
-    </w:p>
-    <w:p>
-      <w:pPr>
-        <w:spacing w:line="240" w:lineRule="auto"/>
-        <w:ind w:left="1200"/>
-        <w:rPr>
-          <w:rFonts w:ascii="Times New Roman" w:eastAsia="Times New Roman" w:hAnsi="Times New Roman" w:cs="Times New Roman"/>
-          <w:sz w:val="20"/>
-          <w:szCs w:val="20"/>
-        </w:rPr>
-      </w:pPr>
-      <w:bookmarkStart w:id="41" w:name="_ss9jloh3vot6" w:colFirst="0" w:colLast="0"/>
       <w:bookmarkEnd w:id="41"/>
-    </w:p>
-    <w:p>
-      <w:pPr>
-        <w:spacing w:line="240" w:lineRule="auto"/>
-        <w:ind w:left="1200"/>
-        <w:rPr>
-          <w:rFonts w:ascii="Times New Roman" w:eastAsia="Times New Roman" w:hAnsi="Times New Roman" w:cs="Times New Roman"/>
-          <w:sz w:val="20"/>
-          <w:szCs w:val="20"/>
-        </w:rPr>
-      </w:pPr>
-      <w:bookmarkStart w:id="42" w:name="_wqu5dzd9rc3c" w:colFirst="0" w:colLast="0"/>
       <w:bookmarkEnd w:id="42"/>
-    </w:p>
-    <w:p>
-      <w:pPr>
-        <w:spacing w:line="240" w:lineRule="auto"/>
-        <w:ind w:left="1200"/>
-        <w:rPr>
-          <w:rFonts w:ascii="Times New Roman" w:eastAsia="Times New Roman" w:hAnsi="Times New Roman" w:cs="Times New Roman"/>
-          <w:sz w:val="20"/>
-          <w:szCs w:val="20"/>
-        </w:rPr>
-      </w:pPr>
-      <w:bookmarkStart w:id="43" w:name="_w9xffaejtj51" w:colFirst="0" w:colLast="0"/>
       <w:bookmarkEnd w:id="43"/>
-    </w:p>
-    <w:p>
-      <w:pPr>
-        <w:spacing w:line="240" w:lineRule="auto"/>
-        <w:ind w:left="1200"/>
-        <w:rPr>
-          <w:rFonts w:ascii="Times New Roman" w:eastAsia="Times New Roman" w:hAnsi="Times New Roman" w:cs="Times New Roman"/>
-          <w:sz w:val="20"/>
-          <w:szCs w:val="20"/>
-        </w:rPr>
-      </w:pPr>
-      <w:bookmarkStart w:id="44" w:name="_hnz80ntaymt" w:colFirst="0" w:colLast="0"/>
       <w:bookmarkEnd w:id="44"/>
-    </w:p>
-    <w:p>
-      <w:pPr>
-        <w:spacing w:line="240" w:lineRule="auto"/>
-        <w:ind w:left="1200"/>
-        <w:rPr>
-          <w:rFonts w:ascii="Times New Roman" w:eastAsia="Times New Roman" w:hAnsi="Times New Roman" w:cs="Times New Roman"/>
-          <w:sz w:val="20"/>
-          <w:szCs w:val="20"/>
-        </w:rPr>
-      </w:pPr>
-      <w:bookmarkStart w:id="45" w:name="_mjsuj9nurkfm" w:colFirst="0" w:colLast="0"/>
       <w:bookmarkEnd w:id="45"/>
-    </w:p>
-    <w:p>
-      <w:pPr>
-        <w:spacing w:line="240" w:lineRule="auto"/>
-        <w:ind w:left="1200"/>
-        <w:rPr>
-          <w:rFonts w:ascii="Times New Roman" w:eastAsia="Times New Roman" w:hAnsi="Times New Roman" w:cs="Times New Roman"/>
-          <w:sz w:val="20"/>
-          <w:szCs w:val="20"/>
-        </w:rPr>
-      </w:pPr>
-      <w:bookmarkStart w:id="46" w:name="_1bpw9r84c784" w:colFirst="0" w:colLast="0"/>
       <w:bookmarkEnd w:id="46"/>
-    </w:p>
-    <w:p>
-      <w:pPr>
-        <w:spacing w:line="240" w:lineRule="auto"/>
-        <w:ind w:left="1200"/>
-        <w:rPr>
-          <w:rFonts w:ascii="Times New Roman" w:eastAsia="Times New Roman" w:hAnsi="Times New Roman" w:cs="Times New Roman"/>
-          <w:sz w:val="20"/>
-          <w:szCs w:val="20"/>
-        </w:rPr>
-      </w:pPr>
-      <w:bookmarkStart w:id="47" w:name="_kmlun2tny0p8" w:colFirst="0" w:colLast="0"/>
       <w:bookmarkEnd w:id="47"/>
-    </w:p>
-    <w:p>
-      <w:pPr>
-        <w:spacing w:line="240" w:lineRule="auto"/>
-        <w:rPr>
-          <w:rFonts w:ascii="Times New Roman" w:eastAsia="Times New Roman" w:hAnsi="Times New Roman" w:cs="Times New Roman"/>
-          <w:sz w:val="24"/>
-          <w:szCs w:val="24"/>
-        </w:rPr>
-      </w:pPr>
-    </w:p>
-    <w:p>
-      <w:pPr>
-        <w:spacing w:line="240" w:lineRule="auto"/>
-        <w:rPr>
-          <w:rFonts w:ascii="Times New Roman" w:eastAsia="Times New Roman" w:hAnsi="Times New Roman" w:cs="Times New Roman"/>
-          <w:sz w:val="24"/>
-          <w:szCs w:val="24"/>
-        </w:rPr>
-      </w:pPr>
     </w:p>
     <w:p>
       <w:pPr>
@@ -12569,7 +11671,6 @@
                 <w:sz w:val="24"/>
                 <w:szCs w:val="24"/>
               </w:rPr>
-              <w:lastRenderedPageBreak/>
               <w:t>Historia de usuario</w:t>
             </w:r>
           </w:p>
@@ -12913,7 +12014,23 @@
                 <w:sz w:val="24"/>
                 <w:szCs w:val="24"/>
               </w:rPr>
-              <w:t>Cancelar platos que ya no interesan o ya no me apetecen</w:t>
+              <w:t>Cancelar plat</w:t>
+            </w:r>
+            <w:r>
+              <w:rPr>
+                <w:rFonts w:ascii="Times New Roman" w:eastAsia="Times New Roman" w:hAnsi="Times New Roman" w:cs="Times New Roman"/>
+                <w:sz w:val="24"/>
+                <w:szCs w:val="24"/>
+              </w:rPr>
+              <w:t>ill</w:t>
+            </w:r>
+            <w:r>
+              <w:rPr>
+                <w:rFonts w:ascii="Times New Roman" w:eastAsia="Times New Roman" w:hAnsi="Times New Roman" w:cs="Times New Roman"/>
+                <w:sz w:val="24"/>
+                <w:szCs w:val="24"/>
+              </w:rPr>
+              <w:t>os que ya no interesan o ya no me apetecen</w:t>
             </w:r>
           </w:p>
         </w:tc>
@@ -12974,6 +12091,50 @@
               <w:right w:w="70" w:type="dxa"/>
             </w:tcMar>
           </w:tcPr>
+          <w:p>
+            <w:pPr>
+              <w:numPr>
+                <w:ilvl w:val="0"/>
+                <w:numId w:val="9"/>
+              </w:numPr>
+              <w:spacing w:line="240" w:lineRule="auto"/>
+              <w:rPr>
+                <w:rFonts w:ascii="Times New Roman" w:eastAsia="Times New Roman" w:hAnsi="Times New Roman" w:cs="Times New Roman"/>
+                <w:sz w:val="24"/>
+                <w:szCs w:val="24"/>
+              </w:rPr>
+            </w:pPr>
+            <w:r>
+              <w:rPr>
+                <w:rFonts w:ascii="Times New Roman" w:eastAsia="Times New Roman" w:hAnsi="Times New Roman" w:cs="Times New Roman"/>
+                <w:sz w:val="24"/>
+                <w:szCs w:val="24"/>
+              </w:rPr>
+              <w:t>Tener platillos seleccionados</w:t>
+            </w:r>
+          </w:p>
+          <w:p>
+            <w:pPr>
+              <w:numPr>
+                <w:ilvl w:val="0"/>
+                <w:numId w:val="9"/>
+              </w:numPr>
+              <w:spacing w:line="240" w:lineRule="auto"/>
+              <w:rPr>
+                <w:rFonts w:ascii="Times New Roman" w:eastAsia="Times New Roman" w:hAnsi="Times New Roman" w:cs="Times New Roman"/>
+                <w:sz w:val="24"/>
+                <w:szCs w:val="24"/>
+              </w:rPr>
+            </w:pPr>
+            <w:r>
+              <w:rPr>
+                <w:rFonts w:ascii="Times New Roman" w:eastAsia="Times New Roman" w:hAnsi="Times New Roman" w:cs="Times New Roman"/>
+                <w:sz w:val="24"/>
+                <w:szCs w:val="24"/>
+              </w:rPr>
+              <w:t>Ver reserva</w:t>
+            </w:r>
+          </w:p>
           <w:p>
             <w:pPr>
               <w:numPr>
@@ -14454,6 +13615,7 @@
     <w:p>
       <w:pPr>
         <w:spacing w:line="240" w:lineRule="auto"/>
+        <w:jc w:val="center"/>
         <w:rPr>
           <w:rFonts w:ascii="Times New Roman" w:eastAsia="Times New Roman" w:hAnsi="Times New Roman" w:cs="Times New Roman"/>
           <w:sz w:val="24"/>
@@ -14464,148 +13626,20 @@
     <w:p>
       <w:pPr>
         <w:spacing w:line="240" w:lineRule="auto"/>
+        <w:jc w:val="center"/>
         <w:rPr>
           <w:rFonts w:ascii="Times New Roman" w:eastAsia="Times New Roman" w:hAnsi="Times New Roman" w:cs="Times New Roman"/>
           <w:sz w:val="24"/>
           <w:szCs w:val="24"/>
         </w:rPr>
       </w:pPr>
-    </w:p>
-    <w:p>
-      <w:pPr>
-        <w:spacing w:line="240" w:lineRule="auto"/>
-        <w:jc w:val="center"/>
+      <w:r>
         <w:rPr>
           <w:rFonts w:ascii="Times New Roman" w:eastAsia="Times New Roman" w:hAnsi="Times New Roman" w:cs="Times New Roman"/>
           <w:sz w:val="24"/>
           <w:szCs w:val="24"/>
         </w:rPr>
-      </w:pPr>
-    </w:p>
-    <w:p>
-      <w:pPr>
-        <w:spacing w:line="240" w:lineRule="auto"/>
-        <w:jc w:val="center"/>
-        <w:rPr>
-          <w:rFonts w:ascii="Times New Roman" w:eastAsia="Times New Roman" w:hAnsi="Times New Roman" w:cs="Times New Roman"/>
-          <w:sz w:val="24"/>
-          <w:szCs w:val="24"/>
-        </w:rPr>
-      </w:pPr>
-    </w:p>
-    <w:p>
-      <w:pPr>
-        <w:spacing w:line="240" w:lineRule="auto"/>
-        <w:jc w:val="center"/>
-        <w:rPr>
-          <w:rFonts w:ascii="Times New Roman" w:eastAsia="Times New Roman" w:hAnsi="Times New Roman" w:cs="Times New Roman"/>
-          <w:sz w:val="24"/>
-          <w:szCs w:val="24"/>
-        </w:rPr>
-      </w:pPr>
-    </w:p>
-    <w:p>
-      <w:pPr>
-        <w:spacing w:line="240" w:lineRule="auto"/>
-        <w:jc w:val="center"/>
-        <w:rPr>
-          <w:rFonts w:ascii="Times New Roman" w:eastAsia="Times New Roman" w:hAnsi="Times New Roman" w:cs="Times New Roman"/>
-          <w:sz w:val="24"/>
-          <w:szCs w:val="24"/>
-        </w:rPr>
-      </w:pPr>
-    </w:p>
-    <w:p>
-      <w:pPr>
-        <w:spacing w:line="240" w:lineRule="auto"/>
-        <w:jc w:val="center"/>
-        <w:rPr>
-          <w:rFonts w:ascii="Times New Roman" w:eastAsia="Times New Roman" w:hAnsi="Times New Roman" w:cs="Times New Roman"/>
-          <w:sz w:val="24"/>
-          <w:szCs w:val="24"/>
-        </w:rPr>
-      </w:pPr>
-    </w:p>
-    <w:p>
-      <w:pPr>
-        <w:spacing w:line="240" w:lineRule="auto"/>
-        <w:jc w:val="center"/>
-        <w:rPr>
-          <w:rFonts w:ascii="Times New Roman" w:eastAsia="Times New Roman" w:hAnsi="Times New Roman" w:cs="Times New Roman"/>
-          <w:sz w:val="24"/>
-          <w:szCs w:val="24"/>
-        </w:rPr>
-      </w:pPr>
-    </w:p>
-    <w:p>
-      <w:pPr>
-        <w:spacing w:line="240" w:lineRule="auto"/>
-        <w:jc w:val="center"/>
-        <w:rPr>
-          <w:rFonts w:ascii="Times New Roman" w:eastAsia="Times New Roman" w:hAnsi="Times New Roman" w:cs="Times New Roman"/>
-          <w:sz w:val="24"/>
-          <w:szCs w:val="24"/>
-        </w:rPr>
-      </w:pPr>
-    </w:p>
-    <w:p>
-      <w:pPr>
-        <w:spacing w:line="240" w:lineRule="auto"/>
-        <w:rPr>
-          <w:rFonts w:ascii="Times New Roman" w:eastAsia="Times New Roman" w:hAnsi="Times New Roman" w:cs="Times New Roman"/>
-          <w:sz w:val="24"/>
-          <w:szCs w:val="24"/>
-        </w:rPr>
-      </w:pPr>
-    </w:p>
-    <w:p>
-      <w:pPr>
-        <w:spacing w:line="240" w:lineRule="auto"/>
-        <w:rPr>
-          <w:rFonts w:ascii="Times New Roman" w:eastAsia="Times New Roman" w:hAnsi="Times New Roman" w:cs="Times New Roman"/>
-          <w:sz w:val="24"/>
-          <w:szCs w:val="24"/>
-        </w:rPr>
-      </w:pPr>
-    </w:p>
-    <w:p>
-      <w:pPr>
-        <w:spacing w:line="240" w:lineRule="auto"/>
-        <w:jc w:val="center"/>
-        <w:rPr>
-          <w:rFonts w:ascii="Times New Roman" w:eastAsia="Times New Roman" w:hAnsi="Times New Roman" w:cs="Times New Roman"/>
-          <w:sz w:val="24"/>
-          <w:szCs w:val="24"/>
-        </w:rPr>
-      </w:pPr>
-    </w:p>
-    <w:p>
-      <w:pPr>
-        <w:spacing w:line="240" w:lineRule="auto"/>
-        <w:jc w:val="center"/>
-        <w:rPr>
-          <w:rFonts w:ascii="Times New Roman" w:eastAsia="Times New Roman" w:hAnsi="Times New Roman" w:cs="Times New Roman"/>
-          <w:sz w:val="24"/>
-          <w:szCs w:val="24"/>
-        </w:rPr>
-      </w:pPr>
-    </w:p>
-    <w:p>
-      <w:pPr>
-        <w:spacing w:line="240" w:lineRule="auto"/>
-        <w:jc w:val="center"/>
-        <w:rPr>
-          <w:rFonts w:ascii="Times New Roman" w:eastAsia="Times New Roman" w:hAnsi="Times New Roman" w:cs="Times New Roman"/>
-          <w:sz w:val="24"/>
-          <w:szCs w:val="24"/>
-        </w:rPr>
-      </w:pPr>
-      <w:r>
-        <w:rPr>
-          <w:rFonts w:ascii="Times New Roman" w:eastAsia="Times New Roman" w:hAnsi="Times New Roman" w:cs="Times New Roman"/>
-          <w:sz w:val="24"/>
-          <w:szCs w:val="24"/>
-        </w:rPr>
+        <w:lastRenderedPageBreak/>
         <w:t>ADMINISTRADORES (RESTAURANTE)</w:t>
       </w:r>
     </w:p>
@@ -15606,7 +14640,6 @@
                 <w:sz w:val="24"/>
                 <w:szCs w:val="24"/>
               </w:rPr>
-              <w:lastRenderedPageBreak/>
               <w:t>Nombre del requerimiento: </w:t>
             </w:r>
           </w:p>
@@ -15915,6 +14948,7 @@
                 <w:sz w:val="24"/>
                 <w:szCs w:val="24"/>
               </w:rPr>
+              <w:lastRenderedPageBreak/>
               <w:t>Criterios de aceptación:</w:t>
             </w:r>
           </w:p>
@@ -16802,7 +15836,6 @@
                 <w:sz w:val="24"/>
                 <w:szCs w:val="24"/>
               </w:rPr>
-              <w:lastRenderedPageBreak/>
               <w:t>Para poder:</w:t>
             </w:r>
           </w:p>
@@ -17112,6 +16145,7 @@
                 <w:sz w:val="24"/>
                 <w:szCs w:val="24"/>
               </w:rPr>
+              <w:lastRenderedPageBreak/>
               <w:t>Prioridad:</w:t>
             </w:r>
           </w:p>
@@ -17796,7 +16830,6 @@
                 <w:sz w:val="24"/>
                 <w:szCs w:val="24"/>
               </w:rPr>
-              <w:lastRenderedPageBreak/>
               <w:t>Para poder:</w:t>
             </w:r>
           </w:p>
@@ -18145,6 +17178,7 @@
                 <w:sz w:val="24"/>
                 <w:szCs w:val="24"/>
               </w:rPr>
+              <w:lastRenderedPageBreak/>
               <w:t>Estimación:</w:t>
             </w:r>
           </w:p>
@@ -18791,7 +17825,6 @@
                 <w:sz w:val="24"/>
                 <w:szCs w:val="24"/>
               </w:rPr>
-              <w:lastRenderedPageBreak/>
               <w:t>Para poder:</w:t>
             </w:r>
           </w:p>
@@ -20461,6 +19494,7 @@
                 <w:sz w:val="24"/>
                 <w:szCs w:val="24"/>
               </w:rPr>
+              <w:lastRenderedPageBreak/>
               <w:t>Criterios de aceptación:</w:t>
             </w:r>
           </w:p>
@@ -21286,7 +20320,6 @@
                 <w:sz w:val="24"/>
                 <w:szCs w:val="24"/>
               </w:rPr>
-              <w:lastRenderedPageBreak/>
               <w:t>Criterios de aceptación:</w:t>
             </w:r>
           </w:p>
@@ -21710,6 +20743,7 @@
                 <w:sz w:val="24"/>
                 <w:szCs w:val="24"/>
               </w:rPr>
+              <w:lastRenderedPageBreak/>
               <w:t>Historia de usuario</w:t>
             </w:r>
           </w:p>
@@ -22861,6 +21895,7 @@
                 <w:sz w:val="24"/>
                 <w:szCs w:val="24"/>
               </w:rPr>
+              <w:lastRenderedPageBreak/>
               <w:t>Como:</w:t>
             </w:r>
           </w:p>
@@ -23635,7 +22670,6 @@
                 <w:sz w:val="24"/>
                 <w:szCs w:val="24"/>
               </w:rPr>
-              <w:lastRenderedPageBreak/>
               <w:t>Como:</w:t>
             </w:r>
           </w:p>
@@ -24032,6 +23066,7 @@
                 <w:sz w:val="24"/>
                 <w:szCs w:val="24"/>
               </w:rPr>
+              <w:lastRenderedPageBreak/>
               <w:t>Prioridad:</w:t>
             </w:r>
           </w:p>
@@ -24853,7 +23888,6 @@
                 <w:sz w:val="24"/>
                 <w:szCs w:val="24"/>
               </w:rPr>
-              <w:lastRenderedPageBreak/>
               <w:t>Estimación:</w:t>
             </w:r>
           </w:p>
@@ -25365,6 +24399,7 @@
                 <w:sz w:val="24"/>
                 <w:szCs w:val="24"/>
               </w:rPr>
+              <w:lastRenderedPageBreak/>
               <w:t>Criterios de aceptación:</w:t>
             </w:r>
           </w:p>
@@ -26108,7 +25143,6 @@
                 <w:sz w:val="24"/>
                 <w:szCs w:val="24"/>
               </w:rPr>
-              <w:lastRenderedPageBreak/>
               <w:t>Criterios de aceptación:</w:t>
             </w:r>
           </w:p>
@@ -26630,6 +25664,7 @@
                 <w:sz w:val="24"/>
                 <w:szCs w:val="24"/>
               </w:rPr>
+              <w:lastRenderedPageBreak/>
               <w:t>Como:</w:t>
             </w:r>
           </w:p>
@@ -27280,7 +26315,6 @@
                 <w:sz w:val="24"/>
                 <w:szCs w:val="24"/>
               </w:rPr>
-              <w:lastRenderedPageBreak/>
               <w:t>Historia de usuario</w:t>
             </w:r>
           </w:p>
@@ -27763,6 +26797,14 @@
                 <w:szCs w:val="24"/>
               </w:rPr>
               <w:br/>
+            </w:r>
+            <w:r>
+              <w:rPr>
+                <w:rFonts w:ascii="Times New Roman" w:eastAsia="Times New Roman" w:hAnsi="Times New Roman" w:cs="Times New Roman"/>
+                <w:sz w:val="24"/>
+                <w:szCs w:val="24"/>
+              </w:rPr>
+              <w:lastRenderedPageBreak/>
               <w:t>-Posibilidad de filtrar o buscar reservas específicas (opcional).</w:t>
             </w:r>
           </w:p>
@@ -27805,6 +26847,7 @@
                 <w:sz w:val="24"/>
                 <w:szCs w:val="24"/>
               </w:rPr>
+              <w:lastRenderedPageBreak/>
               <w:t>Valor:</w:t>
             </w:r>
           </w:p>
@@ -30978,7 +30021,6 @@
   <w:style w:type="character" w:default="1" w:styleId="Fuentedeprrafopredeter">
     <w:name w:val="Default Paragraph Font"/>
     <w:uiPriority w:val="1"/>
-    <w:semiHidden/>
     <w:unhideWhenUsed/>
   </w:style>
   <w:style w:type="table" w:default="1" w:styleId="Tablanormal">

--- a/Historias de Usuario.docx
+++ b/Historias de Usuario.docx
@@ -427,15 +427,7 @@
                 <w:sz w:val="24"/>
                 <w:szCs w:val="24"/>
               </w:rPr>
-              <w:t>I</w:t>
-            </w:r>
-            <w:r>
-              <w:rPr>
-                <w:rFonts w:ascii="Times New Roman" w:eastAsia="Times New Roman" w:hAnsi="Times New Roman" w:cs="Times New Roman"/>
-                <w:sz w:val="24"/>
-                <w:szCs w:val="24"/>
-              </w:rPr>
-              <w:t>niciar sesión con mi cuenta de usuario.</w:t>
+              <w:t>Iniciar sesión con mi cuenta de usuario.</w:t>
             </w:r>
           </w:p>
           <w:p>
@@ -1470,15 +1462,7 @@
                 <w:sz w:val="24"/>
                 <w:szCs w:val="24"/>
               </w:rPr>
-              <w:t>I</w:t>
-            </w:r>
-            <w:r>
-              <w:rPr>
-                <w:rFonts w:ascii="Times New Roman" w:eastAsia="Times New Roman" w:hAnsi="Times New Roman" w:cs="Times New Roman"/>
-                <w:sz w:val="24"/>
-                <w:szCs w:val="24"/>
-              </w:rPr>
-              <w:t>niciar sesión con mi cuenta de usuario.</w:t>
+              <w:t>Iniciar sesión con mi cuenta de usuario.</w:t>
             </w:r>
           </w:p>
         </w:tc>
@@ -4470,15 +4454,7 @@
                 <w:sz w:val="24"/>
                 <w:szCs w:val="24"/>
               </w:rPr>
-              <w:t>Modificar</w:t>
-            </w:r>
-            <w:r>
-              <w:rPr>
-                <w:rFonts w:ascii="Times New Roman" w:eastAsia="Times New Roman" w:hAnsi="Times New Roman" w:cs="Times New Roman"/>
-                <w:sz w:val="24"/>
-                <w:szCs w:val="24"/>
-              </w:rPr>
-              <w:t xml:space="preserve"> mi reserva</w:t>
+              <w:t>Modificar mi reserva</w:t>
             </w:r>
           </w:p>
         </w:tc>
@@ -6783,18 +6759,8 @@
                 <w:sz w:val="24"/>
                 <w:szCs w:val="24"/>
               </w:rPr>
-              <w:t xml:space="preserve"> en la </w:t>
-            </w:r>
-            <w:proofErr w:type="gramStart"/>
-            <w:r>
-              <w:rPr>
-                <w:rFonts w:ascii="Times New Roman" w:eastAsia="Times New Roman" w:hAnsi="Times New Roman" w:cs="Times New Roman"/>
-                <w:sz w:val="24"/>
-                <w:szCs w:val="24"/>
-              </w:rPr>
-              <w:t>app</w:t>
-            </w:r>
-            <w:proofErr w:type="gramEnd"/>
+              <w:t xml:space="preserve"> en la app</w:t>
+            </w:r>
             <w:r>
               <w:rPr>
                 <w:rFonts w:ascii="Times New Roman" w:eastAsia="Times New Roman" w:hAnsi="Times New Roman" w:cs="Times New Roman"/>
@@ -7696,23 +7662,7 @@
                 <w:sz w:val="24"/>
                 <w:szCs w:val="24"/>
               </w:rPr>
-              <w:t>A</w:t>
-            </w:r>
-            <w:r>
-              <w:rPr>
-                <w:rFonts w:ascii="Times New Roman" w:eastAsia="Times New Roman" w:hAnsi="Times New Roman" w:cs="Times New Roman"/>
-                <w:sz w:val="24"/>
-                <w:szCs w:val="24"/>
-              </w:rPr>
-              <w:t>ctualizar mis dato</w:t>
-            </w:r>
-            <w:r>
-              <w:rPr>
-                <w:rFonts w:ascii="Times New Roman" w:eastAsia="Times New Roman" w:hAnsi="Times New Roman" w:cs="Times New Roman"/>
-                <w:sz w:val="24"/>
-                <w:szCs w:val="24"/>
-              </w:rPr>
-              <w:t>s</w:t>
+              <w:t>Actualizar mis datos</w:t>
             </w:r>
           </w:p>
         </w:tc>
@@ -8930,23 +8880,7 @@
                 <w:sz w:val="24"/>
                 <w:szCs w:val="24"/>
               </w:rPr>
-              <w:t xml:space="preserve">Mostrar los restaurantes </w:t>
-            </w:r>
-            <w:r>
-              <w:rPr>
-                <w:rFonts w:ascii="Times New Roman" w:eastAsia="Times New Roman" w:hAnsi="Times New Roman" w:cs="Times New Roman"/>
-                <w:sz w:val="24"/>
-                <w:szCs w:val="24"/>
-              </w:rPr>
-              <w:t>más</w:t>
-            </w:r>
-            <w:r>
-              <w:rPr>
-                <w:rFonts w:ascii="Times New Roman" w:eastAsia="Times New Roman" w:hAnsi="Times New Roman" w:cs="Times New Roman"/>
-                <w:sz w:val="24"/>
-                <w:szCs w:val="24"/>
-              </w:rPr>
-              <w:t xml:space="preserve"> cercanos en la zona</w:t>
+              <w:t>Mostrar los restaurantes más cercanos en la zona</w:t>
             </w:r>
           </w:p>
         </w:tc>
@@ -10638,15 +10572,7 @@
                 <w:sz w:val="24"/>
                 <w:szCs w:val="24"/>
               </w:rPr>
-              <w:t>Modificar</w:t>
-            </w:r>
-            <w:r>
-              <w:rPr>
-                <w:rFonts w:ascii="Times New Roman" w:eastAsia="Times New Roman" w:hAnsi="Times New Roman" w:cs="Times New Roman"/>
-                <w:sz w:val="24"/>
-                <w:szCs w:val="24"/>
-              </w:rPr>
-              <w:t xml:space="preserve"> platillos</w:t>
+              <w:t>Modificar platillos</w:t>
             </w:r>
           </w:p>
         </w:tc>
@@ -10801,23 +10727,7 @@
                 <w:sz w:val="24"/>
                 <w:szCs w:val="24"/>
               </w:rPr>
-              <w:t xml:space="preserve">Modificar </w:t>
-            </w:r>
-            <w:r>
-              <w:rPr>
-                <w:rFonts w:ascii="Times New Roman" w:eastAsia="Times New Roman" w:hAnsi="Times New Roman" w:cs="Times New Roman"/>
-                <w:sz w:val="24"/>
-                <w:szCs w:val="24"/>
-              </w:rPr>
-              <w:t xml:space="preserve">el platillo </w:t>
-            </w:r>
-            <w:r>
-              <w:rPr>
-                <w:rFonts w:ascii="Times New Roman" w:eastAsia="Times New Roman" w:hAnsi="Times New Roman" w:cs="Times New Roman"/>
-                <w:sz w:val="24"/>
-                <w:szCs w:val="24"/>
-              </w:rPr>
-              <w:t>de mi reserva</w:t>
+              <w:t>Modificar el platillo de mi reserva</w:t>
             </w:r>
           </w:p>
         </w:tc>
@@ -12982,7 +12892,10 @@
                 <w:sz w:val="24"/>
                 <w:szCs w:val="24"/>
               </w:rPr>
-              <w:t>Evitar que me envíen notificaciones y no mantener una cuenta activa en la plataforma</w:t>
+              <w:t>Evitar recibir notificaciones y no mantener una cuenta activa en la plataforma</w:t>
+            </w:r>
+            <w:r>
+              <w:t>.</w:t>
             </w:r>
           </w:p>
         </w:tc>
@@ -14140,23 +14053,13 @@
                 <w:szCs w:val="24"/>
               </w:rPr>
             </w:pPr>
-            <w:proofErr w:type="spellStart"/>
-            <w:r>
-              <w:rPr>
-                <w:rFonts w:ascii="Times New Roman" w:eastAsia="Times New Roman" w:hAnsi="Times New Roman" w:cs="Times New Roman"/>
-                <w:sz w:val="24"/>
-                <w:szCs w:val="24"/>
-              </w:rPr>
-              <w:t>si</w:t>
-            </w:r>
-            <w:proofErr w:type="spellEnd"/>
-            <w:r>
-              <w:rPr>
-                <w:rFonts w:ascii="Times New Roman" w:eastAsia="Times New Roman" w:hAnsi="Times New Roman" w:cs="Times New Roman"/>
-                <w:sz w:val="24"/>
-                <w:szCs w:val="24"/>
-              </w:rPr>
-              <w:t xml:space="preserve"> son correctos ingresar al sistema como administrador (restaurante).</w:t>
+            <w:r>
+              <w:rPr>
+                <w:rFonts w:ascii="Times New Roman" w:eastAsia="Times New Roman" w:hAnsi="Times New Roman" w:cs="Times New Roman"/>
+                <w:sz w:val="24"/>
+                <w:szCs w:val="24"/>
+              </w:rPr>
+              <w:t>si son correctos ingresar al sistema como administrador (restaurante).</w:t>
             </w:r>
           </w:p>
           <w:p>
@@ -14467,100 +14370,9 @@
         </w:rPr>
       </w:pPr>
     </w:p>
-    <w:tbl>
-      <w:tblPr>
-        <w:tblStyle w:val="ad"/>
-        <w:tblpPr w:leftFromText="180" w:rightFromText="180" w:topFromText="180" w:bottomFromText="180" w:vertAnchor="text" w:tblpX="-180"/>
-        <w:tblW w:w="8644" w:type="dxa"/>
-        <w:tblInd w:w="0" w:type="dxa"/>
-        <w:tblLayout w:type="fixed"/>
-        <w:tblLook w:val="0000" w:firstRow="0" w:lastRow="0" w:firstColumn="0" w:lastColumn="0" w:noHBand="0" w:noVBand="0"/>
-      </w:tblPr>
-      <w:tblGrid>
-        <w:gridCol w:w="2598"/>
-        <w:gridCol w:w="6046"/>
-      </w:tblGrid>
-      <w:tr>
-        <w:trPr>
-          <w:trHeight w:val="525"/>
-        </w:trPr>
-        <w:tc>
-          <w:tcPr>
-            <w:tcW w:w="2598" w:type="dxa"/>
-            <w:tcBorders>
-              <w:top w:val="single" w:sz="4" w:space="0" w:color="000000"/>
-              <w:left w:val="single" w:sz="4" w:space="0" w:color="000000"/>
-              <w:bottom w:val="single" w:sz="4" w:space="0" w:color="000000"/>
-              <w:right w:val="single" w:sz="4" w:space="0" w:color="000000"/>
-            </w:tcBorders>
-            <w:tcMar>
-              <w:top w:w="0" w:type="dxa"/>
-              <w:left w:w="70" w:type="dxa"/>
-              <w:bottom w:w="0" w:type="dxa"/>
-              <w:right w:w="70" w:type="dxa"/>
-            </w:tcMar>
-          </w:tcPr>
-          <w:p>
-            <w:pPr>
-              <w:spacing w:after="160" w:line="240" w:lineRule="auto"/>
-              <w:rPr>
-                <w:rFonts w:ascii="Times New Roman" w:eastAsia="Times New Roman" w:hAnsi="Times New Roman" w:cs="Times New Roman"/>
-                <w:sz w:val="24"/>
-                <w:szCs w:val="24"/>
-              </w:rPr>
-            </w:pPr>
-            <w:r>
-              <w:rPr>
-                <w:rFonts w:ascii="Times New Roman" w:eastAsia="Times New Roman" w:hAnsi="Times New Roman" w:cs="Times New Roman"/>
-                <w:b/>
-                <w:sz w:val="24"/>
-                <w:szCs w:val="24"/>
-              </w:rPr>
-              <w:t>Historia de usuario</w:t>
-            </w:r>
-          </w:p>
-        </w:tc>
-        <w:tc>
-          <w:tcPr>
-            <w:tcW w:w="6046" w:type="dxa"/>
-            <w:tcBorders>
-              <w:top w:val="single" w:sz="4" w:space="0" w:color="000000"/>
-              <w:left w:val="single" w:sz="4" w:space="0" w:color="000000"/>
-              <w:bottom w:val="single" w:sz="4" w:space="0" w:color="000000"/>
-              <w:right w:val="single" w:sz="4" w:space="0" w:color="000000"/>
-            </w:tcBorders>
-            <w:tcMar>
-              <w:top w:w="0" w:type="dxa"/>
-              <w:left w:w="70" w:type="dxa"/>
-              <w:bottom w:w="0" w:type="dxa"/>
-              <w:right w:w="70" w:type="dxa"/>
-            </w:tcMar>
-          </w:tcPr>
-          <w:p>
-            <w:pPr>
-              <w:spacing w:after="160" w:line="240" w:lineRule="auto"/>
-              <w:rPr>
-                <w:rFonts w:ascii="Times New Roman" w:eastAsia="Times New Roman" w:hAnsi="Times New Roman" w:cs="Times New Roman"/>
-                <w:sz w:val="24"/>
-                <w:szCs w:val="24"/>
-              </w:rPr>
-            </w:pPr>
-            <w:r>
-              <w:rPr>
-                <w:rFonts w:ascii="Times New Roman" w:eastAsia="Times New Roman" w:hAnsi="Times New Roman" w:cs="Times New Roman"/>
-                <w:sz w:val="24"/>
-                <w:szCs w:val="24"/>
-              </w:rPr>
-              <w:t>15</w:t>
-            </w:r>
-          </w:p>
-        </w:tc>
-      </w:tr>
-    </w:tbl>
-    <w:p>
-      <w:pPr>
-        <w:spacing w:line="240" w:lineRule="auto"/>
-        <w:ind w:left="1200"/>
+    <w:p>
+      <w:pPr>
+        <w:spacing w:line="240" w:lineRule="auto"/>
         <w:rPr>
           <w:rFonts w:ascii="Times New Roman" w:eastAsia="Times New Roman" w:hAnsi="Times New Roman" w:cs="Times New Roman"/>
           <w:sz w:val="24"/>
@@ -14571,7 +14383,146 @@
     <w:p>
       <w:pPr>
         <w:spacing w:line="240" w:lineRule="auto"/>
-        <w:ind w:left="1200"/>
+        <w:rPr>
+          <w:rFonts w:ascii="Times New Roman" w:eastAsia="Times New Roman" w:hAnsi="Times New Roman" w:cs="Times New Roman"/>
+          <w:sz w:val="24"/>
+          <w:szCs w:val="24"/>
+        </w:rPr>
+      </w:pPr>
+    </w:p>
+    <w:p>
+      <w:pPr>
+        <w:spacing w:line="240" w:lineRule="auto"/>
+        <w:rPr>
+          <w:rFonts w:ascii="Times New Roman" w:eastAsia="Times New Roman" w:hAnsi="Times New Roman" w:cs="Times New Roman"/>
+          <w:sz w:val="24"/>
+          <w:szCs w:val="24"/>
+        </w:rPr>
+      </w:pPr>
+    </w:p>
+    <w:p>
+      <w:pPr>
+        <w:spacing w:line="240" w:lineRule="auto"/>
+        <w:rPr>
+          <w:rFonts w:ascii="Times New Roman" w:eastAsia="Times New Roman" w:hAnsi="Times New Roman" w:cs="Times New Roman"/>
+          <w:sz w:val="24"/>
+          <w:szCs w:val="24"/>
+        </w:rPr>
+      </w:pPr>
+    </w:p>
+    <w:p>
+      <w:pPr>
+        <w:spacing w:line="240" w:lineRule="auto"/>
+        <w:rPr>
+          <w:rFonts w:ascii="Times New Roman" w:eastAsia="Times New Roman" w:hAnsi="Times New Roman" w:cs="Times New Roman"/>
+          <w:sz w:val="24"/>
+          <w:szCs w:val="24"/>
+        </w:rPr>
+      </w:pPr>
+    </w:p>
+    <w:p>
+      <w:pPr>
+        <w:spacing w:line="240" w:lineRule="auto"/>
+        <w:rPr>
+          <w:rFonts w:ascii="Times New Roman" w:eastAsia="Times New Roman" w:hAnsi="Times New Roman" w:cs="Times New Roman"/>
+          <w:sz w:val="24"/>
+          <w:szCs w:val="24"/>
+        </w:rPr>
+      </w:pPr>
+    </w:p>
+    <w:p>
+      <w:pPr>
+        <w:spacing w:line="240" w:lineRule="auto"/>
+        <w:rPr>
+          <w:rFonts w:ascii="Times New Roman" w:eastAsia="Times New Roman" w:hAnsi="Times New Roman" w:cs="Times New Roman"/>
+          <w:sz w:val="24"/>
+          <w:szCs w:val="24"/>
+        </w:rPr>
+      </w:pPr>
+    </w:p>
+    <w:p>
+      <w:pPr>
+        <w:spacing w:line="240" w:lineRule="auto"/>
+        <w:rPr>
+          <w:rFonts w:ascii="Times New Roman" w:eastAsia="Times New Roman" w:hAnsi="Times New Roman" w:cs="Times New Roman"/>
+          <w:sz w:val="24"/>
+          <w:szCs w:val="24"/>
+        </w:rPr>
+      </w:pPr>
+    </w:p>
+    <w:p>
+      <w:pPr>
+        <w:spacing w:line="240" w:lineRule="auto"/>
+        <w:rPr>
+          <w:rFonts w:ascii="Times New Roman" w:eastAsia="Times New Roman" w:hAnsi="Times New Roman" w:cs="Times New Roman"/>
+          <w:sz w:val="24"/>
+          <w:szCs w:val="24"/>
+        </w:rPr>
+      </w:pPr>
+    </w:p>
+    <w:p>
+      <w:pPr>
+        <w:spacing w:line="240" w:lineRule="auto"/>
+        <w:rPr>
+          <w:rFonts w:ascii="Times New Roman" w:eastAsia="Times New Roman" w:hAnsi="Times New Roman" w:cs="Times New Roman"/>
+          <w:sz w:val="24"/>
+          <w:szCs w:val="24"/>
+        </w:rPr>
+      </w:pPr>
+    </w:p>
+    <w:p>
+      <w:pPr>
+        <w:spacing w:line="240" w:lineRule="auto"/>
+        <w:rPr>
+          <w:rFonts w:ascii="Times New Roman" w:eastAsia="Times New Roman" w:hAnsi="Times New Roman" w:cs="Times New Roman"/>
+          <w:sz w:val="24"/>
+          <w:szCs w:val="24"/>
+        </w:rPr>
+      </w:pPr>
+    </w:p>
+    <w:p>
+      <w:pPr>
+        <w:spacing w:line="240" w:lineRule="auto"/>
+        <w:rPr>
+          <w:rFonts w:ascii="Times New Roman" w:eastAsia="Times New Roman" w:hAnsi="Times New Roman" w:cs="Times New Roman"/>
+          <w:sz w:val="24"/>
+          <w:szCs w:val="24"/>
+        </w:rPr>
+      </w:pPr>
+    </w:p>
+    <w:p>
+      <w:pPr>
+        <w:spacing w:line="240" w:lineRule="auto"/>
+        <w:rPr>
+          <w:rFonts w:ascii="Times New Roman" w:eastAsia="Times New Roman" w:hAnsi="Times New Roman" w:cs="Times New Roman"/>
+          <w:sz w:val="24"/>
+          <w:szCs w:val="24"/>
+        </w:rPr>
+      </w:pPr>
+    </w:p>
+    <w:p>
+      <w:pPr>
+        <w:spacing w:line="240" w:lineRule="auto"/>
+        <w:rPr>
+          <w:rFonts w:ascii="Times New Roman" w:eastAsia="Times New Roman" w:hAnsi="Times New Roman" w:cs="Times New Roman"/>
+          <w:sz w:val="24"/>
+          <w:szCs w:val="24"/>
+        </w:rPr>
+      </w:pPr>
+    </w:p>
+    <w:p>
+      <w:pPr>
+        <w:spacing w:line="240" w:lineRule="auto"/>
+        <w:rPr>
+          <w:rFonts w:ascii="Times New Roman" w:eastAsia="Times New Roman" w:hAnsi="Times New Roman" w:cs="Times New Roman"/>
+          <w:sz w:val="24"/>
+          <w:szCs w:val="24"/>
+        </w:rPr>
+      </w:pPr>
+    </w:p>
+    <w:p>
+      <w:pPr>
+        <w:spacing w:line="240" w:lineRule="auto"/>
         <w:rPr>
           <w:rFonts w:ascii="Times New Roman" w:eastAsia="Times New Roman" w:hAnsi="Times New Roman" w:cs="Times New Roman"/>
           <w:sz w:val="24"/>
@@ -14606,6 +14557,82 @@
       </w:tblGrid>
       <w:tr>
         <w:trPr>
+          <w:trHeight w:val="554"/>
+        </w:trPr>
+        <w:tc>
+          <w:tcPr>
+            <w:tcW w:w="2598" w:type="dxa"/>
+            <w:tcBorders>
+              <w:top w:val="single" w:sz="4" w:space="0" w:color="000000"/>
+              <w:left w:val="single" w:sz="4" w:space="0" w:color="000000"/>
+              <w:bottom w:val="single" w:sz="4" w:space="0" w:color="000000"/>
+              <w:right w:val="single" w:sz="4" w:space="0" w:color="000000"/>
+            </w:tcBorders>
+            <w:tcMar>
+              <w:top w:w="0" w:type="dxa"/>
+              <w:left w:w="70" w:type="dxa"/>
+              <w:bottom w:w="0" w:type="dxa"/>
+              <w:right w:w="70" w:type="dxa"/>
+            </w:tcMar>
+          </w:tcPr>
+          <w:p>
+            <w:pPr>
+              <w:spacing w:after="160" w:line="240" w:lineRule="auto"/>
+              <w:rPr>
+                <w:rFonts w:ascii="Times New Roman" w:eastAsia="Times New Roman" w:hAnsi="Times New Roman" w:cs="Times New Roman"/>
+                <w:sz w:val="24"/>
+                <w:szCs w:val="24"/>
+              </w:rPr>
+            </w:pPr>
+            <w:r>
+              <w:rPr>
+                <w:rFonts w:ascii="Times New Roman" w:eastAsia="Times New Roman" w:hAnsi="Times New Roman" w:cs="Times New Roman"/>
+                <w:b/>
+                <w:sz w:val="24"/>
+                <w:szCs w:val="24"/>
+              </w:rPr>
+              <w:t>Historia de usuario</w:t>
+            </w:r>
+          </w:p>
+        </w:tc>
+        <w:tc>
+          <w:tcPr>
+            <w:tcW w:w="6046" w:type="dxa"/>
+            <w:tcBorders>
+              <w:top w:val="single" w:sz="4" w:space="0" w:color="000000"/>
+              <w:left w:val="single" w:sz="4" w:space="0" w:color="000000"/>
+              <w:bottom w:val="single" w:sz="4" w:space="0" w:color="000000"/>
+              <w:right w:val="single" w:sz="4" w:space="0" w:color="000000"/>
+            </w:tcBorders>
+            <w:tcMar>
+              <w:top w:w="0" w:type="dxa"/>
+              <w:left w:w="70" w:type="dxa"/>
+              <w:bottom w:w="0" w:type="dxa"/>
+              <w:right w:w="70" w:type="dxa"/>
+            </w:tcMar>
+          </w:tcPr>
+          <w:p>
+            <w:pPr>
+              <w:spacing w:after="160" w:line="240" w:lineRule="auto"/>
+              <w:rPr>
+                <w:rFonts w:ascii="Times New Roman" w:eastAsia="Times New Roman" w:hAnsi="Times New Roman" w:cs="Times New Roman"/>
+                <w:sz w:val="24"/>
+                <w:szCs w:val="24"/>
+              </w:rPr>
+            </w:pPr>
+            <w:r>
+              <w:rPr>
+                <w:rFonts w:ascii="Times New Roman" w:eastAsia="Times New Roman" w:hAnsi="Times New Roman" w:cs="Times New Roman"/>
+                <w:sz w:val="24"/>
+                <w:szCs w:val="24"/>
+              </w:rPr>
+              <w:t>15</w:t>
+            </w:r>
+          </w:p>
+        </w:tc>
+      </w:tr>
+      <w:tr>
+        <w:trPr>
           <w:trHeight w:val="810"/>
         </w:trPr>
         <w:tc>
@@ -14629,6 +14656,7 @@
               <w:spacing w:after="160" w:line="240" w:lineRule="auto"/>
               <w:rPr>
                 <w:rFonts w:ascii="Times New Roman" w:eastAsia="Times New Roman" w:hAnsi="Times New Roman" w:cs="Times New Roman"/>
+                <w:b/>
                 <w:sz w:val="24"/>
                 <w:szCs w:val="24"/>
               </w:rPr>
@@ -14830,7 +14858,7 @@
                 <w:sz w:val="24"/>
                 <w:szCs w:val="24"/>
               </w:rPr>
-              <w:t xml:space="preserve">Poder recuperar mi contraseña si se me olvido. </w:t>
+              <w:t>Poder recuperar mi contraseña</w:t>
             </w:r>
           </w:p>
         </w:tc>
@@ -14948,7 +14976,6 @@
                 <w:sz w:val="24"/>
                 <w:szCs w:val="24"/>
               </w:rPr>
-              <w:lastRenderedPageBreak/>
               <w:t>Criterios de aceptación:</w:t>
             </w:r>
           </w:p>
@@ -15353,6 +15380,86 @@
       <w:pPr>
         <w:spacing w:line="240" w:lineRule="auto"/>
         <w:ind w:left="1200"/>
+        <w:rPr>
+          <w:rFonts w:ascii="Times New Roman" w:eastAsia="Times New Roman" w:hAnsi="Times New Roman" w:cs="Times New Roman"/>
+          <w:sz w:val="24"/>
+          <w:szCs w:val="24"/>
+        </w:rPr>
+      </w:pPr>
+    </w:p>
+    <w:p>
+      <w:pPr>
+        <w:spacing w:line="240" w:lineRule="auto"/>
+        <w:rPr>
+          <w:rFonts w:ascii="Times New Roman" w:eastAsia="Times New Roman" w:hAnsi="Times New Roman" w:cs="Times New Roman"/>
+          <w:sz w:val="24"/>
+          <w:szCs w:val="24"/>
+        </w:rPr>
+      </w:pPr>
+    </w:p>
+    <w:p>
+      <w:pPr>
+        <w:spacing w:line="240" w:lineRule="auto"/>
+        <w:rPr>
+          <w:rFonts w:ascii="Times New Roman" w:eastAsia="Times New Roman" w:hAnsi="Times New Roman" w:cs="Times New Roman"/>
+          <w:sz w:val="24"/>
+          <w:szCs w:val="24"/>
+        </w:rPr>
+      </w:pPr>
+    </w:p>
+    <w:p>
+      <w:pPr>
+        <w:spacing w:line="240" w:lineRule="auto"/>
+        <w:rPr>
+          <w:rFonts w:ascii="Times New Roman" w:eastAsia="Times New Roman" w:hAnsi="Times New Roman" w:cs="Times New Roman"/>
+          <w:sz w:val="24"/>
+          <w:szCs w:val="24"/>
+        </w:rPr>
+      </w:pPr>
+    </w:p>
+    <w:p>
+      <w:pPr>
+        <w:spacing w:line="240" w:lineRule="auto"/>
+        <w:rPr>
+          <w:rFonts w:ascii="Times New Roman" w:eastAsia="Times New Roman" w:hAnsi="Times New Roman" w:cs="Times New Roman"/>
+          <w:sz w:val="24"/>
+          <w:szCs w:val="24"/>
+        </w:rPr>
+      </w:pPr>
+    </w:p>
+    <w:p>
+      <w:pPr>
+        <w:spacing w:line="240" w:lineRule="auto"/>
+        <w:rPr>
+          <w:rFonts w:ascii="Times New Roman" w:eastAsia="Times New Roman" w:hAnsi="Times New Roman" w:cs="Times New Roman"/>
+          <w:sz w:val="24"/>
+          <w:szCs w:val="24"/>
+        </w:rPr>
+      </w:pPr>
+    </w:p>
+    <w:p>
+      <w:pPr>
+        <w:spacing w:line="240" w:lineRule="auto"/>
+        <w:rPr>
+          <w:rFonts w:ascii="Times New Roman" w:eastAsia="Times New Roman" w:hAnsi="Times New Roman" w:cs="Times New Roman"/>
+          <w:sz w:val="24"/>
+          <w:szCs w:val="24"/>
+        </w:rPr>
+      </w:pPr>
+    </w:p>
+    <w:p>
+      <w:pPr>
+        <w:spacing w:line="240" w:lineRule="auto"/>
+        <w:rPr>
+          <w:rFonts w:ascii="Times New Roman" w:eastAsia="Times New Roman" w:hAnsi="Times New Roman" w:cs="Times New Roman"/>
+          <w:sz w:val="24"/>
+          <w:szCs w:val="24"/>
+        </w:rPr>
+      </w:pPr>
+    </w:p>
+    <w:p>
+      <w:pPr>
+        <w:spacing w:line="240" w:lineRule="auto"/>
         <w:rPr>
           <w:rFonts w:ascii="Times New Roman" w:eastAsia="Times New Roman" w:hAnsi="Times New Roman" w:cs="Times New Roman"/>
           <w:sz w:val="24"/>
@@ -15529,6 +15636,7 @@
                 <w:sz w:val="24"/>
                 <w:szCs w:val="24"/>
               </w:rPr>
+              <w:lastRenderedPageBreak/>
               <w:t>Historia de usuario</w:t>
             </w:r>
           </w:p>
@@ -15976,16 +16084,14 @@
               </w:rPr>
               <w:t xml:space="preserve">El sistema muestra en forma de lista las reservas hechas para el </w:t>
             </w:r>
-            <w:proofErr w:type="spellStart"/>
-            <w:r>
-              <w:rPr>
-                <w:rFonts w:ascii="Times New Roman" w:eastAsia="Times New Roman" w:hAnsi="Times New Roman" w:cs="Times New Roman"/>
-                <w:sz w:val="24"/>
-                <w:szCs w:val="24"/>
-              </w:rPr>
-              <w:t>dia</w:t>
-            </w:r>
-            <w:proofErr w:type="spellEnd"/>
+            <w:r>
+              <w:rPr>
+                <w:rFonts w:ascii="Times New Roman" w:eastAsia="Times New Roman" w:hAnsi="Times New Roman" w:cs="Times New Roman"/>
+                <w:sz w:val="24"/>
+                <w:szCs w:val="24"/>
+              </w:rPr>
+              <w:t>día</w:t>
+            </w:r>
             <w:r>
               <w:rPr>
                 <w:rFonts w:ascii="Times New Roman" w:eastAsia="Times New Roman" w:hAnsi="Times New Roman" w:cs="Times New Roman"/>
@@ -16016,25 +16122,21 @@
               </w:rPr>
               <w:t xml:space="preserve">Para cada reserva se muestra información completa de esta misma </w:t>
             </w:r>
-            <w:proofErr w:type="spellStart"/>
-            <w:proofErr w:type="gramStart"/>
-            <w:r>
-              <w:rPr>
-                <w:rFonts w:ascii="Times New Roman" w:eastAsia="Times New Roman" w:hAnsi="Times New Roman" w:cs="Times New Roman"/>
-                <w:sz w:val="24"/>
-                <w:szCs w:val="24"/>
-              </w:rPr>
-              <w:t>como:nombre</w:t>
-            </w:r>
-            <w:proofErr w:type="spellEnd"/>
-            <w:proofErr w:type="gramEnd"/>
-            <w:r>
-              <w:rPr>
-                <w:rFonts w:ascii="Times New Roman" w:eastAsia="Times New Roman" w:hAnsi="Times New Roman" w:cs="Times New Roman"/>
-                <w:sz w:val="24"/>
-                <w:szCs w:val="24"/>
-              </w:rPr>
-              <w:t xml:space="preserve"> del cliente, cantidad de personas, número de mesa, platillos, hora y fecha.</w:t>
+            <w:r>
+              <w:rPr>
+                <w:rFonts w:ascii="Times New Roman" w:eastAsia="Times New Roman" w:hAnsi="Times New Roman" w:cs="Times New Roman"/>
+                <w:sz w:val="24"/>
+                <w:szCs w:val="24"/>
+              </w:rPr>
+              <w:t>como: nombre</w:t>
+            </w:r>
+            <w:r>
+              <w:rPr>
+                <w:rFonts w:ascii="Times New Roman" w:eastAsia="Times New Roman" w:hAnsi="Times New Roman" w:cs="Times New Roman"/>
+                <w:sz w:val="24"/>
+                <w:szCs w:val="24"/>
+              </w:rPr>
+              <w:t xml:space="preserve"> del cliente, cantidad de personas, mesa, platillos, hora y fecha.</w:t>
             </w:r>
           </w:p>
         </w:tc>
@@ -16145,7 +16247,6 @@
                 <w:sz w:val="24"/>
                 <w:szCs w:val="24"/>
               </w:rPr>
-              <w:lastRenderedPageBreak/>
               <w:t>Prioridad:</w:t>
             </w:r>
           </w:p>
@@ -16268,6 +16369,16 @@
       <w:pPr>
         <w:spacing w:line="240" w:lineRule="auto"/>
         <w:jc w:val="center"/>
+        <w:rPr>
+          <w:rFonts w:ascii="Times New Roman" w:eastAsia="Times New Roman" w:hAnsi="Times New Roman" w:cs="Times New Roman"/>
+          <w:sz w:val="24"/>
+          <w:szCs w:val="24"/>
+        </w:rPr>
+      </w:pPr>
+    </w:p>
+    <w:p>
+      <w:pPr>
+        <w:spacing w:line="240" w:lineRule="auto"/>
         <w:rPr>
           <w:rFonts w:ascii="Times New Roman" w:eastAsia="Times New Roman" w:hAnsi="Times New Roman" w:cs="Times New Roman"/>
           <w:sz w:val="24"/>
@@ -16523,6 +16634,7 @@
                 <w:sz w:val="24"/>
                 <w:szCs w:val="24"/>
               </w:rPr>
+              <w:lastRenderedPageBreak/>
               <w:t>Historia de usuario</w:t>
             </w:r>
           </w:p>
@@ -16968,7 +17080,39 @@
                 <w:sz w:val="24"/>
                 <w:szCs w:val="24"/>
               </w:rPr>
-              <w:t>El sistema le permite modificar entre Nombre, Contacto e Imagen.</w:t>
+              <w:t>El sistema le permite modificar entre Nombre, Contacto</w:t>
+            </w:r>
+            <w:r>
+              <w:rPr>
+                <w:rFonts w:ascii="Times New Roman" w:eastAsia="Times New Roman" w:hAnsi="Times New Roman" w:cs="Times New Roman"/>
+                <w:sz w:val="24"/>
+                <w:szCs w:val="24"/>
+              </w:rPr>
+              <w:t>,</w:t>
+            </w:r>
+            <w:r>
+              <w:rPr>
+                <w:rFonts w:ascii="Times New Roman" w:eastAsia="Times New Roman" w:hAnsi="Times New Roman" w:cs="Times New Roman"/>
+                <w:sz w:val="24"/>
+                <w:szCs w:val="24"/>
+              </w:rPr>
+              <w:t xml:space="preserve"> Imagen</w:t>
+            </w:r>
+            <w:r>
+              <w:rPr>
+                <w:rFonts w:ascii="Times New Roman" w:eastAsia="Times New Roman" w:hAnsi="Times New Roman" w:cs="Times New Roman"/>
+                <w:sz w:val="24"/>
+                <w:szCs w:val="24"/>
+              </w:rPr>
+              <w:t xml:space="preserve"> y Direccion</w:t>
+            </w:r>
+            <w:r>
+              <w:rPr>
+                <w:rFonts w:ascii="Times New Roman" w:eastAsia="Times New Roman" w:hAnsi="Times New Roman" w:cs="Times New Roman"/>
+                <w:sz w:val="24"/>
+                <w:szCs w:val="24"/>
+              </w:rPr>
+              <w:t>.</w:t>
             </w:r>
           </w:p>
           <w:p>
@@ -17178,7 +17322,6 @@
                 <w:sz w:val="24"/>
                 <w:szCs w:val="24"/>
               </w:rPr>
-              <w:lastRenderedPageBreak/>
               <w:t>Estimación:</w:t>
             </w:r>
           </w:p>
@@ -17518,6 +17661,7 @@
                 <w:sz w:val="24"/>
                 <w:szCs w:val="24"/>
               </w:rPr>
+              <w:lastRenderedPageBreak/>
               <w:t>Historia de usuario</w:t>
             </w:r>
           </w:p>
@@ -18233,6 +18377,195 @@
       </w:pPr>
       <w:bookmarkStart w:id="72" w:name="_cm73c1hs94dz" w:colFirst="0" w:colLast="0"/>
       <w:bookmarkEnd w:id="72"/>
+    </w:p>
+    <w:p>
+      <w:pPr>
+        <w:spacing w:line="240" w:lineRule="auto"/>
+        <w:ind w:left="1200"/>
+        <w:rPr>
+          <w:rFonts w:ascii="Times New Roman" w:eastAsia="Times New Roman" w:hAnsi="Times New Roman" w:cs="Times New Roman"/>
+        </w:rPr>
+      </w:pPr>
+    </w:p>
+    <w:p>
+      <w:pPr>
+        <w:spacing w:line="240" w:lineRule="auto"/>
+        <w:ind w:left="1200"/>
+        <w:rPr>
+          <w:rFonts w:ascii="Times New Roman" w:eastAsia="Times New Roman" w:hAnsi="Times New Roman" w:cs="Times New Roman"/>
+        </w:rPr>
+      </w:pPr>
+    </w:p>
+    <w:p>
+      <w:pPr>
+        <w:spacing w:line="240" w:lineRule="auto"/>
+        <w:ind w:left="1200"/>
+        <w:rPr>
+          <w:rFonts w:ascii="Times New Roman" w:eastAsia="Times New Roman" w:hAnsi="Times New Roman" w:cs="Times New Roman"/>
+        </w:rPr>
+      </w:pPr>
+    </w:p>
+    <w:p>
+      <w:pPr>
+        <w:spacing w:line="240" w:lineRule="auto"/>
+        <w:ind w:left="1200"/>
+        <w:rPr>
+          <w:rFonts w:ascii="Times New Roman" w:eastAsia="Times New Roman" w:hAnsi="Times New Roman" w:cs="Times New Roman"/>
+        </w:rPr>
+      </w:pPr>
+    </w:p>
+    <w:p>
+      <w:pPr>
+        <w:spacing w:line="240" w:lineRule="auto"/>
+        <w:ind w:left="1200"/>
+        <w:rPr>
+          <w:rFonts w:ascii="Times New Roman" w:eastAsia="Times New Roman" w:hAnsi="Times New Roman" w:cs="Times New Roman"/>
+        </w:rPr>
+      </w:pPr>
+    </w:p>
+    <w:p>
+      <w:pPr>
+        <w:spacing w:line="240" w:lineRule="auto"/>
+        <w:ind w:left="1200"/>
+        <w:rPr>
+          <w:rFonts w:ascii="Times New Roman" w:eastAsia="Times New Roman" w:hAnsi="Times New Roman" w:cs="Times New Roman"/>
+        </w:rPr>
+      </w:pPr>
+    </w:p>
+    <w:p>
+      <w:pPr>
+        <w:spacing w:line="240" w:lineRule="auto"/>
+        <w:ind w:left="1200"/>
+        <w:rPr>
+          <w:rFonts w:ascii="Times New Roman" w:eastAsia="Times New Roman" w:hAnsi="Times New Roman" w:cs="Times New Roman"/>
+        </w:rPr>
+      </w:pPr>
+    </w:p>
+    <w:p>
+      <w:pPr>
+        <w:spacing w:line="240" w:lineRule="auto"/>
+        <w:ind w:left="1200"/>
+        <w:rPr>
+          <w:rFonts w:ascii="Times New Roman" w:eastAsia="Times New Roman" w:hAnsi="Times New Roman" w:cs="Times New Roman"/>
+        </w:rPr>
+      </w:pPr>
+    </w:p>
+    <w:p>
+      <w:pPr>
+        <w:spacing w:line="240" w:lineRule="auto"/>
+        <w:ind w:left="1200"/>
+        <w:rPr>
+          <w:rFonts w:ascii="Times New Roman" w:eastAsia="Times New Roman" w:hAnsi="Times New Roman" w:cs="Times New Roman"/>
+        </w:rPr>
+      </w:pPr>
+    </w:p>
+    <w:p>
+      <w:pPr>
+        <w:spacing w:line="240" w:lineRule="auto"/>
+        <w:ind w:left="1200"/>
+        <w:rPr>
+          <w:rFonts w:ascii="Times New Roman" w:eastAsia="Times New Roman" w:hAnsi="Times New Roman" w:cs="Times New Roman"/>
+        </w:rPr>
+      </w:pPr>
+    </w:p>
+    <w:p>
+      <w:pPr>
+        <w:spacing w:line="240" w:lineRule="auto"/>
+        <w:ind w:left="1200"/>
+        <w:rPr>
+          <w:rFonts w:ascii="Times New Roman" w:eastAsia="Times New Roman" w:hAnsi="Times New Roman" w:cs="Times New Roman"/>
+        </w:rPr>
+      </w:pPr>
+    </w:p>
+    <w:p>
+      <w:pPr>
+        <w:spacing w:line="240" w:lineRule="auto"/>
+        <w:ind w:left="1200"/>
+        <w:rPr>
+          <w:rFonts w:ascii="Times New Roman" w:eastAsia="Times New Roman" w:hAnsi="Times New Roman" w:cs="Times New Roman"/>
+        </w:rPr>
+      </w:pPr>
+    </w:p>
+    <w:p>
+      <w:pPr>
+        <w:spacing w:line="240" w:lineRule="auto"/>
+        <w:ind w:left="1200"/>
+        <w:rPr>
+          <w:rFonts w:ascii="Times New Roman" w:eastAsia="Times New Roman" w:hAnsi="Times New Roman" w:cs="Times New Roman"/>
+        </w:rPr>
+      </w:pPr>
+    </w:p>
+    <w:p>
+      <w:pPr>
+        <w:spacing w:line="240" w:lineRule="auto"/>
+        <w:ind w:left="1200"/>
+        <w:rPr>
+          <w:rFonts w:ascii="Times New Roman" w:eastAsia="Times New Roman" w:hAnsi="Times New Roman" w:cs="Times New Roman"/>
+        </w:rPr>
+      </w:pPr>
+    </w:p>
+    <w:p>
+      <w:pPr>
+        <w:spacing w:line="240" w:lineRule="auto"/>
+        <w:ind w:left="1200"/>
+        <w:rPr>
+          <w:rFonts w:ascii="Times New Roman" w:eastAsia="Times New Roman" w:hAnsi="Times New Roman" w:cs="Times New Roman"/>
+        </w:rPr>
+      </w:pPr>
+    </w:p>
+    <w:p>
+      <w:pPr>
+        <w:spacing w:line="240" w:lineRule="auto"/>
+        <w:ind w:left="1200"/>
+        <w:rPr>
+          <w:rFonts w:ascii="Times New Roman" w:eastAsia="Times New Roman" w:hAnsi="Times New Roman" w:cs="Times New Roman"/>
+        </w:rPr>
+      </w:pPr>
+    </w:p>
+    <w:p>
+      <w:pPr>
+        <w:spacing w:line="240" w:lineRule="auto"/>
+        <w:ind w:left="1200"/>
+        <w:rPr>
+          <w:rFonts w:ascii="Times New Roman" w:eastAsia="Times New Roman" w:hAnsi="Times New Roman" w:cs="Times New Roman"/>
+        </w:rPr>
+      </w:pPr>
+    </w:p>
+    <w:p>
+      <w:pPr>
+        <w:spacing w:line="240" w:lineRule="auto"/>
+        <w:ind w:left="1200"/>
+        <w:rPr>
+          <w:rFonts w:ascii="Times New Roman" w:eastAsia="Times New Roman" w:hAnsi="Times New Roman" w:cs="Times New Roman"/>
+        </w:rPr>
+      </w:pPr>
+    </w:p>
+    <w:p>
+      <w:pPr>
+        <w:spacing w:line="240" w:lineRule="auto"/>
+        <w:ind w:left="1200"/>
+        <w:rPr>
+          <w:rFonts w:ascii="Times New Roman" w:eastAsia="Times New Roman" w:hAnsi="Times New Roman" w:cs="Times New Roman"/>
+        </w:rPr>
+      </w:pPr>
+    </w:p>
+    <w:p>
+      <w:pPr>
+        <w:spacing w:line="240" w:lineRule="auto"/>
+        <w:ind w:left="1200"/>
+        <w:rPr>
+          <w:rFonts w:ascii="Times New Roman" w:eastAsia="Times New Roman" w:hAnsi="Times New Roman" w:cs="Times New Roman"/>
+        </w:rPr>
+      </w:pPr>
+    </w:p>
+    <w:p>
+      <w:pPr>
+        <w:spacing w:line="240" w:lineRule="auto"/>
+        <w:ind w:left="1200"/>
+        <w:rPr>
+          <w:rFonts w:ascii="Times New Roman" w:eastAsia="Times New Roman" w:hAnsi="Times New Roman" w:cs="Times New Roman"/>
+        </w:rPr>
+      </w:pPr>
     </w:p>
     <w:p>
       <w:pPr>
@@ -18292,6 +18625,7 @@
                 <w:sz w:val="24"/>
                 <w:szCs w:val="24"/>
               </w:rPr>
+              <w:lastRenderedPageBreak/>
               <w:t>Historia de usuario</w:t>
             </w:r>
           </w:p>
@@ -19010,6 +19344,168 @@
         </w:tc>
       </w:tr>
     </w:tbl>
+    <w:p>
+      <w:pPr>
+        <w:spacing w:line="240" w:lineRule="auto"/>
+        <w:ind w:left="1200"/>
+        <w:rPr>
+          <w:rFonts w:ascii="Times New Roman" w:eastAsia="Times New Roman" w:hAnsi="Times New Roman" w:cs="Times New Roman"/>
+        </w:rPr>
+      </w:pPr>
+    </w:p>
+    <w:p>
+      <w:pPr>
+        <w:spacing w:line="240" w:lineRule="auto"/>
+        <w:ind w:left="1200"/>
+        <w:rPr>
+          <w:rFonts w:ascii="Times New Roman" w:eastAsia="Times New Roman" w:hAnsi="Times New Roman" w:cs="Times New Roman"/>
+        </w:rPr>
+      </w:pPr>
+    </w:p>
+    <w:p>
+      <w:pPr>
+        <w:spacing w:line="240" w:lineRule="auto"/>
+        <w:ind w:left="1200"/>
+        <w:rPr>
+          <w:rFonts w:ascii="Times New Roman" w:eastAsia="Times New Roman" w:hAnsi="Times New Roman" w:cs="Times New Roman"/>
+        </w:rPr>
+      </w:pPr>
+    </w:p>
+    <w:p>
+      <w:pPr>
+        <w:spacing w:line="240" w:lineRule="auto"/>
+        <w:ind w:left="1200"/>
+        <w:rPr>
+          <w:rFonts w:ascii="Times New Roman" w:eastAsia="Times New Roman" w:hAnsi="Times New Roman" w:cs="Times New Roman"/>
+        </w:rPr>
+      </w:pPr>
+    </w:p>
+    <w:p>
+      <w:pPr>
+        <w:spacing w:line="240" w:lineRule="auto"/>
+        <w:ind w:left="1200"/>
+        <w:rPr>
+          <w:rFonts w:ascii="Times New Roman" w:eastAsia="Times New Roman" w:hAnsi="Times New Roman" w:cs="Times New Roman"/>
+        </w:rPr>
+      </w:pPr>
+    </w:p>
+    <w:p>
+      <w:pPr>
+        <w:spacing w:line="240" w:lineRule="auto"/>
+        <w:ind w:left="1200"/>
+        <w:rPr>
+          <w:rFonts w:ascii="Times New Roman" w:eastAsia="Times New Roman" w:hAnsi="Times New Roman" w:cs="Times New Roman"/>
+        </w:rPr>
+      </w:pPr>
+    </w:p>
+    <w:p>
+      <w:pPr>
+        <w:spacing w:line="240" w:lineRule="auto"/>
+        <w:ind w:left="1200"/>
+        <w:rPr>
+          <w:rFonts w:ascii="Times New Roman" w:eastAsia="Times New Roman" w:hAnsi="Times New Roman" w:cs="Times New Roman"/>
+        </w:rPr>
+      </w:pPr>
+    </w:p>
+    <w:p>
+      <w:pPr>
+        <w:spacing w:line="240" w:lineRule="auto"/>
+        <w:ind w:left="1200"/>
+        <w:rPr>
+          <w:rFonts w:ascii="Times New Roman" w:eastAsia="Times New Roman" w:hAnsi="Times New Roman" w:cs="Times New Roman"/>
+        </w:rPr>
+      </w:pPr>
+    </w:p>
+    <w:p>
+      <w:pPr>
+        <w:spacing w:line="240" w:lineRule="auto"/>
+        <w:ind w:left="1200"/>
+        <w:rPr>
+          <w:rFonts w:ascii="Times New Roman" w:eastAsia="Times New Roman" w:hAnsi="Times New Roman" w:cs="Times New Roman"/>
+        </w:rPr>
+      </w:pPr>
+    </w:p>
+    <w:p>
+      <w:pPr>
+        <w:spacing w:line="240" w:lineRule="auto"/>
+        <w:ind w:left="1200"/>
+        <w:rPr>
+          <w:rFonts w:ascii="Times New Roman" w:eastAsia="Times New Roman" w:hAnsi="Times New Roman" w:cs="Times New Roman"/>
+        </w:rPr>
+      </w:pPr>
+    </w:p>
+    <w:p>
+      <w:pPr>
+        <w:spacing w:line="240" w:lineRule="auto"/>
+        <w:ind w:left="1200"/>
+        <w:rPr>
+          <w:rFonts w:ascii="Times New Roman" w:eastAsia="Times New Roman" w:hAnsi="Times New Roman" w:cs="Times New Roman"/>
+        </w:rPr>
+      </w:pPr>
+    </w:p>
+    <w:p>
+      <w:pPr>
+        <w:spacing w:line="240" w:lineRule="auto"/>
+        <w:ind w:left="1200"/>
+        <w:rPr>
+          <w:rFonts w:ascii="Times New Roman" w:eastAsia="Times New Roman" w:hAnsi="Times New Roman" w:cs="Times New Roman"/>
+        </w:rPr>
+      </w:pPr>
+    </w:p>
+    <w:p>
+      <w:pPr>
+        <w:spacing w:line="240" w:lineRule="auto"/>
+        <w:ind w:left="1200"/>
+        <w:rPr>
+          <w:rFonts w:ascii="Times New Roman" w:eastAsia="Times New Roman" w:hAnsi="Times New Roman" w:cs="Times New Roman"/>
+        </w:rPr>
+      </w:pPr>
+    </w:p>
+    <w:p>
+      <w:pPr>
+        <w:spacing w:line="240" w:lineRule="auto"/>
+        <w:ind w:left="1200"/>
+        <w:rPr>
+          <w:rFonts w:ascii="Times New Roman" w:eastAsia="Times New Roman" w:hAnsi="Times New Roman" w:cs="Times New Roman"/>
+        </w:rPr>
+      </w:pPr>
+    </w:p>
+    <w:p>
+      <w:pPr>
+        <w:spacing w:line="240" w:lineRule="auto"/>
+        <w:ind w:left="1200"/>
+        <w:rPr>
+          <w:rFonts w:ascii="Times New Roman" w:eastAsia="Times New Roman" w:hAnsi="Times New Roman" w:cs="Times New Roman"/>
+        </w:rPr>
+      </w:pPr>
+    </w:p>
+    <w:p>
+      <w:pPr>
+        <w:spacing w:line="240" w:lineRule="auto"/>
+        <w:ind w:left="1200"/>
+        <w:rPr>
+          <w:rFonts w:ascii="Times New Roman" w:eastAsia="Times New Roman" w:hAnsi="Times New Roman" w:cs="Times New Roman"/>
+        </w:rPr>
+      </w:pPr>
+    </w:p>
+    <w:p>
+      <w:pPr>
+        <w:spacing w:line="240" w:lineRule="auto"/>
+        <w:ind w:left="1200"/>
+        <w:rPr>
+          <w:rFonts w:ascii="Times New Roman" w:eastAsia="Times New Roman" w:hAnsi="Times New Roman" w:cs="Times New Roman"/>
+        </w:rPr>
+      </w:pPr>
+    </w:p>
+    <w:p>
+      <w:pPr>
+        <w:spacing w:line="240" w:lineRule="auto"/>
+        <w:ind w:left="1200"/>
+        <w:rPr>
+          <w:rFonts w:ascii="Times New Roman" w:eastAsia="Times New Roman" w:hAnsi="Times New Roman" w:cs="Times New Roman"/>
+        </w:rPr>
+      </w:pPr>
+    </w:p>
     <w:p>
       <w:pPr>
         <w:spacing w:line="240" w:lineRule="auto"/>
@@ -19099,6 +19595,7 @@
                 <w:sz w:val="24"/>
                 <w:szCs w:val="24"/>
               </w:rPr>
+              <w:lastRenderedPageBreak/>
               <w:t>Historia de usuario</w:t>
             </w:r>
           </w:p>
@@ -19365,7 +19862,31 @@
                 <w:sz w:val="24"/>
                 <w:szCs w:val="24"/>
               </w:rPr>
-              <w:t xml:space="preserve">eliminar platillos que ya no se ofrecerán en el restaurante </w:t>
+              <w:t>E</w:t>
+            </w:r>
+            <w:r>
+              <w:rPr>
+                <w:rFonts w:ascii="Times New Roman" w:eastAsia="Times New Roman" w:hAnsi="Times New Roman" w:cs="Times New Roman"/>
+                <w:sz w:val="24"/>
+                <w:szCs w:val="24"/>
+              </w:rPr>
+              <w:t>liminar platillos que ya no ofrece</w:t>
+            </w:r>
+            <w:r>
+              <w:rPr>
+                <w:rFonts w:ascii="Times New Roman" w:eastAsia="Times New Roman" w:hAnsi="Times New Roman" w:cs="Times New Roman"/>
+                <w:sz w:val="24"/>
+                <w:szCs w:val="24"/>
+              </w:rPr>
+              <w:t xml:space="preserve"> </w:t>
+            </w:r>
+            <w:r>
+              <w:rPr>
+                <w:rFonts w:ascii="Times New Roman" w:eastAsia="Times New Roman" w:hAnsi="Times New Roman" w:cs="Times New Roman"/>
+                <w:sz w:val="24"/>
+                <w:szCs w:val="24"/>
+              </w:rPr>
+              <w:t xml:space="preserve">el restaurante </w:t>
             </w:r>
           </w:p>
         </w:tc>
@@ -19442,7 +19963,31 @@
                 <w:sz w:val="24"/>
                 <w:szCs w:val="24"/>
               </w:rPr>
-              <w:t>mantener una organización de los platillos existentes.</w:t>
+              <w:t>M</w:t>
+            </w:r>
+            <w:r>
+              <w:rPr>
+                <w:rFonts w:ascii="Times New Roman" w:eastAsia="Times New Roman" w:hAnsi="Times New Roman" w:cs="Times New Roman"/>
+                <w:sz w:val="24"/>
+                <w:szCs w:val="24"/>
+              </w:rPr>
+              <w:t xml:space="preserve">antener </w:t>
+            </w:r>
+            <w:r>
+              <w:rPr>
+                <w:rFonts w:ascii="Times New Roman" w:eastAsia="Times New Roman" w:hAnsi="Times New Roman" w:cs="Times New Roman"/>
+                <w:sz w:val="24"/>
+                <w:szCs w:val="24"/>
+              </w:rPr>
+              <w:t>el menú de platillos actualizado</w:t>
+            </w:r>
+            <w:r>
+              <w:rPr>
+                <w:rFonts w:ascii="Times New Roman" w:eastAsia="Times New Roman" w:hAnsi="Times New Roman" w:cs="Times New Roman"/>
+                <w:sz w:val="24"/>
+                <w:szCs w:val="24"/>
+              </w:rPr>
+              <w:t>.</w:t>
             </w:r>
           </w:p>
           <w:p>
@@ -19494,7 +20039,6 @@
                 <w:sz w:val="24"/>
                 <w:szCs w:val="24"/>
               </w:rPr>
-              <w:lastRenderedPageBreak/>
               <w:t>Criterios de aceptación:</w:t>
             </w:r>
           </w:p>
@@ -19839,6 +20383,177 @@
       </w:pPr>
       <w:bookmarkStart w:id="77" w:name="_h525o46imt2v" w:colFirst="0" w:colLast="0"/>
       <w:bookmarkEnd w:id="77"/>
+    </w:p>
+    <w:p>
+      <w:pPr>
+        <w:spacing w:line="240" w:lineRule="auto"/>
+        <w:ind w:left="1200"/>
+        <w:rPr>
+          <w:rFonts w:ascii="Times New Roman" w:eastAsia="Times New Roman" w:hAnsi="Times New Roman" w:cs="Times New Roman"/>
+        </w:rPr>
+      </w:pPr>
+    </w:p>
+    <w:p>
+      <w:pPr>
+        <w:spacing w:line="240" w:lineRule="auto"/>
+        <w:ind w:left="1200"/>
+        <w:rPr>
+          <w:rFonts w:ascii="Times New Roman" w:eastAsia="Times New Roman" w:hAnsi="Times New Roman" w:cs="Times New Roman"/>
+        </w:rPr>
+      </w:pPr>
+    </w:p>
+    <w:p>
+      <w:pPr>
+        <w:spacing w:line="240" w:lineRule="auto"/>
+        <w:ind w:left="1200"/>
+        <w:rPr>
+          <w:rFonts w:ascii="Times New Roman" w:eastAsia="Times New Roman" w:hAnsi="Times New Roman" w:cs="Times New Roman"/>
+        </w:rPr>
+      </w:pPr>
+    </w:p>
+    <w:p>
+      <w:pPr>
+        <w:spacing w:line="240" w:lineRule="auto"/>
+        <w:ind w:left="1200"/>
+        <w:rPr>
+          <w:rFonts w:ascii="Times New Roman" w:eastAsia="Times New Roman" w:hAnsi="Times New Roman" w:cs="Times New Roman"/>
+        </w:rPr>
+      </w:pPr>
+    </w:p>
+    <w:p>
+      <w:pPr>
+        <w:spacing w:line="240" w:lineRule="auto"/>
+        <w:ind w:left="1200"/>
+        <w:rPr>
+          <w:rFonts w:ascii="Times New Roman" w:eastAsia="Times New Roman" w:hAnsi="Times New Roman" w:cs="Times New Roman"/>
+        </w:rPr>
+      </w:pPr>
+    </w:p>
+    <w:p>
+      <w:pPr>
+        <w:spacing w:line="240" w:lineRule="auto"/>
+        <w:ind w:left="1200"/>
+        <w:rPr>
+          <w:rFonts w:ascii="Times New Roman" w:eastAsia="Times New Roman" w:hAnsi="Times New Roman" w:cs="Times New Roman"/>
+        </w:rPr>
+      </w:pPr>
+    </w:p>
+    <w:p>
+      <w:pPr>
+        <w:spacing w:line="240" w:lineRule="auto"/>
+        <w:ind w:left="1200"/>
+        <w:rPr>
+          <w:rFonts w:ascii="Times New Roman" w:eastAsia="Times New Roman" w:hAnsi="Times New Roman" w:cs="Times New Roman"/>
+        </w:rPr>
+      </w:pPr>
+    </w:p>
+    <w:p>
+      <w:pPr>
+        <w:spacing w:line="240" w:lineRule="auto"/>
+        <w:ind w:left="1200"/>
+        <w:rPr>
+          <w:rFonts w:ascii="Times New Roman" w:eastAsia="Times New Roman" w:hAnsi="Times New Roman" w:cs="Times New Roman"/>
+        </w:rPr>
+      </w:pPr>
+    </w:p>
+    <w:p>
+      <w:pPr>
+        <w:spacing w:line="240" w:lineRule="auto"/>
+        <w:ind w:left="1200"/>
+        <w:rPr>
+          <w:rFonts w:ascii="Times New Roman" w:eastAsia="Times New Roman" w:hAnsi="Times New Roman" w:cs="Times New Roman"/>
+        </w:rPr>
+      </w:pPr>
+    </w:p>
+    <w:p>
+      <w:pPr>
+        <w:spacing w:line="240" w:lineRule="auto"/>
+        <w:ind w:left="1200"/>
+        <w:rPr>
+          <w:rFonts w:ascii="Times New Roman" w:eastAsia="Times New Roman" w:hAnsi="Times New Roman" w:cs="Times New Roman"/>
+        </w:rPr>
+      </w:pPr>
+    </w:p>
+    <w:p>
+      <w:pPr>
+        <w:spacing w:line="240" w:lineRule="auto"/>
+        <w:ind w:left="1200"/>
+        <w:rPr>
+          <w:rFonts w:ascii="Times New Roman" w:eastAsia="Times New Roman" w:hAnsi="Times New Roman" w:cs="Times New Roman"/>
+        </w:rPr>
+      </w:pPr>
+    </w:p>
+    <w:p>
+      <w:pPr>
+        <w:spacing w:line="240" w:lineRule="auto"/>
+        <w:ind w:left="1200"/>
+        <w:rPr>
+          <w:rFonts w:ascii="Times New Roman" w:eastAsia="Times New Roman" w:hAnsi="Times New Roman" w:cs="Times New Roman"/>
+        </w:rPr>
+      </w:pPr>
+    </w:p>
+    <w:p>
+      <w:pPr>
+        <w:spacing w:line="240" w:lineRule="auto"/>
+        <w:ind w:left="1200"/>
+        <w:rPr>
+          <w:rFonts w:ascii="Times New Roman" w:eastAsia="Times New Roman" w:hAnsi="Times New Roman" w:cs="Times New Roman"/>
+        </w:rPr>
+      </w:pPr>
+    </w:p>
+    <w:p>
+      <w:pPr>
+        <w:spacing w:line="240" w:lineRule="auto"/>
+        <w:ind w:left="1200"/>
+        <w:rPr>
+          <w:rFonts w:ascii="Times New Roman" w:eastAsia="Times New Roman" w:hAnsi="Times New Roman" w:cs="Times New Roman"/>
+        </w:rPr>
+      </w:pPr>
+    </w:p>
+    <w:p>
+      <w:pPr>
+        <w:spacing w:line="240" w:lineRule="auto"/>
+        <w:ind w:left="1200"/>
+        <w:rPr>
+          <w:rFonts w:ascii="Times New Roman" w:eastAsia="Times New Roman" w:hAnsi="Times New Roman" w:cs="Times New Roman"/>
+        </w:rPr>
+      </w:pPr>
+    </w:p>
+    <w:p>
+      <w:pPr>
+        <w:spacing w:line="240" w:lineRule="auto"/>
+        <w:ind w:left="1200"/>
+        <w:rPr>
+          <w:rFonts w:ascii="Times New Roman" w:eastAsia="Times New Roman" w:hAnsi="Times New Roman" w:cs="Times New Roman"/>
+        </w:rPr>
+      </w:pPr>
+    </w:p>
+    <w:p>
+      <w:pPr>
+        <w:spacing w:line="240" w:lineRule="auto"/>
+        <w:ind w:left="1200"/>
+        <w:rPr>
+          <w:rFonts w:ascii="Times New Roman" w:eastAsia="Times New Roman" w:hAnsi="Times New Roman" w:cs="Times New Roman"/>
+        </w:rPr>
+      </w:pPr>
+    </w:p>
+    <w:p>
+      <w:pPr>
+        <w:spacing w:line="240" w:lineRule="auto"/>
+        <w:ind w:left="1200"/>
+        <w:rPr>
+          <w:rFonts w:ascii="Times New Roman" w:eastAsia="Times New Roman" w:hAnsi="Times New Roman" w:cs="Times New Roman"/>
+        </w:rPr>
+      </w:pPr>
+    </w:p>
+    <w:p>
+      <w:pPr>
+        <w:spacing w:line="240" w:lineRule="auto"/>
+        <w:ind w:left="1200"/>
+        <w:rPr>
+          <w:rFonts w:ascii="Times New Roman" w:eastAsia="Times New Roman" w:hAnsi="Times New Roman" w:cs="Times New Roman"/>
+        </w:rPr>
+      </w:pPr>
     </w:p>
     <w:p>
       <w:pPr>
@@ -19907,6 +20622,7 @@
                 <w:sz w:val="24"/>
                 <w:szCs w:val="24"/>
               </w:rPr>
+              <w:lastRenderedPageBreak/>
               <w:t>Historia de usuario</w:t>
             </w:r>
           </w:p>
@@ -20175,16 +20891,14 @@
               </w:rPr>
               <w:t xml:space="preserve">filtrar los platillos por </w:t>
             </w:r>
-            <w:proofErr w:type="spellStart"/>
-            <w:r>
-              <w:rPr>
-                <w:rFonts w:ascii="Times New Roman" w:eastAsia="Times New Roman" w:hAnsi="Times New Roman" w:cs="Times New Roman"/>
-                <w:sz w:val="24"/>
-                <w:szCs w:val="24"/>
-              </w:rPr>
-              <w:t>categoria</w:t>
-            </w:r>
-            <w:proofErr w:type="spellEnd"/>
+            <w:r>
+              <w:rPr>
+                <w:rFonts w:ascii="Times New Roman" w:eastAsia="Times New Roman" w:hAnsi="Times New Roman" w:cs="Times New Roman"/>
+                <w:sz w:val="24"/>
+                <w:szCs w:val="24"/>
+              </w:rPr>
+              <w:t>categoría</w:t>
+            </w:r>
             <w:r>
               <w:rPr>
                 <w:rFonts w:ascii="Times New Roman" w:eastAsia="Times New Roman" w:hAnsi="Times New Roman" w:cs="Times New Roman"/>
@@ -20684,6 +21398,166 @@
       </w:pPr>
       <w:bookmarkStart w:id="81" w:name="_uhwuq666upf0" w:colFirst="0" w:colLast="0"/>
       <w:bookmarkEnd w:id="81"/>
+    </w:p>
+    <w:p>
+      <w:pPr>
+        <w:spacing w:line="240" w:lineRule="auto"/>
+        <w:rPr>
+          <w:rFonts w:ascii="Times New Roman" w:eastAsia="Times New Roman" w:hAnsi="Times New Roman" w:cs="Times New Roman"/>
+          <w:sz w:val="24"/>
+          <w:szCs w:val="24"/>
+        </w:rPr>
+      </w:pPr>
+    </w:p>
+    <w:p>
+      <w:pPr>
+        <w:spacing w:line="240" w:lineRule="auto"/>
+        <w:rPr>
+          <w:rFonts w:ascii="Times New Roman" w:eastAsia="Times New Roman" w:hAnsi="Times New Roman" w:cs="Times New Roman"/>
+          <w:sz w:val="24"/>
+          <w:szCs w:val="24"/>
+        </w:rPr>
+      </w:pPr>
+    </w:p>
+    <w:p>
+      <w:pPr>
+        <w:spacing w:line="240" w:lineRule="auto"/>
+        <w:rPr>
+          <w:rFonts w:ascii="Times New Roman" w:eastAsia="Times New Roman" w:hAnsi="Times New Roman" w:cs="Times New Roman"/>
+          <w:sz w:val="24"/>
+          <w:szCs w:val="24"/>
+        </w:rPr>
+      </w:pPr>
+    </w:p>
+    <w:p>
+      <w:pPr>
+        <w:spacing w:line="240" w:lineRule="auto"/>
+        <w:rPr>
+          <w:rFonts w:ascii="Times New Roman" w:eastAsia="Times New Roman" w:hAnsi="Times New Roman" w:cs="Times New Roman"/>
+          <w:sz w:val="24"/>
+          <w:szCs w:val="24"/>
+        </w:rPr>
+      </w:pPr>
+    </w:p>
+    <w:p>
+      <w:pPr>
+        <w:spacing w:line="240" w:lineRule="auto"/>
+        <w:rPr>
+          <w:rFonts w:ascii="Times New Roman" w:eastAsia="Times New Roman" w:hAnsi="Times New Roman" w:cs="Times New Roman"/>
+          <w:sz w:val="24"/>
+          <w:szCs w:val="24"/>
+        </w:rPr>
+      </w:pPr>
+    </w:p>
+    <w:p>
+      <w:pPr>
+        <w:spacing w:line="240" w:lineRule="auto"/>
+        <w:rPr>
+          <w:rFonts w:ascii="Times New Roman" w:eastAsia="Times New Roman" w:hAnsi="Times New Roman" w:cs="Times New Roman"/>
+          <w:sz w:val="24"/>
+          <w:szCs w:val="24"/>
+        </w:rPr>
+      </w:pPr>
+    </w:p>
+    <w:p>
+      <w:pPr>
+        <w:spacing w:line="240" w:lineRule="auto"/>
+        <w:rPr>
+          <w:rFonts w:ascii="Times New Roman" w:eastAsia="Times New Roman" w:hAnsi="Times New Roman" w:cs="Times New Roman"/>
+          <w:sz w:val="24"/>
+          <w:szCs w:val="24"/>
+        </w:rPr>
+      </w:pPr>
+    </w:p>
+    <w:p>
+      <w:pPr>
+        <w:spacing w:line="240" w:lineRule="auto"/>
+        <w:rPr>
+          <w:rFonts w:ascii="Times New Roman" w:eastAsia="Times New Roman" w:hAnsi="Times New Roman" w:cs="Times New Roman"/>
+          <w:sz w:val="24"/>
+          <w:szCs w:val="24"/>
+        </w:rPr>
+      </w:pPr>
+    </w:p>
+    <w:p>
+      <w:pPr>
+        <w:spacing w:line="240" w:lineRule="auto"/>
+        <w:rPr>
+          <w:rFonts w:ascii="Times New Roman" w:eastAsia="Times New Roman" w:hAnsi="Times New Roman" w:cs="Times New Roman"/>
+          <w:sz w:val="24"/>
+          <w:szCs w:val="24"/>
+        </w:rPr>
+      </w:pPr>
+    </w:p>
+    <w:p>
+      <w:pPr>
+        <w:spacing w:line="240" w:lineRule="auto"/>
+        <w:rPr>
+          <w:rFonts w:ascii="Times New Roman" w:eastAsia="Times New Roman" w:hAnsi="Times New Roman" w:cs="Times New Roman"/>
+          <w:sz w:val="24"/>
+          <w:szCs w:val="24"/>
+        </w:rPr>
+      </w:pPr>
+    </w:p>
+    <w:p>
+      <w:pPr>
+        <w:spacing w:line="240" w:lineRule="auto"/>
+        <w:rPr>
+          <w:rFonts w:ascii="Times New Roman" w:eastAsia="Times New Roman" w:hAnsi="Times New Roman" w:cs="Times New Roman"/>
+          <w:sz w:val="24"/>
+          <w:szCs w:val="24"/>
+        </w:rPr>
+      </w:pPr>
+    </w:p>
+    <w:p>
+      <w:pPr>
+        <w:spacing w:line="240" w:lineRule="auto"/>
+        <w:rPr>
+          <w:rFonts w:ascii="Times New Roman" w:eastAsia="Times New Roman" w:hAnsi="Times New Roman" w:cs="Times New Roman"/>
+          <w:sz w:val="24"/>
+          <w:szCs w:val="24"/>
+        </w:rPr>
+      </w:pPr>
+    </w:p>
+    <w:p>
+      <w:pPr>
+        <w:spacing w:line="240" w:lineRule="auto"/>
+        <w:rPr>
+          <w:rFonts w:ascii="Times New Roman" w:eastAsia="Times New Roman" w:hAnsi="Times New Roman" w:cs="Times New Roman"/>
+          <w:sz w:val="24"/>
+          <w:szCs w:val="24"/>
+        </w:rPr>
+      </w:pPr>
+    </w:p>
+    <w:p>
+      <w:pPr>
+        <w:spacing w:line="240" w:lineRule="auto"/>
+        <w:rPr>
+          <w:rFonts w:ascii="Times New Roman" w:eastAsia="Times New Roman" w:hAnsi="Times New Roman" w:cs="Times New Roman"/>
+          <w:sz w:val="24"/>
+          <w:szCs w:val="24"/>
+        </w:rPr>
+      </w:pPr>
+    </w:p>
+    <w:p>
+      <w:pPr>
+        <w:spacing w:line="240" w:lineRule="auto"/>
+        <w:rPr>
+          <w:rFonts w:ascii="Times New Roman" w:eastAsia="Times New Roman" w:hAnsi="Times New Roman" w:cs="Times New Roman"/>
+          <w:sz w:val="24"/>
+          <w:szCs w:val="24"/>
+        </w:rPr>
+      </w:pPr>
+    </w:p>
+    <w:p>
+      <w:pPr>
+        <w:spacing w:line="240" w:lineRule="auto"/>
+        <w:rPr>
+          <w:rFonts w:ascii="Times New Roman" w:eastAsia="Times New Roman" w:hAnsi="Times New Roman" w:cs="Times New Roman"/>
+          <w:sz w:val="24"/>
+          <w:szCs w:val="24"/>
+        </w:rPr>
+      </w:pPr>
     </w:p>
     <w:p>
       <w:pPr>
@@ -21202,16 +22076,14 @@
               </w:rPr>
               <w:t xml:space="preserve">Dentro de la sección se muestran las reservas que </w:t>
             </w:r>
-            <w:proofErr w:type="spellStart"/>
-            <w:r>
-              <w:rPr>
-                <w:rFonts w:ascii="Times New Roman" w:eastAsia="Times New Roman" w:hAnsi="Times New Roman" w:cs="Times New Roman"/>
-                <w:sz w:val="24"/>
-                <w:szCs w:val="24"/>
-              </w:rPr>
-              <w:t>estan</w:t>
-            </w:r>
-            <w:proofErr w:type="spellEnd"/>
+            <w:r>
+              <w:rPr>
+                <w:rFonts w:ascii="Times New Roman" w:eastAsia="Times New Roman" w:hAnsi="Times New Roman" w:cs="Times New Roman"/>
+                <w:sz w:val="24"/>
+                <w:szCs w:val="24"/>
+              </w:rPr>
+              <w:t>están</w:t>
+            </w:r>
             <w:r>
               <w:rPr>
                 <w:rFonts w:ascii="Times New Roman" w:eastAsia="Times New Roman" w:hAnsi="Times New Roman" w:cs="Times New Roman"/>
@@ -21220,23 +22092,21 @@
               </w:rPr>
               <w:t xml:space="preserve"> </w:t>
             </w:r>
-            <w:proofErr w:type="spellStart"/>
-            <w:r>
-              <w:rPr>
-                <w:rFonts w:ascii="Times New Roman" w:eastAsia="Times New Roman" w:hAnsi="Times New Roman" w:cs="Times New Roman"/>
-                <w:sz w:val="24"/>
-                <w:szCs w:val="24"/>
-              </w:rPr>
-              <w:t>proximas</w:t>
-            </w:r>
-            <w:proofErr w:type="spellEnd"/>
-            <w:r>
-              <w:rPr>
-                <w:rFonts w:ascii="Times New Roman" w:eastAsia="Times New Roman" w:hAnsi="Times New Roman" w:cs="Times New Roman"/>
-                <w:sz w:val="24"/>
-                <w:szCs w:val="24"/>
-              </w:rPr>
-              <w:t xml:space="preserve"> a confirmar</w:t>
+            <w:r>
+              <w:rPr>
+                <w:rFonts w:ascii="Times New Roman" w:eastAsia="Times New Roman" w:hAnsi="Times New Roman" w:cs="Times New Roman"/>
+                <w:sz w:val="24"/>
+                <w:szCs w:val="24"/>
+              </w:rPr>
+              <w:t>pendientes por</w:t>
+            </w:r>
+            <w:r>
+              <w:rPr>
+                <w:rFonts w:ascii="Times New Roman" w:eastAsia="Times New Roman" w:hAnsi="Times New Roman" w:cs="Times New Roman"/>
+                <w:sz w:val="24"/>
+                <w:szCs w:val="24"/>
+              </w:rPr>
+              <w:t xml:space="preserve"> confirmar</w:t>
             </w:r>
           </w:p>
           <w:p>
@@ -21258,7 +22128,23 @@
                 <w:sz w:val="24"/>
                 <w:szCs w:val="24"/>
               </w:rPr>
-              <w:t>Mediante una lista se muestran las reservas junto con 2 opciones para confirmar la llegada del cliente</w:t>
+              <w:t>Mediante una lista se muestran las reservas junto con 2 opciones</w:t>
+            </w:r>
+            <w:r>
+              <w:rPr>
+                <w:rFonts w:ascii="Times New Roman" w:eastAsia="Times New Roman" w:hAnsi="Times New Roman" w:cs="Times New Roman"/>
+                <w:sz w:val="24"/>
+                <w:szCs w:val="24"/>
+              </w:rPr>
+              <w:t xml:space="preserve"> (Confirmar llegada o No asistió)</w:t>
+            </w:r>
+            <w:r>
+              <w:rPr>
+                <w:rFonts w:ascii="Times New Roman" w:eastAsia="Times New Roman" w:hAnsi="Times New Roman" w:cs="Times New Roman"/>
+                <w:sz w:val="24"/>
+                <w:szCs w:val="24"/>
+              </w:rPr>
+              <w:t xml:space="preserve"> para confirmar la llegada del cliente</w:t>
             </w:r>
           </w:p>
         </w:tc>
@@ -21655,6 +22541,87 @@
     <w:p>
       <w:pPr>
         <w:spacing w:line="240" w:lineRule="auto"/>
+        <w:ind w:left="1200"/>
+        <w:rPr>
+          <w:rFonts w:ascii="Times New Roman" w:eastAsia="Times New Roman" w:hAnsi="Times New Roman" w:cs="Times New Roman"/>
+        </w:rPr>
+      </w:pPr>
+    </w:p>
+    <w:p>
+      <w:pPr>
+        <w:spacing w:line="240" w:lineRule="auto"/>
+        <w:ind w:left="1200"/>
+        <w:rPr>
+          <w:rFonts w:ascii="Times New Roman" w:eastAsia="Times New Roman" w:hAnsi="Times New Roman" w:cs="Times New Roman"/>
+        </w:rPr>
+      </w:pPr>
+    </w:p>
+    <w:p>
+      <w:pPr>
+        <w:spacing w:line="240" w:lineRule="auto"/>
+        <w:ind w:left="1200"/>
+        <w:rPr>
+          <w:rFonts w:ascii="Times New Roman" w:eastAsia="Times New Roman" w:hAnsi="Times New Roman" w:cs="Times New Roman"/>
+        </w:rPr>
+      </w:pPr>
+    </w:p>
+    <w:p>
+      <w:pPr>
+        <w:spacing w:line="240" w:lineRule="auto"/>
+        <w:ind w:left="1200"/>
+        <w:rPr>
+          <w:rFonts w:ascii="Times New Roman" w:eastAsia="Times New Roman" w:hAnsi="Times New Roman" w:cs="Times New Roman"/>
+        </w:rPr>
+      </w:pPr>
+    </w:p>
+    <w:p>
+      <w:pPr>
+        <w:spacing w:line="240" w:lineRule="auto"/>
+        <w:ind w:left="1200"/>
+        <w:rPr>
+          <w:rFonts w:ascii="Times New Roman" w:eastAsia="Times New Roman" w:hAnsi="Times New Roman" w:cs="Times New Roman"/>
+        </w:rPr>
+      </w:pPr>
+    </w:p>
+    <w:p>
+      <w:pPr>
+        <w:spacing w:line="240" w:lineRule="auto"/>
+        <w:ind w:left="1200"/>
+        <w:rPr>
+          <w:rFonts w:ascii="Times New Roman" w:eastAsia="Times New Roman" w:hAnsi="Times New Roman" w:cs="Times New Roman"/>
+        </w:rPr>
+      </w:pPr>
+    </w:p>
+    <w:p>
+      <w:pPr>
+        <w:spacing w:line="240" w:lineRule="auto"/>
+        <w:ind w:left="1200"/>
+        <w:rPr>
+          <w:rFonts w:ascii="Times New Roman" w:eastAsia="Times New Roman" w:hAnsi="Times New Roman" w:cs="Times New Roman"/>
+        </w:rPr>
+      </w:pPr>
+    </w:p>
+    <w:p>
+      <w:pPr>
+        <w:spacing w:line="240" w:lineRule="auto"/>
+        <w:ind w:left="1200"/>
+        <w:rPr>
+          <w:rFonts w:ascii="Times New Roman" w:eastAsia="Times New Roman" w:hAnsi="Times New Roman" w:cs="Times New Roman"/>
+        </w:rPr>
+      </w:pPr>
+    </w:p>
+    <w:p>
+      <w:pPr>
+        <w:spacing w:line="240" w:lineRule="auto"/>
+        <w:ind w:left="1200"/>
+        <w:rPr>
+          <w:rFonts w:ascii="Times New Roman" w:eastAsia="Times New Roman" w:hAnsi="Times New Roman" w:cs="Times New Roman"/>
+        </w:rPr>
+      </w:pPr>
+    </w:p>
+    <w:p>
+      <w:pPr>
+        <w:spacing w:line="240" w:lineRule="auto"/>
         <w:jc w:val="center"/>
         <w:rPr>
           <w:rFonts w:ascii="Times New Roman" w:eastAsia="Times New Roman" w:hAnsi="Times New Roman" w:cs="Times New Roman"/>
@@ -21670,6 +22637,7 @@
           <w:sz w:val="24"/>
           <w:szCs w:val="24"/>
         </w:rPr>
+        <w:lastRenderedPageBreak/>
         <w:t>ADMINISTRADOR(PLATAFORMA)</w:t>
       </w:r>
     </w:p>
@@ -21895,7 +22863,6 @@
                 <w:sz w:val="24"/>
                 <w:szCs w:val="24"/>
               </w:rPr>
-              <w:lastRenderedPageBreak/>
               <w:t>Como:</w:t>
             </w:r>
           </w:p>
@@ -22190,25 +23157,23 @@
                 <w:szCs w:val="24"/>
               </w:rPr>
               <w:br/>
-              <w:t xml:space="preserve">-El administrador debe ser redirigido a la página principal o al </w:t>
-            </w:r>
-            <w:proofErr w:type="spellStart"/>
-            <w:r>
-              <w:rPr>
-                <w:rFonts w:ascii="Times New Roman" w:eastAsia="Times New Roman" w:hAnsi="Times New Roman" w:cs="Times New Roman"/>
-                <w:sz w:val="24"/>
-                <w:szCs w:val="24"/>
-              </w:rPr>
-              <w:t>dashboard</w:t>
-            </w:r>
-            <w:proofErr w:type="spellEnd"/>
-            <w:r>
-              <w:rPr>
-                <w:rFonts w:ascii="Times New Roman" w:eastAsia="Times New Roman" w:hAnsi="Times New Roman" w:cs="Times New Roman"/>
-                <w:sz w:val="24"/>
-                <w:szCs w:val="24"/>
-              </w:rPr>
-              <w:t xml:space="preserve"> tras un inicio de sesión exitoso</w:t>
+              <w:t>-El administrador debe ser redirigido a la pág</w:t>
+            </w:r>
+            <w:r>
+              <w:rPr>
+                <w:rFonts w:ascii="Times New Roman" w:eastAsia="Times New Roman" w:hAnsi="Times New Roman" w:cs="Times New Roman"/>
+                <w:sz w:val="24"/>
+                <w:szCs w:val="24"/>
+              </w:rPr>
+              <w:t xml:space="preserve">ina principal </w:t>
+            </w:r>
+            <w:r>
+              <w:rPr>
+                <w:rFonts w:ascii="Times New Roman" w:eastAsia="Times New Roman" w:hAnsi="Times New Roman" w:cs="Times New Roman"/>
+                <w:sz w:val="24"/>
+                <w:szCs w:val="24"/>
+              </w:rPr>
+              <w:t>tras un inicio de sesión exitoso</w:t>
             </w:r>
           </w:p>
         </w:tc>
@@ -22450,6 +23415,171 @@
     <w:p>
       <w:pPr>
         <w:spacing w:line="240" w:lineRule="auto"/>
+        <w:rPr>
+          <w:rFonts w:ascii="Times New Roman" w:eastAsia="Times New Roman" w:hAnsi="Times New Roman" w:cs="Times New Roman"/>
+          <w:sz w:val="24"/>
+          <w:szCs w:val="24"/>
+        </w:rPr>
+      </w:pPr>
+    </w:p>
+    <w:p>
+      <w:pPr>
+        <w:spacing w:line="240" w:lineRule="auto"/>
+        <w:jc w:val="center"/>
+        <w:rPr>
+          <w:rFonts w:ascii="Times New Roman" w:eastAsia="Times New Roman" w:hAnsi="Times New Roman" w:cs="Times New Roman"/>
+          <w:sz w:val="24"/>
+          <w:szCs w:val="24"/>
+        </w:rPr>
+      </w:pPr>
+    </w:p>
+    <w:p>
+      <w:pPr>
+        <w:spacing w:line="240" w:lineRule="auto"/>
+        <w:jc w:val="center"/>
+        <w:rPr>
+          <w:rFonts w:ascii="Times New Roman" w:eastAsia="Times New Roman" w:hAnsi="Times New Roman" w:cs="Times New Roman"/>
+          <w:sz w:val="24"/>
+          <w:szCs w:val="24"/>
+        </w:rPr>
+      </w:pPr>
+    </w:p>
+    <w:p>
+      <w:pPr>
+        <w:spacing w:line="240" w:lineRule="auto"/>
+        <w:jc w:val="center"/>
+        <w:rPr>
+          <w:rFonts w:ascii="Times New Roman" w:eastAsia="Times New Roman" w:hAnsi="Times New Roman" w:cs="Times New Roman"/>
+          <w:sz w:val="24"/>
+          <w:szCs w:val="24"/>
+        </w:rPr>
+      </w:pPr>
+    </w:p>
+    <w:p>
+      <w:pPr>
+        <w:spacing w:line="240" w:lineRule="auto"/>
+        <w:jc w:val="center"/>
+        <w:rPr>
+          <w:rFonts w:ascii="Times New Roman" w:eastAsia="Times New Roman" w:hAnsi="Times New Roman" w:cs="Times New Roman"/>
+          <w:sz w:val="24"/>
+          <w:szCs w:val="24"/>
+        </w:rPr>
+      </w:pPr>
+    </w:p>
+    <w:p>
+      <w:pPr>
+        <w:spacing w:line="240" w:lineRule="auto"/>
+        <w:jc w:val="center"/>
+        <w:rPr>
+          <w:rFonts w:ascii="Times New Roman" w:eastAsia="Times New Roman" w:hAnsi="Times New Roman" w:cs="Times New Roman"/>
+          <w:sz w:val="24"/>
+          <w:szCs w:val="24"/>
+        </w:rPr>
+      </w:pPr>
+    </w:p>
+    <w:p>
+      <w:pPr>
+        <w:spacing w:line="240" w:lineRule="auto"/>
+        <w:jc w:val="center"/>
+        <w:rPr>
+          <w:rFonts w:ascii="Times New Roman" w:eastAsia="Times New Roman" w:hAnsi="Times New Roman" w:cs="Times New Roman"/>
+          <w:sz w:val="24"/>
+          <w:szCs w:val="24"/>
+        </w:rPr>
+      </w:pPr>
+    </w:p>
+    <w:p>
+      <w:pPr>
+        <w:spacing w:line="240" w:lineRule="auto"/>
+        <w:jc w:val="center"/>
+        <w:rPr>
+          <w:rFonts w:ascii="Times New Roman" w:eastAsia="Times New Roman" w:hAnsi="Times New Roman" w:cs="Times New Roman"/>
+          <w:sz w:val="24"/>
+          <w:szCs w:val="24"/>
+        </w:rPr>
+      </w:pPr>
+    </w:p>
+    <w:p>
+      <w:pPr>
+        <w:spacing w:line="240" w:lineRule="auto"/>
+        <w:jc w:val="center"/>
+        <w:rPr>
+          <w:rFonts w:ascii="Times New Roman" w:eastAsia="Times New Roman" w:hAnsi="Times New Roman" w:cs="Times New Roman"/>
+          <w:sz w:val="24"/>
+          <w:szCs w:val="24"/>
+        </w:rPr>
+      </w:pPr>
+    </w:p>
+    <w:p>
+      <w:pPr>
+        <w:spacing w:line="240" w:lineRule="auto"/>
+        <w:jc w:val="center"/>
+        <w:rPr>
+          <w:rFonts w:ascii="Times New Roman" w:eastAsia="Times New Roman" w:hAnsi="Times New Roman" w:cs="Times New Roman"/>
+          <w:sz w:val="24"/>
+          <w:szCs w:val="24"/>
+        </w:rPr>
+      </w:pPr>
+    </w:p>
+    <w:p>
+      <w:pPr>
+        <w:spacing w:line="240" w:lineRule="auto"/>
+        <w:jc w:val="center"/>
+        <w:rPr>
+          <w:rFonts w:ascii="Times New Roman" w:eastAsia="Times New Roman" w:hAnsi="Times New Roman" w:cs="Times New Roman"/>
+          <w:sz w:val="24"/>
+          <w:szCs w:val="24"/>
+        </w:rPr>
+      </w:pPr>
+    </w:p>
+    <w:p>
+      <w:pPr>
+        <w:spacing w:line="240" w:lineRule="auto"/>
+        <w:jc w:val="center"/>
+        <w:rPr>
+          <w:rFonts w:ascii="Times New Roman" w:eastAsia="Times New Roman" w:hAnsi="Times New Roman" w:cs="Times New Roman"/>
+          <w:sz w:val="24"/>
+          <w:szCs w:val="24"/>
+        </w:rPr>
+      </w:pPr>
+    </w:p>
+    <w:p>
+      <w:pPr>
+        <w:spacing w:line="240" w:lineRule="auto"/>
+        <w:jc w:val="center"/>
+        <w:rPr>
+          <w:rFonts w:ascii="Times New Roman" w:eastAsia="Times New Roman" w:hAnsi="Times New Roman" w:cs="Times New Roman"/>
+          <w:sz w:val="24"/>
+          <w:szCs w:val="24"/>
+        </w:rPr>
+      </w:pPr>
+    </w:p>
+    <w:p>
+      <w:pPr>
+        <w:spacing w:line="240" w:lineRule="auto"/>
+        <w:jc w:val="center"/>
+        <w:rPr>
+          <w:rFonts w:ascii="Times New Roman" w:eastAsia="Times New Roman" w:hAnsi="Times New Roman" w:cs="Times New Roman"/>
+          <w:sz w:val="24"/>
+          <w:szCs w:val="24"/>
+        </w:rPr>
+      </w:pPr>
+    </w:p>
+    <w:p>
+      <w:pPr>
+        <w:spacing w:line="240" w:lineRule="auto"/>
+        <w:jc w:val="center"/>
+        <w:rPr>
+          <w:rFonts w:ascii="Times New Roman" w:eastAsia="Times New Roman" w:hAnsi="Times New Roman" w:cs="Times New Roman"/>
+          <w:sz w:val="24"/>
+          <w:szCs w:val="24"/>
+        </w:rPr>
+      </w:pPr>
+    </w:p>
+    <w:p>
+      <w:pPr>
+        <w:spacing w:line="240" w:lineRule="auto"/>
+        <w:jc w:val="center"/>
         <w:rPr>
           <w:rFonts w:ascii="Times New Roman" w:eastAsia="Times New Roman" w:hAnsi="Times New Roman" w:cs="Times New Roman"/>
           <w:sz w:val="24"/>
@@ -22516,6 +23646,7 @@
                 <w:sz w:val="24"/>
                 <w:szCs w:val="24"/>
               </w:rPr>
+              <w:lastRenderedPageBreak/>
               <w:t>Historia de usuario</w:t>
             </w:r>
           </w:p>
@@ -22621,16 +23752,22 @@
                 <w:szCs w:val="24"/>
               </w:rPr>
             </w:pPr>
-            <w:proofErr w:type="gramStart"/>
-            <w:r>
-              <w:rPr>
-                <w:rFonts w:ascii="Times New Roman" w:eastAsia="Times New Roman" w:hAnsi="Times New Roman" w:cs="Times New Roman"/>
-                <w:sz w:val="24"/>
-                <w:szCs w:val="24"/>
-              </w:rPr>
-              <w:t>Agregar  restaurantes</w:t>
-            </w:r>
-            <w:proofErr w:type="gramEnd"/>
+            <w:r>
+              <w:rPr>
+                <w:rFonts w:ascii="Times New Roman" w:eastAsia="Times New Roman" w:hAnsi="Times New Roman" w:cs="Times New Roman"/>
+                <w:sz w:val="24"/>
+                <w:szCs w:val="24"/>
+              </w:rPr>
+              <w:t>Registrar</w:t>
+            </w:r>
+            <w:r>
+              <w:rPr>
+                <w:rFonts w:ascii="Times New Roman" w:eastAsia="Times New Roman" w:hAnsi="Times New Roman" w:cs="Times New Roman"/>
+                <w:sz w:val="24"/>
+                <w:szCs w:val="24"/>
+              </w:rPr>
+              <w:t xml:space="preserve"> restaurantes</w:t>
+            </w:r>
           </w:p>
         </w:tc>
       </w:tr>
@@ -22784,7 +23921,15 @@
                 <w:sz w:val="24"/>
                 <w:szCs w:val="24"/>
               </w:rPr>
-              <w:t>Agregar los restaurantes dentro de la plataforma</w:t>
+              <w:t>Poder registrar</w:t>
+            </w:r>
+            <w:r>
+              <w:rPr>
+                <w:rFonts w:ascii="Times New Roman" w:eastAsia="Times New Roman" w:hAnsi="Times New Roman" w:cs="Times New Roman"/>
+                <w:sz w:val="24"/>
+                <w:szCs w:val="24"/>
+              </w:rPr>
+              <w:t xml:space="preserve"> los restaurantes dentro de la plataforma</w:t>
             </w:r>
           </w:p>
         </w:tc>
@@ -22937,7 +24082,15 @@
                 <w:sz w:val="24"/>
                 <w:szCs w:val="24"/>
               </w:rPr>
-              <w:t>-El administrador debe poder añadir un restaurante proporcionando información básica (nombre, ubicación, tipo de comida, etc.).</w:t>
+              <w:t>-El administrador debe poder añadir un restaurante proporcionando información básica (nombre, ubicación, tipo de comida, e</w:t>
+            </w:r>
+            <w:r>
+              <w:rPr>
+                <w:rFonts w:ascii="Times New Roman" w:eastAsia="Times New Roman" w:hAnsi="Times New Roman" w:cs="Times New Roman"/>
+                <w:sz w:val="24"/>
+                <w:szCs w:val="24"/>
+              </w:rPr>
+              <w:t>tc.).</w:t>
             </w:r>
             <w:r>
               <w:rPr>
@@ -22946,7 +24099,15 @@
                 <w:szCs w:val="24"/>
               </w:rPr>
               <w:br/>
-              <w:t>-Al añadir un restaurante, se le debe asignar automáticamente el rol de “restaurante”.</w:t>
+              <w:t>-Al registrar</w:t>
+            </w:r>
+            <w:r>
+              <w:rPr>
+                <w:rFonts w:ascii="Times New Roman" w:eastAsia="Times New Roman" w:hAnsi="Times New Roman" w:cs="Times New Roman"/>
+                <w:sz w:val="24"/>
+                <w:szCs w:val="24"/>
+              </w:rPr>
+              <w:t xml:space="preserve"> un restaurante, se le debe asignar automáticamente el rol de “restaurante”.</w:t>
             </w:r>
             <w:r>
               <w:rPr>
@@ -23066,7 +24227,6 @@
                 <w:sz w:val="24"/>
                 <w:szCs w:val="24"/>
               </w:rPr>
-              <w:lastRenderedPageBreak/>
               <w:t>Prioridad:</w:t>
             </w:r>
           </w:p>
@@ -23204,6 +24364,196 @@
       </w:pPr>
       <w:bookmarkStart w:id="98" w:name="_uxfs5um6aymu" w:colFirst="0" w:colLast="0"/>
       <w:bookmarkEnd w:id="98"/>
+    </w:p>
+    <w:p>
+      <w:pPr>
+        <w:spacing w:line="240" w:lineRule="auto"/>
+        <w:rPr>
+          <w:rFonts w:ascii="Times New Roman" w:eastAsia="Times New Roman" w:hAnsi="Times New Roman" w:cs="Times New Roman"/>
+          <w:sz w:val="24"/>
+          <w:szCs w:val="24"/>
+        </w:rPr>
+      </w:pPr>
+    </w:p>
+    <w:p>
+      <w:pPr>
+        <w:spacing w:line="240" w:lineRule="auto"/>
+        <w:rPr>
+          <w:rFonts w:ascii="Times New Roman" w:eastAsia="Times New Roman" w:hAnsi="Times New Roman" w:cs="Times New Roman"/>
+          <w:sz w:val="24"/>
+          <w:szCs w:val="24"/>
+        </w:rPr>
+      </w:pPr>
+    </w:p>
+    <w:p>
+      <w:pPr>
+        <w:spacing w:line="240" w:lineRule="auto"/>
+        <w:rPr>
+          <w:rFonts w:ascii="Times New Roman" w:eastAsia="Times New Roman" w:hAnsi="Times New Roman" w:cs="Times New Roman"/>
+          <w:sz w:val="24"/>
+          <w:szCs w:val="24"/>
+        </w:rPr>
+      </w:pPr>
+    </w:p>
+    <w:p>
+      <w:pPr>
+        <w:spacing w:line="240" w:lineRule="auto"/>
+        <w:rPr>
+          <w:rFonts w:ascii="Times New Roman" w:eastAsia="Times New Roman" w:hAnsi="Times New Roman" w:cs="Times New Roman"/>
+          <w:sz w:val="24"/>
+          <w:szCs w:val="24"/>
+        </w:rPr>
+      </w:pPr>
+    </w:p>
+    <w:p>
+      <w:pPr>
+        <w:spacing w:line="240" w:lineRule="auto"/>
+        <w:rPr>
+          <w:rFonts w:ascii="Times New Roman" w:eastAsia="Times New Roman" w:hAnsi="Times New Roman" w:cs="Times New Roman"/>
+          <w:sz w:val="24"/>
+          <w:szCs w:val="24"/>
+        </w:rPr>
+      </w:pPr>
+    </w:p>
+    <w:p>
+      <w:pPr>
+        <w:spacing w:line="240" w:lineRule="auto"/>
+        <w:rPr>
+          <w:rFonts w:ascii="Times New Roman" w:eastAsia="Times New Roman" w:hAnsi="Times New Roman" w:cs="Times New Roman"/>
+          <w:sz w:val="24"/>
+          <w:szCs w:val="24"/>
+        </w:rPr>
+      </w:pPr>
+    </w:p>
+    <w:p>
+      <w:pPr>
+        <w:spacing w:line="240" w:lineRule="auto"/>
+        <w:rPr>
+          <w:rFonts w:ascii="Times New Roman" w:eastAsia="Times New Roman" w:hAnsi="Times New Roman" w:cs="Times New Roman"/>
+          <w:sz w:val="24"/>
+          <w:szCs w:val="24"/>
+        </w:rPr>
+      </w:pPr>
+    </w:p>
+    <w:p>
+      <w:pPr>
+        <w:spacing w:line="240" w:lineRule="auto"/>
+        <w:rPr>
+          <w:rFonts w:ascii="Times New Roman" w:eastAsia="Times New Roman" w:hAnsi="Times New Roman" w:cs="Times New Roman"/>
+          <w:sz w:val="24"/>
+          <w:szCs w:val="24"/>
+        </w:rPr>
+      </w:pPr>
+    </w:p>
+    <w:p>
+      <w:pPr>
+        <w:spacing w:line="240" w:lineRule="auto"/>
+        <w:rPr>
+          <w:rFonts w:ascii="Times New Roman" w:eastAsia="Times New Roman" w:hAnsi="Times New Roman" w:cs="Times New Roman"/>
+          <w:sz w:val="24"/>
+          <w:szCs w:val="24"/>
+        </w:rPr>
+      </w:pPr>
+    </w:p>
+    <w:p>
+      <w:pPr>
+        <w:spacing w:line="240" w:lineRule="auto"/>
+        <w:rPr>
+          <w:rFonts w:ascii="Times New Roman" w:eastAsia="Times New Roman" w:hAnsi="Times New Roman" w:cs="Times New Roman"/>
+          <w:sz w:val="24"/>
+          <w:szCs w:val="24"/>
+        </w:rPr>
+      </w:pPr>
+    </w:p>
+    <w:p>
+      <w:pPr>
+        <w:spacing w:line="240" w:lineRule="auto"/>
+        <w:rPr>
+          <w:rFonts w:ascii="Times New Roman" w:eastAsia="Times New Roman" w:hAnsi="Times New Roman" w:cs="Times New Roman"/>
+          <w:sz w:val="24"/>
+          <w:szCs w:val="24"/>
+        </w:rPr>
+      </w:pPr>
+    </w:p>
+    <w:p>
+      <w:pPr>
+        <w:spacing w:line="240" w:lineRule="auto"/>
+        <w:rPr>
+          <w:rFonts w:ascii="Times New Roman" w:eastAsia="Times New Roman" w:hAnsi="Times New Roman" w:cs="Times New Roman"/>
+          <w:sz w:val="24"/>
+          <w:szCs w:val="24"/>
+        </w:rPr>
+      </w:pPr>
+    </w:p>
+    <w:p>
+      <w:pPr>
+        <w:spacing w:line="240" w:lineRule="auto"/>
+        <w:rPr>
+          <w:rFonts w:ascii="Times New Roman" w:eastAsia="Times New Roman" w:hAnsi="Times New Roman" w:cs="Times New Roman"/>
+          <w:sz w:val="24"/>
+          <w:szCs w:val="24"/>
+        </w:rPr>
+      </w:pPr>
+    </w:p>
+    <w:p>
+      <w:pPr>
+        <w:spacing w:line="240" w:lineRule="auto"/>
+        <w:rPr>
+          <w:rFonts w:ascii="Times New Roman" w:eastAsia="Times New Roman" w:hAnsi="Times New Roman" w:cs="Times New Roman"/>
+          <w:sz w:val="24"/>
+          <w:szCs w:val="24"/>
+        </w:rPr>
+      </w:pPr>
+    </w:p>
+    <w:p>
+      <w:pPr>
+        <w:spacing w:line="240" w:lineRule="auto"/>
+        <w:rPr>
+          <w:rFonts w:ascii="Times New Roman" w:eastAsia="Times New Roman" w:hAnsi="Times New Roman" w:cs="Times New Roman"/>
+          <w:sz w:val="24"/>
+          <w:szCs w:val="24"/>
+        </w:rPr>
+      </w:pPr>
+    </w:p>
+    <w:p>
+      <w:pPr>
+        <w:spacing w:line="240" w:lineRule="auto"/>
+        <w:rPr>
+          <w:rFonts w:ascii="Times New Roman" w:eastAsia="Times New Roman" w:hAnsi="Times New Roman" w:cs="Times New Roman"/>
+          <w:sz w:val="24"/>
+          <w:szCs w:val="24"/>
+        </w:rPr>
+      </w:pPr>
+    </w:p>
+    <w:p>
+      <w:pPr>
+        <w:spacing w:line="240" w:lineRule="auto"/>
+        <w:rPr>
+          <w:rFonts w:ascii="Times New Roman" w:eastAsia="Times New Roman" w:hAnsi="Times New Roman" w:cs="Times New Roman"/>
+          <w:sz w:val="24"/>
+          <w:szCs w:val="24"/>
+        </w:rPr>
+      </w:pPr>
+    </w:p>
+    <w:p>
+      <w:pPr>
+        <w:spacing w:line="240" w:lineRule="auto"/>
+        <w:rPr>
+          <w:rFonts w:ascii="Times New Roman" w:eastAsia="Times New Roman" w:hAnsi="Times New Roman" w:cs="Times New Roman"/>
+          <w:sz w:val="24"/>
+          <w:szCs w:val="24"/>
+        </w:rPr>
+      </w:pPr>
+    </w:p>
+    <w:p>
+      <w:pPr>
+        <w:spacing w:line="240" w:lineRule="auto"/>
+        <w:rPr>
+          <w:rFonts w:ascii="Times New Roman" w:eastAsia="Times New Roman" w:hAnsi="Times New Roman" w:cs="Times New Roman"/>
+          <w:sz w:val="24"/>
+          <w:szCs w:val="24"/>
+        </w:rPr>
+      </w:pPr>
     </w:p>
     <w:p>
       <w:pPr>
@@ -23263,6 +24613,7 @@
                 <w:sz w:val="24"/>
                 <w:szCs w:val="24"/>
               </w:rPr>
+              <w:lastRenderedPageBreak/>
               <w:t>Historia de usuario</w:t>
             </w:r>
           </w:p>
@@ -23935,6 +25286,226 @@
         <w:ind w:left="1200"/>
         <w:rPr>
           <w:rFonts w:ascii="Times New Roman" w:eastAsia="Times New Roman" w:hAnsi="Times New Roman" w:cs="Times New Roman"/>
+        </w:rPr>
+      </w:pPr>
+    </w:p>
+    <w:p>
+      <w:pPr>
+        <w:spacing w:line="240" w:lineRule="auto"/>
+        <w:jc w:val="center"/>
+        <w:rPr>
+          <w:rFonts w:ascii="Times New Roman" w:eastAsia="Times New Roman" w:hAnsi="Times New Roman" w:cs="Times New Roman"/>
+          <w:sz w:val="24"/>
+          <w:szCs w:val="24"/>
+        </w:rPr>
+      </w:pPr>
+    </w:p>
+    <w:p>
+      <w:pPr>
+        <w:spacing w:line="240" w:lineRule="auto"/>
+        <w:jc w:val="center"/>
+        <w:rPr>
+          <w:rFonts w:ascii="Times New Roman" w:eastAsia="Times New Roman" w:hAnsi="Times New Roman" w:cs="Times New Roman"/>
+          <w:sz w:val="24"/>
+          <w:szCs w:val="24"/>
+        </w:rPr>
+      </w:pPr>
+    </w:p>
+    <w:p>
+      <w:pPr>
+        <w:spacing w:line="240" w:lineRule="auto"/>
+        <w:jc w:val="center"/>
+        <w:rPr>
+          <w:rFonts w:ascii="Times New Roman" w:eastAsia="Times New Roman" w:hAnsi="Times New Roman" w:cs="Times New Roman"/>
+          <w:sz w:val="24"/>
+          <w:szCs w:val="24"/>
+        </w:rPr>
+      </w:pPr>
+    </w:p>
+    <w:p>
+      <w:pPr>
+        <w:spacing w:line="240" w:lineRule="auto"/>
+        <w:jc w:val="center"/>
+        <w:rPr>
+          <w:rFonts w:ascii="Times New Roman" w:eastAsia="Times New Roman" w:hAnsi="Times New Roman" w:cs="Times New Roman"/>
+          <w:sz w:val="24"/>
+          <w:szCs w:val="24"/>
+        </w:rPr>
+      </w:pPr>
+    </w:p>
+    <w:p>
+      <w:pPr>
+        <w:spacing w:line="240" w:lineRule="auto"/>
+        <w:jc w:val="center"/>
+        <w:rPr>
+          <w:rFonts w:ascii="Times New Roman" w:eastAsia="Times New Roman" w:hAnsi="Times New Roman" w:cs="Times New Roman"/>
+          <w:sz w:val="24"/>
+          <w:szCs w:val="24"/>
+        </w:rPr>
+      </w:pPr>
+    </w:p>
+    <w:p>
+      <w:pPr>
+        <w:spacing w:line="240" w:lineRule="auto"/>
+        <w:jc w:val="center"/>
+        <w:rPr>
+          <w:rFonts w:ascii="Times New Roman" w:eastAsia="Times New Roman" w:hAnsi="Times New Roman" w:cs="Times New Roman"/>
+          <w:sz w:val="24"/>
+          <w:szCs w:val="24"/>
+        </w:rPr>
+      </w:pPr>
+    </w:p>
+    <w:p>
+      <w:pPr>
+        <w:spacing w:line="240" w:lineRule="auto"/>
+        <w:jc w:val="center"/>
+        <w:rPr>
+          <w:rFonts w:ascii="Times New Roman" w:eastAsia="Times New Roman" w:hAnsi="Times New Roman" w:cs="Times New Roman"/>
+          <w:sz w:val="24"/>
+          <w:szCs w:val="24"/>
+        </w:rPr>
+      </w:pPr>
+    </w:p>
+    <w:p>
+      <w:pPr>
+        <w:spacing w:line="240" w:lineRule="auto"/>
+        <w:jc w:val="center"/>
+        <w:rPr>
+          <w:rFonts w:ascii="Times New Roman" w:eastAsia="Times New Roman" w:hAnsi="Times New Roman" w:cs="Times New Roman"/>
+          <w:sz w:val="24"/>
+          <w:szCs w:val="24"/>
+        </w:rPr>
+      </w:pPr>
+    </w:p>
+    <w:p>
+      <w:pPr>
+        <w:spacing w:line="240" w:lineRule="auto"/>
+        <w:jc w:val="center"/>
+        <w:rPr>
+          <w:rFonts w:ascii="Times New Roman" w:eastAsia="Times New Roman" w:hAnsi="Times New Roman" w:cs="Times New Roman"/>
+          <w:sz w:val="24"/>
+          <w:szCs w:val="24"/>
+        </w:rPr>
+      </w:pPr>
+    </w:p>
+    <w:p>
+      <w:pPr>
+        <w:spacing w:line="240" w:lineRule="auto"/>
+        <w:jc w:val="center"/>
+        <w:rPr>
+          <w:rFonts w:ascii="Times New Roman" w:eastAsia="Times New Roman" w:hAnsi="Times New Roman" w:cs="Times New Roman"/>
+          <w:sz w:val="24"/>
+          <w:szCs w:val="24"/>
+        </w:rPr>
+      </w:pPr>
+    </w:p>
+    <w:p>
+      <w:pPr>
+        <w:spacing w:line="240" w:lineRule="auto"/>
+        <w:jc w:val="center"/>
+        <w:rPr>
+          <w:rFonts w:ascii="Times New Roman" w:eastAsia="Times New Roman" w:hAnsi="Times New Roman" w:cs="Times New Roman"/>
+          <w:sz w:val="24"/>
+          <w:szCs w:val="24"/>
+        </w:rPr>
+      </w:pPr>
+    </w:p>
+    <w:p>
+      <w:pPr>
+        <w:spacing w:line="240" w:lineRule="auto"/>
+        <w:jc w:val="center"/>
+        <w:rPr>
+          <w:rFonts w:ascii="Times New Roman" w:eastAsia="Times New Roman" w:hAnsi="Times New Roman" w:cs="Times New Roman"/>
+          <w:sz w:val="24"/>
+          <w:szCs w:val="24"/>
+        </w:rPr>
+      </w:pPr>
+    </w:p>
+    <w:p>
+      <w:pPr>
+        <w:spacing w:line="240" w:lineRule="auto"/>
+        <w:jc w:val="center"/>
+        <w:rPr>
+          <w:rFonts w:ascii="Times New Roman" w:eastAsia="Times New Roman" w:hAnsi="Times New Roman" w:cs="Times New Roman"/>
+          <w:sz w:val="24"/>
+          <w:szCs w:val="24"/>
+        </w:rPr>
+      </w:pPr>
+    </w:p>
+    <w:p>
+      <w:pPr>
+        <w:spacing w:line="240" w:lineRule="auto"/>
+        <w:jc w:val="center"/>
+        <w:rPr>
+          <w:rFonts w:ascii="Times New Roman" w:eastAsia="Times New Roman" w:hAnsi="Times New Roman" w:cs="Times New Roman"/>
+          <w:sz w:val="24"/>
+          <w:szCs w:val="24"/>
+        </w:rPr>
+      </w:pPr>
+    </w:p>
+    <w:p>
+      <w:pPr>
+        <w:spacing w:line="240" w:lineRule="auto"/>
+        <w:jc w:val="center"/>
+        <w:rPr>
+          <w:rFonts w:ascii="Times New Roman" w:eastAsia="Times New Roman" w:hAnsi="Times New Roman" w:cs="Times New Roman"/>
+          <w:sz w:val="24"/>
+          <w:szCs w:val="24"/>
+        </w:rPr>
+      </w:pPr>
+    </w:p>
+    <w:p>
+      <w:pPr>
+        <w:spacing w:line="240" w:lineRule="auto"/>
+        <w:jc w:val="center"/>
+        <w:rPr>
+          <w:rFonts w:ascii="Times New Roman" w:eastAsia="Times New Roman" w:hAnsi="Times New Roman" w:cs="Times New Roman"/>
+          <w:sz w:val="24"/>
+          <w:szCs w:val="24"/>
+        </w:rPr>
+      </w:pPr>
+    </w:p>
+    <w:p>
+      <w:pPr>
+        <w:spacing w:line="240" w:lineRule="auto"/>
+        <w:jc w:val="center"/>
+        <w:rPr>
+          <w:rFonts w:ascii="Times New Roman" w:eastAsia="Times New Roman" w:hAnsi="Times New Roman" w:cs="Times New Roman"/>
+          <w:sz w:val="24"/>
+          <w:szCs w:val="24"/>
+        </w:rPr>
+      </w:pPr>
+    </w:p>
+    <w:p>
+      <w:pPr>
+        <w:spacing w:line="240" w:lineRule="auto"/>
+        <w:jc w:val="center"/>
+        <w:rPr>
+          <w:rFonts w:ascii="Times New Roman" w:eastAsia="Times New Roman" w:hAnsi="Times New Roman" w:cs="Times New Roman"/>
+          <w:sz w:val="24"/>
+          <w:szCs w:val="24"/>
+        </w:rPr>
+      </w:pPr>
+    </w:p>
+    <w:p>
+      <w:pPr>
+        <w:spacing w:line="240" w:lineRule="auto"/>
+        <w:jc w:val="center"/>
+        <w:rPr>
+          <w:rFonts w:ascii="Times New Roman" w:eastAsia="Times New Roman" w:hAnsi="Times New Roman" w:cs="Times New Roman"/>
+          <w:sz w:val="24"/>
+          <w:szCs w:val="24"/>
+        </w:rPr>
+      </w:pPr>
+    </w:p>
+    <w:p>
+      <w:pPr>
+        <w:spacing w:line="240" w:lineRule="auto"/>
+        <w:jc w:val="center"/>
+        <w:rPr>
+          <w:rFonts w:ascii="Times New Roman" w:eastAsia="Times New Roman" w:hAnsi="Times New Roman" w:cs="Times New Roman"/>
+          <w:sz w:val="24"/>
+          <w:szCs w:val="24"/>
         </w:rPr>
       </w:pPr>
     </w:p>
@@ -23997,6 +25568,7 @@
                 <w:sz w:val="24"/>
                 <w:szCs w:val="24"/>
               </w:rPr>
+              <w:lastRenderedPageBreak/>
               <w:t>Historia de usuario</w:t>
             </w:r>
           </w:p>
@@ -24110,16 +25682,14 @@
               </w:rPr>
               <w:t xml:space="preserve">Visualizar </w:t>
             </w:r>
-            <w:proofErr w:type="spellStart"/>
-            <w:r>
-              <w:rPr>
-                <w:rFonts w:ascii="Times New Roman" w:eastAsia="Times New Roman" w:hAnsi="Times New Roman" w:cs="Times New Roman"/>
-                <w:sz w:val="24"/>
-                <w:szCs w:val="24"/>
-              </w:rPr>
-              <w:t>informacion</w:t>
-            </w:r>
-            <w:proofErr w:type="spellEnd"/>
+            <w:r>
+              <w:rPr>
+                <w:rFonts w:ascii="Times New Roman" w:eastAsia="Times New Roman" w:hAnsi="Times New Roman" w:cs="Times New Roman"/>
+                <w:sz w:val="24"/>
+                <w:szCs w:val="24"/>
+              </w:rPr>
+              <w:t>información</w:t>
+            </w:r>
             <w:r>
               <w:rPr>
                 <w:rFonts w:ascii="Times New Roman" w:eastAsia="Times New Roman" w:hAnsi="Times New Roman" w:cs="Times New Roman"/>
@@ -24399,7 +25969,6 @@
                 <w:sz w:val="24"/>
                 <w:szCs w:val="24"/>
               </w:rPr>
-              <w:lastRenderedPageBreak/>
               <w:t>Criterios de aceptación:</w:t>
             </w:r>
           </w:p>
@@ -24697,6 +26266,215 @@
         <w:ind w:left="1200"/>
         <w:rPr>
           <w:rFonts w:ascii="Times New Roman" w:eastAsia="Times New Roman" w:hAnsi="Times New Roman" w:cs="Times New Roman"/>
+        </w:rPr>
+      </w:pPr>
+    </w:p>
+    <w:p>
+      <w:pPr>
+        <w:spacing w:line="240" w:lineRule="auto"/>
+        <w:jc w:val="center"/>
+        <w:rPr>
+          <w:rFonts w:ascii="Times New Roman" w:eastAsia="Times New Roman" w:hAnsi="Times New Roman" w:cs="Times New Roman"/>
+          <w:sz w:val="24"/>
+          <w:szCs w:val="24"/>
+        </w:rPr>
+      </w:pPr>
+    </w:p>
+    <w:p>
+      <w:pPr>
+        <w:spacing w:line="240" w:lineRule="auto"/>
+        <w:jc w:val="center"/>
+        <w:rPr>
+          <w:rFonts w:ascii="Times New Roman" w:eastAsia="Times New Roman" w:hAnsi="Times New Roman" w:cs="Times New Roman"/>
+          <w:sz w:val="24"/>
+          <w:szCs w:val="24"/>
+        </w:rPr>
+      </w:pPr>
+    </w:p>
+    <w:p>
+      <w:pPr>
+        <w:spacing w:line="240" w:lineRule="auto"/>
+        <w:jc w:val="center"/>
+        <w:rPr>
+          <w:rFonts w:ascii="Times New Roman" w:eastAsia="Times New Roman" w:hAnsi="Times New Roman" w:cs="Times New Roman"/>
+          <w:sz w:val="24"/>
+          <w:szCs w:val="24"/>
+        </w:rPr>
+      </w:pPr>
+    </w:p>
+    <w:p>
+      <w:pPr>
+        <w:spacing w:line="240" w:lineRule="auto"/>
+        <w:jc w:val="center"/>
+        <w:rPr>
+          <w:rFonts w:ascii="Times New Roman" w:eastAsia="Times New Roman" w:hAnsi="Times New Roman" w:cs="Times New Roman"/>
+          <w:sz w:val="24"/>
+          <w:szCs w:val="24"/>
+        </w:rPr>
+      </w:pPr>
+    </w:p>
+    <w:p>
+      <w:pPr>
+        <w:spacing w:line="240" w:lineRule="auto"/>
+        <w:jc w:val="center"/>
+        <w:rPr>
+          <w:rFonts w:ascii="Times New Roman" w:eastAsia="Times New Roman" w:hAnsi="Times New Roman" w:cs="Times New Roman"/>
+          <w:sz w:val="24"/>
+          <w:szCs w:val="24"/>
+        </w:rPr>
+      </w:pPr>
+    </w:p>
+    <w:p>
+      <w:pPr>
+        <w:spacing w:line="240" w:lineRule="auto"/>
+        <w:jc w:val="center"/>
+        <w:rPr>
+          <w:rFonts w:ascii="Times New Roman" w:eastAsia="Times New Roman" w:hAnsi="Times New Roman" w:cs="Times New Roman"/>
+          <w:sz w:val="24"/>
+          <w:szCs w:val="24"/>
+        </w:rPr>
+      </w:pPr>
+    </w:p>
+    <w:p>
+      <w:pPr>
+        <w:spacing w:line="240" w:lineRule="auto"/>
+        <w:jc w:val="center"/>
+        <w:rPr>
+          <w:rFonts w:ascii="Times New Roman" w:eastAsia="Times New Roman" w:hAnsi="Times New Roman" w:cs="Times New Roman"/>
+          <w:sz w:val="24"/>
+          <w:szCs w:val="24"/>
+        </w:rPr>
+      </w:pPr>
+    </w:p>
+    <w:p>
+      <w:pPr>
+        <w:spacing w:line="240" w:lineRule="auto"/>
+        <w:jc w:val="center"/>
+        <w:rPr>
+          <w:rFonts w:ascii="Times New Roman" w:eastAsia="Times New Roman" w:hAnsi="Times New Roman" w:cs="Times New Roman"/>
+          <w:sz w:val="24"/>
+          <w:szCs w:val="24"/>
+        </w:rPr>
+      </w:pPr>
+    </w:p>
+    <w:p>
+      <w:pPr>
+        <w:spacing w:line="240" w:lineRule="auto"/>
+        <w:jc w:val="center"/>
+        <w:rPr>
+          <w:rFonts w:ascii="Times New Roman" w:eastAsia="Times New Roman" w:hAnsi="Times New Roman" w:cs="Times New Roman"/>
+          <w:sz w:val="24"/>
+          <w:szCs w:val="24"/>
+        </w:rPr>
+      </w:pPr>
+    </w:p>
+    <w:p>
+      <w:pPr>
+        <w:spacing w:line="240" w:lineRule="auto"/>
+        <w:jc w:val="center"/>
+        <w:rPr>
+          <w:rFonts w:ascii="Times New Roman" w:eastAsia="Times New Roman" w:hAnsi="Times New Roman" w:cs="Times New Roman"/>
+          <w:sz w:val="24"/>
+          <w:szCs w:val="24"/>
+        </w:rPr>
+      </w:pPr>
+    </w:p>
+    <w:p>
+      <w:pPr>
+        <w:spacing w:line="240" w:lineRule="auto"/>
+        <w:jc w:val="center"/>
+        <w:rPr>
+          <w:rFonts w:ascii="Times New Roman" w:eastAsia="Times New Roman" w:hAnsi="Times New Roman" w:cs="Times New Roman"/>
+          <w:sz w:val="24"/>
+          <w:szCs w:val="24"/>
+        </w:rPr>
+      </w:pPr>
+    </w:p>
+    <w:p>
+      <w:pPr>
+        <w:spacing w:line="240" w:lineRule="auto"/>
+        <w:jc w:val="center"/>
+        <w:rPr>
+          <w:rFonts w:ascii="Times New Roman" w:eastAsia="Times New Roman" w:hAnsi="Times New Roman" w:cs="Times New Roman"/>
+          <w:sz w:val="24"/>
+          <w:szCs w:val="24"/>
+        </w:rPr>
+      </w:pPr>
+    </w:p>
+    <w:p>
+      <w:pPr>
+        <w:spacing w:line="240" w:lineRule="auto"/>
+        <w:jc w:val="center"/>
+        <w:rPr>
+          <w:rFonts w:ascii="Times New Roman" w:eastAsia="Times New Roman" w:hAnsi="Times New Roman" w:cs="Times New Roman"/>
+          <w:sz w:val="24"/>
+          <w:szCs w:val="24"/>
+        </w:rPr>
+      </w:pPr>
+    </w:p>
+    <w:p>
+      <w:pPr>
+        <w:spacing w:line="240" w:lineRule="auto"/>
+        <w:jc w:val="center"/>
+        <w:rPr>
+          <w:rFonts w:ascii="Times New Roman" w:eastAsia="Times New Roman" w:hAnsi="Times New Roman" w:cs="Times New Roman"/>
+          <w:sz w:val="24"/>
+          <w:szCs w:val="24"/>
+        </w:rPr>
+      </w:pPr>
+    </w:p>
+    <w:p>
+      <w:pPr>
+        <w:spacing w:line="240" w:lineRule="auto"/>
+        <w:jc w:val="center"/>
+        <w:rPr>
+          <w:rFonts w:ascii="Times New Roman" w:eastAsia="Times New Roman" w:hAnsi="Times New Roman" w:cs="Times New Roman"/>
+          <w:sz w:val="24"/>
+          <w:szCs w:val="24"/>
+        </w:rPr>
+      </w:pPr>
+    </w:p>
+    <w:p>
+      <w:pPr>
+        <w:spacing w:line="240" w:lineRule="auto"/>
+        <w:jc w:val="center"/>
+        <w:rPr>
+          <w:rFonts w:ascii="Times New Roman" w:eastAsia="Times New Roman" w:hAnsi="Times New Roman" w:cs="Times New Roman"/>
+          <w:sz w:val="24"/>
+          <w:szCs w:val="24"/>
+        </w:rPr>
+      </w:pPr>
+    </w:p>
+    <w:p>
+      <w:pPr>
+        <w:spacing w:line="240" w:lineRule="auto"/>
+        <w:jc w:val="center"/>
+        <w:rPr>
+          <w:rFonts w:ascii="Times New Roman" w:eastAsia="Times New Roman" w:hAnsi="Times New Roman" w:cs="Times New Roman"/>
+          <w:sz w:val="24"/>
+          <w:szCs w:val="24"/>
+        </w:rPr>
+      </w:pPr>
+    </w:p>
+    <w:p>
+      <w:pPr>
+        <w:spacing w:line="240" w:lineRule="auto"/>
+        <w:jc w:val="center"/>
+        <w:rPr>
+          <w:rFonts w:ascii="Times New Roman" w:eastAsia="Times New Roman" w:hAnsi="Times New Roman" w:cs="Times New Roman"/>
+          <w:sz w:val="24"/>
+          <w:szCs w:val="24"/>
+        </w:rPr>
+      </w:pPr>
+    </w:p>
+    <w:p>
+      <w:pPr>
+        <w:spacing w:line="240" w:lineRule="auto"/>
+        <w:jc w:val="center"/>
+        <w:rPr>
+          <w:rFonts w:ascii="Times New Roman" w:eastAsia="Times New Roman" w:hAnsi="Times New Roman" w:cs="Times New Roman"/>
+          <w:sz w:val="24"/>
+          <w:szCs w:val="24"/>
         </w:rPr>
       </w:pPr>
     </w:p>
@@ -24759,6 +26537,7 @@
                 <w:sz w:val="24"/>
                 <w:szCs w:val="24"/>
               </w:rPr>
+              <w:lastRenderedPageBreak/>
               <w:t>Historia de usuario</w:t>
             </w:r>
           </w:p>
@@ -25444,6 +27223,226 @@
       </w:pPr>
       <w:bookmarkStart w:id="99" w:name="_1jflq7gxvkgf" w:colFirst="0" w:colLast="0"/>
       <w:bookmarkEnd w:id="99"/>
+    </w:p>
+    <w:p>
+      <w:pPr>
+        <w:spacing w:line="240" w:lineRule="auto"/>
+        <w:jc w:val="center"/>
+        <w:rPr>
+          <w:rFonts w:ascii="Times New Roman" w:eastAsia="Times New Roman" w:hAnsi="Times New Roman" w:cs="Times New Roman"/>
+          <w:sz w:val="24"/>
+          <w:szCs w:val="24"/>
+        </w:rPr>
+      </w:pPr>
+    </w:p>
+    <w:p>
+      <w:pPr>
+        <w:spacing w:line="240" w:lineRule="auto"/>
+        <w:jc w:val="center"/>
+        <w:rPr>
+          <w:rFonts w:ascii="Times New Roman" w:eastAsia="Times New Roman" w:hAnsi="Times New Roman" w:cs="Times New Roman"/>
+          <w:sz w:val="24"/>
+          <w:szCs w:val="24"/>
+        </w:rPr>
+      </w:pPr>
+    </w:p>
+    <w:p>
+      <w:pPr>
+        <w:spacing w:line="240" w:lineRule="auto"/>
+        <w:jc w:val="center"/>
+        <w:rPr>
+          <w:rFonts w:ascii="Times New Roman" w:eastAsia="Times New Roman" w:hAnsi="Times New Roman" w:cs="Times New Roman"/>
+          <w:sz w:val="24"/>
+          <w:szCs w:val="24"/>
+        </w:rPr>
+      </w:pPr>
+    </w:p>
+    <w:p>
+      <w:pPr>
+        <w:spacing w:line="240" w:lineRule="auto"/>
+        <w:jc w:val="center"/>
+        <w:rPr>
+          <w:rFonts w:ascii="Times New Roman" w:eastAsia="Times New Roman" w:hAnsi="Times New Roman" w:cs="Times New Roman"/>
+          <w:sz w:val="24"/>
+          <w:szCs w:val="24"/>
+        </w:rPr>
+      </w:pPr>
+    </w:p>
+    <w:p>
+      <w:pPr>
+        <w:spacing w:line="240" w:lineRule="auto"/>
+        <w:jc w:val="center"/>
+        <w:rPr>
+          <w:rFonts w:ascii="Times New Roman" w:eastAsia="Times New Roman" w:hAnsi="Times New Roman" w:cs="Times New Roman"/>
+          <w:sz w:val="24"/>
+          <w:szCs w:val="24"/>
+        </w:rPr>
+      </w:pPr>
+    </w:p>
+    <w:p>
+      <w:pPr>
+        <w:spacing w:line="240" w:lineRule="auto"/>
+        <w:jc w:val="center"/>
+        <w:rPr>
+          <w:rFonts w:ascii="Times New Roman" w:eastAsia="Times New Roman" w:hAnsi="Times New Roman" w:cs="Times New Roman"/>
+          <w:sz w:val="24"/>
+          <w:szCs w:val="24"/>
+        </w:rPr>
+      </w:pPr>
+    </w:p>
+    <w:p>
+      <w:pPr>
+        <w:spacing w:line="240" w:lineRule="auto"/>
+        <w:jc w:val="center"/>
+        <w:rPr>
+          <w:rFonts w:ascii="Times New Roman" w:eastAsia="Times New Roman" w:hAnsi="Times New Roman" w:cs="Times New Roman"/>
+          <w:sz w:val="24"/>
+          <w:szCs w:val="24"/>
+        </w:rPr>
+      </w:pPr>
+    </w:p>
+    <w:p>
+      <w:pPr>
+        <w:spacing w:line="240" w:lineRule="auto"/>
+        <w:jc w:val="center"/>
+        <w:rPr>
+          <w:rFonts w:ascii="Times New Roman" w:eastAsia="Times New Roman" w:hAnsi="Times New Roman" w:cs="Times New Roman"/>
+          <w:sz w:val="24"/>
+          <w:szCs w:val="24"/>
+        </w:rPr>
+      </w:pPr>
+    </w:p>
+    <w:p>
+      <w:pPr>
+        <w:spacing w:line="240" w:lineRule="auto"/>
+        <w:jc w:val="center"/>
+        <w:rPr>
+          <w:rFonts w:ascii="Times New Roman" w:eastAsia="Times New Roman" w:hAnsi="Times New Roman" w:cs="Times New Roman"/>
+          <w:sz w:val="24"/>
+          <w:szCs w:val="24"/>
+        </w:rPr>
+      </w:pPr>
+    </w:p>
+    <w:p>
+      <w:pPr>
+        <w:spacing w:line="240" w:lineRule="auto"/>
+        <w:jc w:val="center"/>
+        <w:rPr>
+          <w:rFonts w:ascii="Times New Roman" w:eastAsia="Times New Roman" w:hAnsi="Times New Roman" w:cs="Times New Roman"/>
+          <w:sz w:val="24"/>
+          <w:szCs w:val="24"/>
+        </w:rPr>
+      </w:pPr>
+    </w:p>
+    <w:p>
+      <w:pPr>
+        <w:spacing w:line="240" w:lineRule="auto"/>
+        <w:jc w:val="center"/>
+        <w:rPr>
+          <w:rFonts w:ascii="Times New Roman" w:eastAsia="Times New Roman" w:hAnsi="Times New Roman" w:cs="Times New Roman"/>
+          <w:sz w:val="24"/>
+          <w:szCs w:val="24"/>
+        </w:rPr>
+      </w:pPr>
+    </w:p>
+    <w:p>
+      <w:pPr>
+        <w:spacing w:line="240" w:lineRule="auto"/>
+        <w:jc w:val="center"/>
+        <w:rPr>
+          <w:rFonts w:ascii="Times New Roman" w:eastAsia="Times New Roman" w:hAnsi="Times New Roman" w:cs="Times New Roman"/>
+          <w:sz w:val="24"/>
+          <w:szCs w:val="24"/>
+        </w:rPr>
+      </w:pPr>
+    </w:p>
+    <w:p>
+      <w:pPr>
+        <w:spacing w:line="240" w:lineRule="auto"/>
+        <w:jc w:val="center"/>
+        <w:rPr>
+          <w:rFonts w:ascii="Times New Roman" w:eastAsia="Times New Roman" w:hAnsi="Times New Roman" w:cs="Times New Roman"/>
+          <w:sz w:val="24"/>
+          <w:szCs w:val="24"/>
+        </w:rPr>
+      </w:pPr>
+    </w:p>
+    <w:p>
+      <w:pPr>
+        <w:spacing w:line="240" w:lineRule="auto"/>
+        <w:jc w:val="center"/>
+        <w:rPr>
+          <w:rFonts w:ascii="Times New Roman" w:eastAsia="Times New Roman" w:hAnsi="Times New Roman" w:cs="Times New Roman"/>
+          <w:sz w:val="24"/>
+          <w:szCs w:val="24"/>
+        </w:rPr>
+      </w:pPr>
+    </w:p>
+    <w:p>
+      <w:pPr>
+        <w:spacing w:line="240" w:lineRule="auto"/>
+        <w:jc w:val="center"/>
+        <w:rPr>
+          <w:rFonts w:ascii="Times New Roman" w:eastAsia="Times New Roman" w:hAnsi="Times New Roman" w:cs="Times New Roman"/>
+          <w:sz w:val="24"/>
+          <w:szCs w:val="24"/>
+        </w:rPr>
+      </w:pPr>
+    </w:p>
+    <w:p>
+      <w:pPr>
+        <w:spacing w:line="240" w:lineRule="auto"/>
+        <w:jc w:val="center"/>
+        <w:rPr>
+          <w:rFonts w:ascii="Times New Roman" w:eastAsia="Times New Roman" w:hAnsi="Times New Roman" w:cs="Times New Roman"/>
+          <w:sz w:val="24"/>
+          <w:szCs w:val="24"/>
+        </w:rPr>
+      </w:pPr>
+    </w:p>
+    <w:p>
+      <w:pPr>
+        <w:spacing w:line="240" w:lineRule="auto"/>
+        <w:jc w:val="center"/>
+        <w:rPr>
+          <w:rFonts w:ascii="Times New Roman" w:eastAsia="Times New Roman" w:hAnsi="Times New Roman" w:cs="Times New Roman"/>
+          <w:sz w:val="24"/>
+          <w:szCs w:val="24"/>
+        </w:rPr>
+      </w:pPr>
+    </w:p>
+    <w:p>
+      <w:pPr>
+        <w:spacing w:line="240" w:lineRule="auto"/>
+        <w:jc w:val="center"/>
+        <w:rPr>
+          <w:rFonts w:ascii="Times New Roman" w:eastAsia="Times New Roman" w:hAnsi="Times New Roman" w:cs="Times New Roman"/>
+          <w:sz w:val="24"/>
+          <w:szCs w:val="24"/>
+        </w:rPr>
+      </w:pPr>
+    </w:p>
+    <w:p>
+      <w:pPr>
+        <w:spacing w:line="240" w:lineRule="auto"/>
+        <w:jc w:val="center"/>
+        <w:rPr>
+          <w:rFonts w:ascii="Times New Roman" w:eastAsia="Times New Roman" w:hAnsi="Times New Roman" w:cs="Times New Roman"/>
+          <w:sz w:val="24"/>
+          <w:szCs w:val="24"/>
+        </w:rPr>
+      </w:pPr>
+    </w:p>
+    <w:p>
+      <w:pPr>
+        <w:spacing w:line="240" w:lineRule="auto"/>
+        <w:jc w:val="center"/>
+        <w:rPr>
+          <w:rFonts w:ascii="Times New Roman" w:eastAsia="Times New Roman" w:hAnsi="Times New Roman" w:cs="Times New Roman"/>
+          <w:sz w:val="24"/>
+          <w:szCs w:val="24"/>
+        </w:rPr>
+      </w:pPr>
     </w:p>
     <w:p>
       <w:pPr>
@@ -25512,6 +27511,7 @@
                 <w:sz w:val="24"/>
                 <w:szCs w:val="24"/>
               </w:rPr>
+              <w:lastRenderedPageBreak/>
               <w:t>Historia de usuario</w:t>
             </w:r>
           </w:p>
@@ -25664,7 +27664,6 @@
                 <w:sz w:val="24"/>
                 <w:szCs w:val="24"/>
               </w:rPr>
-              <w:lastRenderedPageBreak/>
               <w:t>Como:</w:t>
             </w:r>
           </w:p>
@@ -26255,6 +28254,171 @@
       </w:pPr>
       <w:bookmarkStart w:id="103" w:name="_yi5ufmox7tlp" w:colFirst="0" w:colLast="0"/>
       <w:bookmarkEnd w:id="103"/>
+    </w:p>
+    <w:p>
+      <w:pPr>
+        <w:spacing w:line="240" w:lineRule="auto"/>
+        <w:ind w:left="1200"/>
+        <w:jc w:val="center"/>
+        <w:rPr>
+          <w:rFonts w:ascii="Times New Roman" w:eastAsia="Times New Roman" w:hAnsi="Times New Roman" w:cs="Times New Roman"/>
+          <w:b/>
+        </w:rPr>
+      </w:pPr>
+    </w:p>
+    <w:p>
+      <w:pPr>
+        <w:spacing w:line="240" w:lineRule="auto"/>
+        <w:ind w:left="1200"/>
+        <w:jc w:val="center"/>
+        <w:rPr>
+          <w:rFonts w:ascii="Times New Roman" w:eastAsia="Times New Roman" w:hAnsi="Times New Roman" w:cs="Times New Roman"/>
+          <w:b/>
+        </w:rPr>
+      </w:pPr>
+    </w:p>
+    <w:p>
+      <w:pPr>
+        <w:spacing w:line="240" w:lineRule="auto"/>
+        <w:ind w:left="1200"/>
+        <w:jc w:val="center"/>
+        <w:rPr>
+          <w:rFonts w:ascii="Times New Roman" w:eastAsia="Times New Roman" w:hAnsi="Times New Roman" w:cs="Times New Roman"/>
+          <w:b/>
+        </w:rPr>
+      </w:pPr>
+    </w:p>
+    <w:p>
+      <w:pPr>
+        <w:spacing w:line="240" w:lineRule="auto"/>
+        <w:ind w:left="1200"/>
+        <w:jc w:val="center"/>
+        <w:rPr>
+          <w:rFonts w:ascii="Times New Roman" w:eastAsia="Times New Roman" w:hAnsi="Times New Roman" w:cs="Times New Roman"/>
+          <w:b/>
+        </w:rPr>
+      </w:pPr>
+    </w:p>
+    <w:p>
+      <w:pPr>
+        <w:spacing w:line="240" w:lineRule="auto"/>
+        <w:ind w:left="1200"/>
+        <w:jc w:val="center"/>
+        <w:rPr>
+          <w:rFonts w:ascii="Times New Roman" w:eastAsia="Times New Roman" w:hAnsi="Times New Roman" w:cs="Times New Roman"/>
+          <w:b/>
+        </w:rPr>
+      </w:pPr>
+    </w:p>
+    <w:p>
+      <w:pPr>
+        <w:spacing w:line="240" w:lineRule="auto"/>
+        <w:ind w:left="1200"/>
+        <w:jc w:val="center"/>
+        <w:rPr>
+          <w:rFonts w:ascii="Times New Roman" w:eastAsia="Times New Roman" w:hAnsi="Times New Roman" w:cs="Times New Roman"/>
+          <w:b/>
+        </w:rPr>
+      </w:pPr>
+    </w:p>
+    <w:p>
+      <w:pPr>
+        <w:spacing w:line="240" w:lineRule="auto"/>
+        <w:ind w:left="1200"/>
+        <w:jc w:val="center"/>
+        <w:rPr>
+          <w:rFonts w:ascii="Times New Roman" w:eastAsia="Times New Roman" w:hAnsi="Times New Roman" w:cs="Times New Roman"/>
+          <w:b/>
+        </w:rPr>
+      </w:pPr>
+    </w:p>
+    <w:p>
+      <w:pPr>
+        <w:spacing w:line="240" w:lineRule="auto"/>
+        <w:ind w:left="1200"/>
+        <w:jc w:val="center"/>
+        <w:rPr>
+          <w:rFonts w:ascii="Times New Roman" w:eastAsia="Times New Roman" w:hAnsi="Times New Roman" w:cs="Times New Roman"/>
+          <w:b/>
+        </w:rPr>
+      </w:pPr>
+    </w:p>
+    <w:p>
+      <w:pPr>
+        <w:spacing w:line="240" w:lineRule="auto"/>
+        <w:ind w:left="1200"/>
+        <w:jc w:val="center"/>
+        <w:rPr>
+          <w:rFonts w:ascii="Times New Roman" w:eastAsia="Times New Roman" w:hAnsi="Times New Roman" w:cs="Times New Roman"/>
+          <w:b/>
+        </w:rPr>
+      </w:pPr>
+    </w:p>
+    <w:p>
+      <w:pPr>
+        <w:spacing w:line="240" w:lineRule="auto"/>
+        <w:ind w:left="1200"/>
+        <w:jc w:val="center"/>
+        <w:rPr>
+          <w:rFonts w:ascii="Times New Roman" w:eastAsia="Times New Roman" w:hAnsi="Times New Roman" w:cs="Times New Roman"/>
+          <w:b/>
+        </w:rPr>
+      </w:pPr>
+    </w:p>
+    <w:p>
+      <w:pPr>
+        <w:spacing w:line="240" w:lineRule="auto"/>
+        <w:ind w:left="1200"/>
+        <w:jc w:val="center"/>
+        <w:rPr>
+          <w:rFonts w:ascii="Times New Roman" w:eastAsia="Times New Roman" w:hAnsi="Times New Roman" w:cs="Times New Roman"/>
+          <w:b/>
+        </w:rPr>
+      </w:pPr>
+    </w:p>
+    <w:p>
+      <w:pPr>
+        <w:spacing w:line="240" w:lineRule="auto"/>
+        <w:ind w:left="1200"/>
+        <w:jc w:val="center"/>
+        <w:rPr>
+          <w:rFonts w:ascii="Times New Roman" w:eastAsia="Times New Roman" w:hAnsi="Times New Roman" w:cs="Times New Roman"/>
+          <w:b/>
+        </w:rPr>
+      </w:pPr>
+    </w:p>
+    <w:p>
+      <w:pPr>
+        <w:spacing w:line="240" w:lineRule="auto"/>
+        <w:ind w:left="1200"/>
+        <w:jc w:val="center"/>
+        <w:rPr>
+          <w:rFonts w:ascii="Times New Roman" w:eastAsia="Times New Roman" w:hAnsi="Times New Roman" w:cs="Times New Roman"/>
+          <w:b/>
+        </w:rPr>
+      </w:pPr>
+    </w:p>
+    <w:p>
+      <w:pPr>
+        <w:spacing w:line="240" w:lineRule="auto"/>
+        <w:ind w:left="1200"/>
+        <w:jc w:val="center"/>
+        <w:rPr>
+          <w:rFonts w:ascii="Times New Roman" w:eastAsia="Times New Roman" w:hAnsi="Times New Roman" w:cs="Times New Roman"/>
+          <w:b/>
+        </w:rPr>
+      </w:pPr>
+    </w:p>
+    <w:p>
+      <w:pPr>
+        <w:spacing w:line="240" w:lineRule="auto"/>
+        <w:ind w:left="1200"/>
+        <w:jc w:val="center"/>
+        <w:rPr>
+          <w:rFonts w:ascii="Times New Roman" w:eastAsia="Times New Roman" w:hAnsi="Times New Roman" w:cs="Times New Roman"/>
+          <w:b/>
+        </w:rPr>
+      </w:pPr>
     </w:p>
     <w:p>
       <w:pPr>
@@ -26315,6 +28479,7 @@
                 <w:sz w:val="24"/>
                 <w:szCs w:val="24"/>
               </w:rPr>
+              <w:lastRenderedPageBreak/>
               <w:t>Historia de usuario</w:t>
             </w:r>
           </w:p>
@@ -26658,7 +28823,23 @@
                 <w:sz w:val="24"/>
                 <w:szCs w:val="24"/>
               </w:rPr>
-              <w:t>Tener claridad sobre las fechas, horarios, número de personas y detalles de cada reserva</w:t>
+              <w:t>Tener claridad so</w:t>
+            </w:r>
+            <w:r>
+              <w:rPr>
+                <w:rFonts w:ascii="Times New Roman" w:eastAsia="Times New Roman" w:hAnsi="Times New Roman" w:cs="Times New Roman"/>
+                <w:sz w:val="24"/>
+                <w:szCs w:val="24"/>
+              </w:rPr>
+              <w:t>bre las fechas, horarios, cantidad</w:t>
+            </w:r>
+            <w:r>
+              <w:rPr>
+                <w:rFonts w:ascii="Times New Roman" w:eastAsia="Times New Roman" w:hAnsi="Times New Roman" w:cs="Times New Roman"/>
+                <w:sz w:val="24"/>
+                <w:szCs w:val="24"/>
+              </w:rPr>
+              <w:t xml:space="preserve"> de personas y detalles de cada reserva</w:t>
             </w:r>
           </w:p>
         </w:tc>
@@ -26797,14 +28978,6 @@
                 <w:szCs w:val="24"/>
               </w:rPr>
               <w:br/>
-            </w:r>
-            <w:r>
-              <w:rPr>
-                <w:rFonts w:ascii="Times New Roman" w:eastAsia="Times New Roman" w:hAnsi="Times New Roman" w:cs="Times New Roman"/>
-                <w:sz w:val="24"/>
-                <w:szCs w:val="24"/>
-              </w:rPr>
-              <w:lastRenderedPageBreak/>
               <w:t>-Posibilidad de filtrar o buscar reservas específicas (opcional).</w:t>
             </w:r>
           </w:p>
@@ -26847,7 +29020,6 @@
                 <w:sz w:val="24"/>
                 <w:szCs w:val="24"/>
               </w:rPr>
-              <w:lastRenderedPageBreak/>
               <w:t>Valor:</w:t>
             </w:r>
           </w:p>
@@ -29440,67 +31612,67 @@
       </w:rPr>
     </w:lvl>
   </w:abstractNum>
-  <w:num w:numId="1" w16cid:durableId="1227300072">
+  <w:num w:numId="1" w16cid:durableId="1156341597">
     <w:abstractNumId w:val="7"/>
   </w:num>
-  <w:num w:numId="2" w16cid:durableId="549803543">
+  <w:num w:numId="2" w16cid:durableId="2069957064">
     <w:abstractNumId w:val="8"/>
   </w:num>
-  <w:num w:numId="3" w16cid:durableId="1034694044">
+  <w:num w:numId="3" w16cid:durableId="888492092">
     <w:abstractNumId w:val="20"/>
   </w:num>
-  <w:num w:numId="4" w16cid:durableId="240725942">
+  <w:num w:numId="4" w16cid:durableId="263923182">
     <w:abstractNumId w:val="10"/>
   </w:num>
-  <w:num w:numId="5" w16cid:durableId="596327404">
+  <w:num w:numId="5" w16cid:durableId="1476068332">
     <w:abstractNumId w:val="13"/>
   </w:num>
-  <w:num w:numId="6" w16cid:durableId="617613860">
+  <w:num w:numId="6" w16cid:durableId="1071781274">
     <w:abstractNumId w:val="0"/>
   </w:num>
-  <w:num w:numId="7" w16cid:durableId="1954439773">
+  <w:num w:numId="7" w16cid:durableId="1807971449">
     <w:abstractNumId w:val="6"/>
   </w:num>
-  <w:num w:numId="8" w16cid:durableId="623581535">
+  <w:num w:numId="8" w16cid:durableId="1414739781">
     <w:abstractNumId w:val="4"/>
   </w:num>
-  <w:num w:numId="9" w16cid:durableId="261382722">
+  <w:num w:numId="9" w16cid:durableId="1832330032">
     <w:abstractNumId w:val="1"/>
   </w:num>
-  <w:num w:numId="10" w16cid:durableId="1005206992">
+  <w:num w:numId="10" w16cid:durableId="1019311770">
     <w:abstractNumId w:val="5"/>
   </w:num>
-  <w:num w:numId="11" w16cid:durableId="787048775">
+  <w:num w:numId="11" w16cid:durableId="563103126">
     <w:abstractNumId w:val="18"/>
   </w:num>
-  <w:num w:numId="12" w16cid:durableId="224296474">
+  <w:num w:numId="12" w16cid:durableId="1755473706">
     <w:abstractNumId w:val="2"/>
   </w:num>
-  <w:num w:numId="13" w16cid:durableId="2044014309">
+  <w:num w:numId="13" w16cid:durableId="665594405">
     <w:abstractNumId w:val="16"/>
   </w:num>
-  <w:num w:numId="14" w16cid:durableId="1357661733">
+  <w:num w:numId="14" w16cid:durableId="1143035642">
     <w:abstractNumId w:val="3"/>
   </w:num>
-  <w:num w:numId="15" w16cid:durableId="1923875671">
+  <w:num w:numId="15" w16cid:durableId="1463427190">
     <w:abstractNumId w:val="9"/>
   </w:num>
-  <w:num w:numId="16" w16cid:durableId="835614204">
+  <w:num w:numId="16" w16cid:durableId="1751847163">
     <w:abstractNumId w:val="12"/>
   </w:num>
-  <w:num w:numId="17" w16cid:durableId="944263036">
+  <w:num w:numId="17" w16cid:durableId="2137485811">
     <w:abstractNumId w:val="15"/>
   </w:num>
-  <w:num w:numId="18" w16cid:durableId="1405955955">
+  <w:num w:numId="18" w16cid:durableId="276566694">
     <w:abstractNumId w:val="19"/>
   </w:num>
-  <w:num w:numId="19" w16cid:durableId="170217355">
+  <w:num w:numId="19" w16cid:durableId="345403447">
     <w:abstractNumId w:val="17"/>
   </w:num>
-  <w:num w:numId="20" w16cid:durableId="1251351352">
+  <w:num w:numId="20" w16cid:durableId="1299720570">
     <w:abstractNumId w:val="14"/>
   </w:num>
-  <w:num w:numId="21" w16cid:durableId="1486822478">
+  <w:num w:numId="21" w16cid:durableId="1513374606">
     <w:abstractNumId w:val="11"/>
   </w:num>
 </w:numbering>
@@ -30021,6 +32193,7 @@
   <w:style w:type="character" w:default="1" w:styleId="Fuentedeprrafopredeter">
     <w:name w:val="Default Paragraph Font"/>
     <w:uiPriority w:val="1"/>
+    <w:semiHidden/>
     <w:unhideWhenUsed/>
   </w:style>
   <w:style w:type="table" w:default="1" w:styleId="Tablanormal">
